--- a/Smart NFU School/專題-虎科大智慧校園.docx
+++ b/Smart NFU School/專題-虎科大智慧校園.docx
@@ -361,7 +361,7 @@
         <w:spacing w:line="480" w:lineRule="auto"/>
         <w:jc w:val="center"/>
         <w:rPr>
-          <w:rFonts w:ascii="Times New Roman" w:eastAsia="DFKai-SB" w:hAnsi="Times New Roman"/>
+          <w:rFonts w:ascii="Times New Roman" w:eastAsia="DFKai-SB" w:hAnsi="Times New Roman" w:hint="eastAsia"/>
           <w:sz w:val="36"/>
           <w:szCs w:val="36"/>
         </w:rPr>
@@ -380,14 +380,6 @@
           <w:sz w:val="36"/>
           <w:szCs w:val="36"/>
         </w:rPr>
-        <w:t xml:space="preserve"> </w:t>
-      </w:r>
-      <w:r>
-        <w:rPr>
-          <w:rFonts w:ascii="Times New Roman" w:eastAsia="DFKai-SB" w:hAnsi="Times New Roman" w:hint="eastAsia"/>
-          <w:sz w:val="36"/>
-          <w:szCs w:val="36"/>
-        </w:rPr>
         <w:t></w:t>
       </w:r>
       <w:r>
@@ -397,6 +389,54 @@
           <w:szCs w:val="36"/>
         </w:rPr>
         <w:t>邱致綸</w:t>
+      </w:r>
+      <w:r>
+        <w:rPr>
+          <w:rFonts w:ascii="Times New Roman" w:eastAsia="DFKai-SB" w:hAnsi="Times New Roman" w:hint="eastAsia"/>
+          <w:sz w:val="36"/>
+          <w:szCs w:val="36"/>
+        </w:rPr>
+        <w:t xml:space="preserve">  </w:t>
+      </w:r>
+      <w:r>
+        <w:rPr>
+          <w:rFonts w:ascii="Times New Roman" w:eastAsia="DFKai-SB" w:hAnsi="Times New Roman" w:hint="eastAsia"/>
+          <w:sz w:val="36"/>
+          <w:szCs w:val="36"/>
+        </w:rPr>
+        <w:t>陳柏霖</w:t>
+      </w:r>
+      <w:r>
+        <w:rPr>
+          <w:rFonts w:ascii="Times New Roman" w:eastAsia="DFKai-SB" w:hAnsi="Times New Roman"/>
+          <w:sz w:val="36"/>
+          <w:szCs w:val="36"/>
+        </w:rPr>
+        <w:t xml:space="preserve">  </w:t>
+      </w:r>
+      <w:r>
+        <w:rPr>
+          <w:rFonts w:ascii="Times New Roman" w:eastAsia="DFKai-SB" w:hAnsi="Times New Roman" w:hint="eastAsia"/>
+          <w:sz w:val="36"/>
+          <w:szCs w:val="36"/>
+        </w:rPr>
+        <w:t>簡均錤</w:t>
+      </w:r>
+      <w:r>
+        <w:rPr>
+          <w:rFonts w:ascii="Times New Roman" w:eastAsia="DFKai-SB" w:hAnsi="Times New Roman" w:hint="eastAsia"/>
+          <w:sz w:val="36"/>
+          <w:szCs w:val="36"/>
+        </w:rPr>
+        <w:t xml:space="preserve">  </w:t>
+      </w:r>
+      <w:r>
+        <w:rPr>
+          <w:rFonts w:ascii="Times New Roman" w:eastAsia="DFKai-SB" w:hAnsi="Times New Roman" w:hint="eastAsia"/>
+          <w:sz w:val="36"/>
+          <w:szCs w:val="36"/>
+        </w:rPr>
+        <w:t>劉宥靖</w:t>
       </w:r>
     </w:p>
     <w:p>
@@ -404,7 +444,7 @@
         <w:spacing w:line="480" w:lineRule="auto"/>
         <w:jc w:val="center"/>
         <w:rPr>
-          <w:rFonts w:ascii="Times New Roman" w:eastAsia="DFKai-SB" w:hAnsi="Times New Roman"/>
+          <w:rFonts w:ascii="Times New Roman" w:eastAsia="DFKai-SB" w:hAnsi="Times New Roman" w:hint="eastAsia"/>
           <w:sz w:val="36"/>
           <w:szCs w:val="36"/>
         </w:rPr>
@@ -440,6 +480,14 @@
           <w:szCs w:val="36"/>
         </w:rPr>
         <w:t>21414111</w:t>
+      </w:r>
+      <w:r>
+        <w:rPr>
+          <w:rFonts w:ascii="Times New Roman" w:eastAsia="DFKai-SB" w:hAnsi="Times New Roman" w:hint="eastAsia"/>
+          <w:sz w:val="36"/>
+          <w:szCs w:val="36"/>
+        </w:rPr>
+        <w:t xml:space="preserve">  21414119  21414129 21414137</w:t>
       </w:r>
     </w:p>
     <w:p>
@@ -597,7 +645,7 @@
     <w:p>
       <w:pPr>
         <w:rPr>
-          <w:rFonts w:ascii="Times New Roman" w:eastAsia="DFKai-SB" w:hAnsi="Times New Roman" w:hint="eastAsia"/>
+          <w:rFonts w:ascii="Times New Roman" w:eastAsia="DFKai-SB" w:hAnsi="Times New Roman"/>
         </w:rPr>
       </w:pPr>
       <w:r>
@@ -1019,7 +1067,13 @@
         <w:rPr>
           <w:rFonts w:ascii="Times New Roman" w:eastAsia="DFKai-SB" w:hAnsi="Times New Roman" w:hint="eastAsia"/>
         </w:rPr>
-        <w:t>因此有了智慧指路牌的想法，進而</w:t>
+        <w:t>因此有了智慧教室</w:t>
+      </w:r>
+      <w:r>
+        <w:rPr>
+          <w:rFonts w:ascii="Times New Roman" w:eastAsia="DFKai-SB" w:hAnsi="Times New Roman" w:hint="eastAsia"/>
+        </w:rPr>
+        <w:t>牌的想法，進而</w:t>
       </w:r>
       <w:r>
         <w:rPr>
@@ -1111,19 +1165,85 @@
         <w:rPr>
           <w:rFonts w:ascii="Times New Roman" w:eastAsia="DFKai-SB" w:hAnsi="Times New Roman" w:hint="eastAsia"/>
         </w:rPr>
-        <w:t>結合手機與地理位置</w:t>
-      </w:r>
-      <w:r>
-        <w:rPr>
-          <w:rFonts w:ascii="Times New Roman" w:eastAsia="DFKai-SB" w:hAnsi="Times New Roman" w:hint="eastAsia"/>
-        </w:rPr>
-        <w:t>去尋找教室，讓同學可以找到教室，也減少同學問不到教室位置的尷尬情況</w:t>
-      </w:r>
-      <w:r>
-        <w:rPr>
-          <w:rFonts w:ascii="Times New Roman" w:eastAsia="DFKai-SB" w:hAnsi="Times New Roman" w:hint="eastAsia"/>
-        </w:rPr>
-        <w:t>。</w:t>
+        <w:t>結合手機</w:t>
+      </w:r>
+      <w:r>
+        <w:rPr>
+          <w:rFonts w:ascii="Times New Roman" w:eastAsia="DFKai-SB" w:hAnsi="Times New Roman"/>
+        </w:rPr>
+        <w:t>app</w:t>
+      </w:r>
+      <w:r>
+        <w:rPr>
+          <w:rFonts w:ascii="Times New Roman" w:eastAsia="DFKai-SB" w:hAnsi="Times New Roman" w:hint="eastAsia"/>
+        </w:rPr>
+        <w:t>與智慧教室牌</w:t>
+      </w:r>
+      <w:r>
+        <w:rPr>
+          <w:rFonts w:ascii="Times New Roman" w:eastAsia="DFKai-SB" w:hAnsi="Times New Roman" w:hint="eastAsia"/>
+        </w:rPr>
+        <w:t>去尋找教室，</w:t>
+      </w:r>
+      <w:r>
+        <w:rPr>
+          <w:rFonts w:ascii="Times New Roman" w:eastAsia="DFKai-SB" w:hAnsi="Times New Roman" w:hint="eastAsia"/>
+        </w:rPr>
+        <w:t>利用智慧教室牌裡的</w:t>
+      </w:r>
+      <w:r>
+        <w:rPr>
+          <w:rFonts w:ascii="Times New Roman" w:eastAsia="DFKai-SB" w:hAnsi="Times New Roman" w:hint="eastAsia"/>
+        </w:rPr>
+        <w:t>G</w:t>
+      </w:r>
+      <w:r>
+        <w:rPr>
+          <w:rFonts w:ascii="Times New Roman" w:eastAsia="DFKai-SB" w:hAnsi="Times New Roman"/>
+        </w:rPr>
+        <w:t>PS</w:t>
+      </w:r>
+      <w:r>
+        <w:rPr>
+          <w:rFonts w:ascii="Times New Roman" w:eastAsia="DFKai-SB" w:hAnsi="Times New Roman" w:hint="eastAsia"/>
+        </w:rPr>
+        <w:t>讓同學可以找到教室，也減少同學問不到教室位置的尷尬情況</w:t>
+      </w:r>
+      <w:r>
+        <w:rPr>
+          <w:rFonts w:ascii="Times New Roman" w:eastAsia="DFKai-SB" w:hAnsi="Times New Roman" w:hint="eastAsia"/>
+        </w:rPr>
+        <w:t>，</w:t>
+      </w:r>
+      <w:r>
+        <w:rPr>
+          <w:rFonts w:ascii="Times New Roman" w:eastAsia="DFKai-SB" w:hAnsi="Times New Roman" w:hint="eastAsia"/>
+        </w:rPr>
+        <w:t>利用紅外線感應</w:t>
+      </w:r>
+      <w:r>
+        <w:rPr>
+          <w:rFonts w:ascii="Times New Roman" w:eastAsia="DFKai-SB" w:hAnsi="Times New Roman" w:hint="eastAsia"/>
+        </w:rPr>
+        <w:t>來</w:t>
+      </w:r>
+      <w:r>
+        <w:rPr>
+          <w:rFonts w:ascii="Times New Roman" w:eastAsia="DFKai-SB" w:hAnsi="Times New Roman" w:hint="eastAsia"/>
+        </w:rPr>
+        <w:t>偵測剩餘的停車</w:t>
+      </w:r>
+      <w:r>
+        <w:rPr>
+          <w:rFonts w:ascii="Times New Roman" w:eastAsia="DFKai-SB" w:hAnsi="Times New Roman" w:hint="eastAsia"/>
+        </w:rPr>
+        <w:t>場</w:t>
+      </w:r>
+      <w:r>
+        <w:rPr>
+          <w:rFonts w:ascii="Times New Roman" w:eastAsia="DFKai-SB" w:hAnsi="Times New Roman" w:hint="eastAsia"/>
+        </w:rPr>
+        <w:t>數量，</w:t>
       </w:r>
     </w:p>
     <w:p>
@@ -1180,21 +1300,20 @@
     <w:p>
       <w:pPr>
         <w:rPr>
-          <w:rFonts w:ascii="Times New Roman" w:eastAsia="DFKai-SB" w:hAnsi="Times New Roman" w:hint="eastAsia"/>
-        </w:rPr>
-      </w:pPr>
-    </w:p>
-    <w:p>
-      <w:pPr>
-        <w:rPr>
-          <w:rFonts w:ascii="Times New Roman" w:eastAsia="DFKai-SB" w:hAnsi="Times New Roman"/>
-        </w:rPr>
-      </w:pPr>
-      <w:r>
-        <w:rPr>
-          <w:rFonts w:ascii="Times New Roman" w:eastAsia="DFKai-SB" w:hAnsi="Times New Roman" w:hint="eastAsia"/>
-        </w:rPr>
-        <w:lastRenderedPageBreak/>
+          <w:rFonts w:ascii="Times New Roman" w:eastAsia="DFKai-SB" w:hAnsi="Times New Roman"/>
+        </w:rPr>
+      </w:pPr>
+    </w:p>
+    <w:p>
+      <w:pPr>
+        <w:rPr>
+          <w:rFonts w:ascii="Times New Roman" w:eastAsia="DFKai-SB" w:hAnsi="Times New Roman"/>
+        </w:rPr>
+      </w:pPr>
+      <w:r>
+        <w:rPr>
+          <w:rFonts w:ascii="Times New Roman" w:eastAsia="DFKai-SB" w:hAnsi="Times New Roman" w:hint="eastAsia"/>
+        </w:rPr>
         <w:t>四、理論</w:t>
       </w:r>
       <w:r>
@@ -1277,7 +1396,7 @@
     <w:p>
       <w:pPr>
         <w:rPr>
-          <w:rFonts w:ascii="Times New Roman" w:eastAsia="DFKai-SB" w:hAnsi="Times New Roman" w:hint="eastAsia"/>
+          <w:rFonts w:ascii="Times New Roman" w:eastAsia="DFKai-SB" w:hAnsi="Times New Roman"/>
         </w:rPr>
       </w:pPr>
       <w:r>
@@ -2562,7 +2681,7 @@
 </file>
 
 <file path=customXml/itemProps1.xml><?xml version="1.0" encoding="utf-8"?>
-<ds:datastoreItem xmlns:ds="http://schemas.openxmlformats.org/officeDocument/2006/customXml" ds:itemID="{A35035F0-0331-4F96-9B73-2888BC93CB93}">
+<ds:datastoreItem xmlns:ds="http://schemas.openxmlformats.org/officeDocument/2006/customXml" ds:itemID="{011ECA4B-88DF-4AF2-9015-22C54E4927AB}">
   <ds:schemaRefs>
     <ds:schemaRef ds:uri="http://schemas.openxmlformats.org/officeDocument/2006/bibliography"/>
   </ds:schemaRefs>

--- a/Smart NFU School/專題-虎科大智慧校園.docx
+++ b/Smart NFU School/專題-虎科大智慧校園.docx
@@ -361,7 +361,7 @@
         <w:spacing w:line="480" w:lineRule="auto"/>
         <w:jc w:val="center"/>
         <w:rPr>
-          <w:rFonts w:ascii="Times New Roman" w:eastAsia="DFKai-SB" w:hAnsi="Times New Roman" w:hint="eastAsia"/>
+          <w:rFonts w:ascii="Times New Roman" w:eastAsia="DFKai-SB" w:hAnsi="Times New Roman"/>
           <w:sz w:val="36"/>
           <w:szCs w:val="36"/>
         </w:rPr>
@@ -444,7 +444,7 @@
         <w:spacing w:line="480" w:lineRule="auto"/>
         <w:jc w:val="center"/>
         <w:rPr>
-          <w:rFonts w:ascii="Times New Roman" w:eastAsia="DFKai-SB" w:hAnsi="Times New Roman" w:hint="eastAsia"/>
+          <w:rFonts w:ascii="Times New Roman" w:eastAsia="DFKai-SB" w:hAnsi="Times New Roman"/>
           <w:sz w:val="36"/>
           <w:szCs w:val="36"/>
         </w:rPr>
@@ -832,6 +832,44 @@
         <w:rPr>
           <w:rFonts w:ascii="Times New Roman" w:eastAsia="DFKai-SB" w:hAnsi="Times New Roman" w:hint="eastAsia"/>
         </w:rPr>
+        <w:t>0</w:t>
+      </w:r>
+      <w:r>
+        <w:rPr>
+          <w:rFonts w:ascii="Times New Roman" w:eastAsia="DFKai-SB" w:hAnsi="Times New Roman" w:hint="eastAsia"/>
+        </w:rPr>
+        <w:t>8</w:t>
+      </w:r>
+      <w:r>
+        <w:rPr>
+          <w:rFonts w:ascii="Times New Roman" w:eastAsia="DFKai-SB" w:hAnsi="Times New Roman" w:hint="eastAsia"/>
+        </w:rPr>
+        <w:t xml:space="preserve">. </w:t>
+      </w:r>
+      <w:r>
+        <w:rPr>
+          <w:rFonts w:ascii="Times New Roman" w:eastAsia="DFKai-SB" w:hAnsi="Times New Roman" w:hint="eastAsia"/>
+        </w:rPr>
+        <w:t>GPS</w:t>
+      </w:r>
+    </w:p>
+    <w:p>
+      <w:pPr>
+        <w:rPr>
+          <w:rFonts w:ascii="Times New Roman" w:eastAsia="DFKai-SB" w:hAnsi="Times New Roman"/>
+        </w:rPr>
+      </w:pPr>
+    </w:p>
+    <w:p>
+      <w:pPr>
+        <w:rPr>
+          <w:rFonts w:ascii="Times New Roman" w:eastAsia="DFKai-SB" w:hAnsi="Times New Roman"/>
+        </w:rPr>
+      </w:pPr>
+      <w:r>
+        <w:rPr>
+          <w:rFonts w:ascii="Times New Roman" w:eastAsia="DFKai-SB" w:hAnsi="Times New Roman" w:hint="eastAsia"/>
+        </w:rPr>
         <w:t>軟體</w:t>
       </w:r>
       <w:r>
@@ -947,6 +985,13 @@
           <w:rFonts w:ascii="Times New Roman" w:eastAsia="DFKai-SB" w:hAnsi="Times New Roman"/>
         </w:rPr>
       </w:pPr>
+    </w:p>
+    <w:p>
+      <w:pPr>
+        <w:rPr>
+          <w:rFonts w:ascii="Times New Roman" w:eastAsia="DFKai-SB" w:hAnsi="Times New Roman"/>
+        </w:rPr>
+      </w:pPr>
       <w:r>
         <w:rPr>
           <w:rFonts w:ascii="Times New Roman" w:eastAsia="DFKai-SB" w:hAnsi="Times New Roman" w:hint="eastAsia"/>
@@ -1193,15 +1238,21 @@
       </w:r>
       <w:r>
         <w:rPr>
-          <w:rFonts w:ascii="Times New Roman" w:eastAsia="DFKai-SB" w:hAnsi="Times New Roman" w:hint="eastAsia"/>
-        </w:rPr>
-        <w:t>G</w:t>
-      </w:r>
-      <w:r>
-        <w:rPr>
-          <w:rFonts w:ascii="Times New Roman" w:eastAsia="DFKai-SB" w:hAnsi="Times New Roman"/>
-        </w:rPr>
-        <w:t>PS</w:t>
+          <w:rFonts w:ascii="Times New Roman" w:eastAsia="DFKai-SB" w:hAnsi="Times New Roman"/>
+        </w:rPr>
+        <w:t>應用物聯網（</w:t>
+      </w:r>
+      <w:r>
+        <w:rPr>
+          <w:rFonts w:ascii="Times New Roman" w:eastAsia="DFKai-SB" w:hAnsi="Times New Roman"/>
+        </w:rPr>
+        <w:t>IoT</w:t>
+      </w:r>
+      <w:r>
+        <w:rPr>
+          <w:rFonts w:ascii="Times New Roman" w:eastAsia="DFKai-SB" w:hAnsi="Times New Roman"/>
+        </w:rPr>
+        <w:t>）架構</w:t>
       </w:r>
       <w:r>
         <w:rPr>
@@ -1256,6 +1307,7 @@
         <w:rPr>
           <w:rFonts w:ascii="Times New Roman" w:eastAsia="DFKai-SB" w:hAnsi="Times New Roman" w:hint="eastAsia"/>
         </w:rPr>
+        <w:lastRenderedPageBreak/>
         <w:t>二、</w:t>
       </w:r>
       <w:r>
@@ -1273,10 +1325,29 @@
       </w:pPr>
       <w:r>
         <w:rPr>
-          <w:rFonts w:ascii="Times New Roman" w:eastAsia="DFKai-SB" w:hAnsi="Times New Roman" w:hint="eastAsia"/>
-        </w:rPr>
-        <w:t>虎科大、智慧、校園</w:t>
-      </w:r>
+          <w:rFonts w:ascii="Times New Roman" w:eastAsia="DFKai-SB" w:hAnsi="Times New Roman"/>
+        </w:rPr>
+        <w:t>虎科大、智慧校園、物聯網、</w:t>
+      </w:r>
+      <w:r>
+        <w:rPr>
+          <w:rFonts w:ascii="Times New Roman" w:eastAsia="DFKai-SB" w:hAnsi="Times New Roman" w:hint="eastAsia"/>
+        </w:rPr>
+        <w:t>智慧教室牌</w:t>
+      </w:r>
+      <w:r>
+        <w:rPr>
+          <w:rFonts w:ascii="Times New Roman" w:eastAsia="DFKai-SB" w:hAnsi="Times New Roman"/>
+        </w:rPr>
+        <w:t>、智慧停車場</w:t>
+      </w:r>
+    </w:p>
+    <w:p>
+      <w:pPr>
+        <w:rPr>
+          <w:rFonts w:ascii="Times New Roman" w:eastAsia="DFKai-SB" w:hAnsi="Times New Roman"/>
+        </w:rPr>
+      </w:pPr>
     </w:p>
     <w:p>
       <w:pPr>
@@ -1303,6 +1374,44 @@
           <w:rFonts w:ascii="Times New Roman" w:eastAsia="DFKai-SB" w:hAnsi="Times New Roman"/>
         </w:rPr>
       </w:pPr>
+      <w:r>
+        <w:rPr>
+          <w:rFonts w:ascii="Times New Roman" w:eastAsia="DFKai-SB" w:hAnsi="Times New Roman" w:hint="eastAsia"/>
+        </w:rPr>
+        <w:t xml:space="preserve">        </w:t>
+      </w:r>
+      <w:r>
+        <w:rPr>
+          <w:rFonts w:ascii="Times New Roman" w:eastAsia="DFKai-SB" w:hAnsi="Times New Roman"/>
+        </w:rPr>
+        <w:t>隨著科技進步與物聯網技術發展，智慧校園已成為未來趨勢之一。本專題以學生在校園中的實際需求為出發點，發現新生在初入校園時常面臨找不到教室的問題，而校園停車位資訊不透明也造成使用上的不便。</w:t>
+      </w:r>
+    </w:p>
+    <w:p>
+      <w:pPr>
+        <w:rPr>
+          <w:rFonts w:ascii="Times New Roman" w:eastAsia="DFKai-SB" w:hAnsi="Times New Roman"/>
+        </w:rPr>
+      </w:pPr>
+      <w:r>
+        <w:rPr>
+          <w:rFonts w:ascii="Times New Roman" w:eastAsia="DFKai-SB" w:hAnsi="Times New Roman" w:hint="eastAsia"/>
+        </w:rPr>
+        <w:t xml:space="preserve">       </w:t>
+      </w:r>
+      <w:r>
+        <w:rPr>
+          <w:rFonts w:ascii="Times New Roman" w:eastAsia="DFKai-SB" w:hAnsi="Times New Roman"/>
+        </w:rPr>
+        <w:t>因此，本研究設計智慧教室尋路系統與智慧停車場系統，透過手機應用程式與感測設備整合，使使用者能即時取得教室位置與停車資訊。透過此系統，不僅提升校園效率，也減少時間浪費，達到智慧化管理之目的。</w:t>
+      </w:r>
+    </w:p>
+    <w:p>
+      <w:pPr>
+        <w:rPr>
+          <w:rFonts w:ascii="Times New Roman" w:eastAsia="DFKai-SB" w:hAnsi="Times New Roman"/>
+        </w:rPr>
+      </w:pPr>
     </w:p>
     <w:p>
       <w:pPr>
@@ -1333,6 +1442,228 @@
         <w:rPr>
           <w:rFonts w:ascii="Times New Roman" w:eastAsia="DFKai-SB" w:hAnsi="Times New Roman" w:hint="eastAsia"/>
         </w:rPr>
+        <w:t xml:space="preserve">        </w:t>
+      </w:r>
+      <w:r>
+        <w:rPr>
+          <w:rFonts w:ascii="Times New Roman" w:eastAsia="DFKai-SB" w:hAnsi="Times New Roman"/>
+        </w:rPr>
+        <w:t>本專題主要應用物聯網（</w:t>
+      </w:r>
+      <w:r>
+        <w:rPr>
+          <w:rFonts w:ascii="Times New Roman" w:eastAsia="DFKai-SB" w:hAnsi="Times New Roman"/>
+        </w:rPr>
+        <w:t>IoT</w:t>
+      </w:r>
+      <w:r>
+        <w:rPr>
+          <w:rFonts w:ascii="Times New Roman" w:eastAsia="DFKai-SB" w:hAnsi="Times New Roman"/>
+        </w:rPr>
+        <w:t>）架構，透過</w:t>
+      </w:r>
+      <w:r>
+        <w:rPr>
+          <w:rFonts w:ascii="Times New Roman" w:eastAsia="DFKai-SB" w:hAnsi="Times New Roman"/>
+        </w:rPr>
+        <w:t>ESP32</w:t>
+      </w:r>
+      <w:r>
+        <w:rPr>
+          <w:rFonts w:ascii="Times New Roman" w:eastAsia="DFKai-SB" w:hAnsi="Times New Roman"/>
+        </w:rPr>
+        <w:t>進行資料處理與傳輸，並搭配感測器與顯示設備實現智慧化功能。</w:t>
+      </w:r>
+      <w:r>
+        <w:rPr>
+          <w:rFonts w:ascii="Times New Roman" w:eastAsia="DFKai-SB" w:hAnsi="Times New Roman"/>
+        </w:rPr>
+        <w:t>此方式不需依賴</w:t>
+      </w:r>
+      <w:r>
+        <w:rPr>
+          <w:rFonts w:ascii="Times New Roman" w:eastAsia="DFKai-SB" w:hAnsi="Times New Roman"/>
+        </w:rPr>
+        <w:t>GPS</w:t>
+      </w:r>
+      <w:r>
+        <w:rPr>
+          <w:rFonts w:ascii="Times New Roman" w:eastAsia="DFKai-SB" w:hAnsi="Times New Roman"/>
+        </w:rPr>
+        <w:t>定位，改以資料庫查詢與資訊顯示為主，提高系統穩定性與可行性。</w:t>
+      </w:r>
+      <w:r>
+        <w:rPr>
+          <w:rFonts w:ascii="Times New Roman" w:eastAsia="DFKai-SB" w:hAnsi="Times New Roman"/>
+        </w:rPr>
+        <w:t xml:space="preserve"> </w:t>
+      </w:r>
+      <w:r>
+        <w:rPr>
+          <w:rFonts w:ascii="Times New Roman" w:eastAsia="DFKai-SB" w:hAnsi="Times New Roman"/>
+        </w:rPr>
+        <w:t>關鍵技術：</w:t>
+      </w:r>
+      <w:r>
+        <w:rPr>
+          <w:rFonts w:ascii="Times New Roman" w:eastAsia="DFKai-SB" w:hAnsi="Times New Roman"/>
+        </w:rPr>
+        <w:t xml:space="preserve"> </w:t>
+      </w:r>
+    </w:p>
+    <w:p>
+      <w:pPr>
+        <w:numPr>
+          <w:ilvl w:val="0"/>
+          <w:numId w:val="2"/>
+        </w:numPr>
+        <w:rPr>
+          <w:rFonts w:ascii="Times New Roman" w:eastAsia="DFKai-SB" w:hAnsi="Times New Roman"/>
+        </w:rPr>
+      </w:pPr>
+      <w:r>
+        <w:rPr>
+          <w:rFonts w:ascii="Times New Roman" w:eastAsia="DFKai-SB" w:hAnsi="Times New Roman"/>
+        </w:rPr>
+        <w:t>資料庫查詢</w:t>
+      </w:r>
+    </w:p>
+    <w:p>
+      <w:pPr>
+        <w:numPr>
+          <w:ilvl w:val="0"/>
+          <w:numId w:val="2"/>
+        </w:numPr>
+        <w:rPr>
+          <w:rFonts w:ascii="Times New Roman" w:eastAsia="DFKai-SB" w:hAnsi="Times New Roman"/>
+        </w:rPr>
+      </w:pPr>
+      <w:r>
+        <w:rPr>
+          <w:rFonts w:ascii="Times New Roman" w:eastAsia="DFKai-SB" w:hAnsi="Times New Roman"/>
+        </w:rPr>
+        <w:t>無線資料傳輸（</w:t>
+      </w:r>
+      <w:r>
+        <w:rPr>
+          <w:rFonts w:ascii="Times New Roman" w:eastAsia="DFKai-SB" w:hAnsi="Times New Roman"/>
+        </w:rPr>
+        <w:t>Wi-Fi</w:t>
+      </w:r>
+      <w:r>
+        <w:rPr>
+          <w:rFonts w:ascii="Times New Roman" w:eastAsia="DFKai-SB" w:hAnsi="Times New Roman"/>
+        </w:rPr>
+        <w:t>）</w:t>
+      </w:r>
+    </w:p>
+    <w:p>
+      <w:pPr>
+        <w:numPr>
+          <w:ilvl w:val="0"/>
+          <w:numId w:val="2"/>
+        </w:numPr>
+        <w:rPr>
+          <w:rFonts w:ascii="Times New Roman" w:eastAsia="DFKai-SB" w:hAnsi="Times New Roman"/>
+        </w:rPr>
+      </w:pPr>
+      <w:r>
+        <w:rPr>
+          <w:rFonts w:ascii="Times New Roman" w:eastAsia="DFKai-SB" w:hAnsi="Times New Roman"/>
+        </w:rPr>
+        <w:t>顯示裝置控制</w:t>
+      </w:r>
+    </w:p>
+    <w:p>
+      <w:pPr>
+        <w:rPr>
+          <w:rFonts w:ascii="Times New Roman" w:eastAsia="DFKai-SB" w:hAnsi="Times New Roman"/>
+        </w:rPr>
+      </w:pPr>
+      <w:r>
+        <w:rPr>
+          <w:rFonts w:ascii="Times New Roman" w:eastAsia="DFKai-SB" w:hAnsi="Times New Roman"/>
+        </w:rPr>
+        <w:t>智慧停車場系統（保留）</w:t>
+      </w:r>
+      <w:r>
+        <w:rPr>
+          <w:rFonts w:ascii="Times New Roman" w:eastAsia="DFKai-SB" w:hAnsi="Times New Roman"/>
+        </w:rPr>
+        <w:t xml:space="preserve"> </w:t>
+      </w:r>
+      <w:r>
+        <w:rPr>
+          <w:rFonts w:ascii="Times New Roman" w:eastAsia="DFKai-SB" w:hAnsi="Times New Roman"/>
+        </w:rPr>
+        <w:t>透過紅外線感測器偵測車位是否被佔用</w:t>
+      </w:r>
+      <w:r>
+        <w:rPr>
+          <w:rFonts w:ascii="Times New Roman" w:eastAsia="DFKai-SB" w:hAnsi="Times New Roman" w:hint="eastAsia"/>
+        </w:rPr>
+        <w:t>，</w:t>
+      </w:r>
+      <w:r>
+        <w:rPr>
+          <w:rFonts w:ascii="Times New Roman" w:eastAsia="DFKai-SB" w:hAnsi="Times New Roman"/>
+        </w:rPr>
+        <w:t>GPS</w:t>
+      </w:r>
+      <w:r>
+        <w:rPr>
+          <w:rFonts w:ascii="Times New Roman" w:eastAsia="DFKai-SB" w:hAnsi="Times New Roman"/>
+        </w:rPr>
+        <w:t>取得目前位置</w:t>
+      </w:r>
+      <w:r>
+        <w:rPr>
+          <w:rFonts w:ascii="Times New Roman" w:eastAsia="DFKai-SB" w:hAnsi="Times New Roman"/>
+        </w:rPr>
+        <w:t xml:space="preserve"> </w:t>
+      </w:r>
+      <w:r>
+        <w:rPr>
+          <w:rFonts w:ascii="Times New Roman" w:eastAsia="DFKai-SB" w:hAnsi="Times New Roman" w:hint="eastAsia"/>
+        </w:rPr>
+        <w:t>，</w:t>
+      </w:r>
+      <w:r>
+        <w:rPr>
+          <w:rFonts w:ascii="Times New Roman" w:eastAsia="DFKai-SB" w:hAnsi="Times New Roman"/>
+        </w:rPr>
+        <w:t xml:space="preserve"> </w:t>
+      </w:r>
+      <w:r>
+        <w:rPr>
+          <w:rFonts w:ascii="Times New Roman" w:eastAsia="DFKai-SB" w:hAnsi="Times New Roman"/>
+        </w:rPr>
+        <w:t>系統搜尋「最近停車場」</w:t>
+      </w:r>
+      <w:r>
+        <w:rPr>
+          <w:rFonts w:ascii="Times New Roman" w:eastAsia="DFKai-SB" w:hAnsi="Times New Roman"/>
+        </w:rPr>
+        <w:t>，並將資料傳送至系統進行統計，最後顯示剩餘車位數量。</w:t>
+      </w:r>
+    </w:p>
+    <w:p>
+      <w:pPr>
+        <w:rPr>
+          <w:rFonts w:ascii="Times New Roman" w:eastAsia="DFKai-SB" w:hAnsi="Times New Roman"/>
+        </w:rPr>
+      </w:pPr>
+    </w:p>
+    <w:p>
+      <w:pPr>
+        <w:rPr>
+          <w:rFonts w:ascii="Times New Roman" w:eastAsia="DFKai-SB" w:hAnsi="Times New Roman"/>
+        </w:rPr>
+      </w:pPr>
+      <w:r>
+        <w:rPr>
+          <w:rFonts w:ascii="Times New Roman" w:eastAsia="DFKai-SB" w:hAnsi="Times New Roman" w:hint="eastAsia"/>
+        </w:rPr>
         <w:t>五、實驗步驟</w:t>
       </w:r>
       <w:r>
@@ -1344,6 +1675,203 @@
     </w:p>
     <w:p>
       <w:pPr>
+        <w:numPr>
+          <w:ilvl w:val="0"/>
+          <w:numId w:val="3"/>
+        </w:numPr>
+        <w:rPr>
+          <w:rFonts w:ascii="Times New Roman" w:eastAsia="DFKai-SB" w:hAnsi="Times New Roman"/>
+        </w:rPr>
+      </w:pPr>
+      <w:r>
+        <w:rPr>
+          <w:rFonts w:ascii="Times New Roman" w:eastAsia="DFKai-SB" w:hAnsi="Times New Roman"/>
+        </w:rPr>
+        <w:t>規劃系統架構（智慧教室牌</w:t>
+      </w:r>
+      <w:r>
+        <w:rPr>
+          <w:rFonts w:ascii="Times New Roman" w:eastAsia="DFKai-SB" w:hAnsi="Times New Roman"/>
+        </w:rPr>
+        <w:t xml:space="preserve"> + </w:t>
+      </w:r>
+      <w:r>
+        <w:rPr>
+          <w:rFonts w:ascii="Times New Roman" w:eastAsia="DFKai-SB" w:hAnsi="Times New Roman"/>
+        </w:rPr>
+        <w:t>停車場）</w:t>
+      </w:r>
+    </w:p>
+    <w:p>
+      <w:pPr>
+        <w:numPr>
+          <w:ilvl w:val="0"/>
+          <w:numId w:val="3"/>
+        </w:numPr>
+        <w:rPr>
+          <w:rFonts w:ascii="Times New Roman" w:eastAsia="DFKai-SB" w:hAnsi="Times New Roman"/>
+        </w:rPr>
+      </w:pPr>
+      <w:r>
+        <w:rPr>
+          <w:rFonts w:ascii="Times New Roman" w:eastAsia="DFKai-SB" w:hAnsi="Times New Roman"/>
+        </w:rPr>
+        <w:t>建立教室資訊與停車位資料庫</w:t>
+      </w:r>
+    </w:p>
+    <w:p>
+      <w:pPr>
+        <w:numPr>
+          <w:ilvl w:val="0"/>
+          <w:numId w:val="3"/>
+        </w:numPr>
+        <w:rPr>
+          <w:rFonts w:ascii="Times New Roman" w:eastAsia="DFKai-SB" w:hAnsi="Times New Roman"/>
+        </w:rPr>
+      </w:pPr>
+      <w:r>
+        <w:rPr>
+          <w:rFonts w:ascii="Times New Roman" w:eastAsia="DFKai-SB" w:hAnsi="Times New Roman"/>
+        </w:rPr>
+        <w:t>設計教室查詢與顯示流程</w:t>
+      </w:r>
+    </w:p>
+    <w:p>
+      <w:pPr>
+        <w:numPr>
+          <w:ilvl w:val="0"/>
+          <w:numId w:val="3"/>
+        </w:numPr>
+        <w:rPr>
+          <w:rFonts w:ascii="Times New Roman" w:eastAsia="DFKai-SB" w:hAnsi="Times New Roman"/>
+        </w:rPr>
+      </w:pPr>
+      <w:r>
+        <w:rPr>
+          <w:rFonts w:ascii="Times New Roman" w:eastAsia="DFKai-SB" w:hAnsi="Times New Roman"/>
+        </w:rPr>
+        <w:t>使用</w:t>
+      </w:r>
+      <w:r>
+        <w:rPr>
+          <w:rFonts w:ascii="Times New Roman" w:eastAsia="DFKai-SB" w:hAnsi="Times New Roman"/>
+        </w:rPr>
+        <w:t>ESP32</w:t>
+      </w:r>
+      <w:r>
+        <w:rPr>
+          <w:rFonts w:ascii="Times New Roman" w:eastAsia="DFKai-SB" w:hAnsi="Times New Roman"/>
+        </w:rPr>
+        <w:t>控制教室牌顯示內容</w:t>
+      </w:r>
+    </w:p>
+    <w:p>
+      <w:pPr>
+        <w:numPr>
+          <w:ilvl w:val="0"/>
+          <w:numId w:val="3"/>
+        </w:numPr>
+        <w:rPr>
+          <w:rFonts w:ascii="Times New Roman" w:eastAsia="DFKai-SB" w:hAnsi="Times New Roman"/>
+        </w:rPr>
+      </w:pPr>
+      <w:r>
+        <w:rPr>
+          <w:rFonts w:ascii="Times New Roman" w:eastAsia="DFKai-SB" w:hAnsi="Times New Roman"/>
+        </w:rPr>
+        <w:t>取得使用者當前位置，並計算與各停車場之距離，提供最近停車場建議與導航功能</w:t>
+      </w:r>
+    </w:p>
+    <w:p>
+      <w:pPr>
+        <w:numPr>
+          <w:ilvl w:val="0"/>
+          <w:numId w:val="3"/>
+        </w:numPr>
+        <w:rPr>
+          <w:rFonts w:ascii="Times New Roman" w:eastAsia="DFKai-SB" w:hAnsi="Times New Roman"/>
+        </w:rPr>
+      </w:pPr>
+      <w:r>
+        <w:rPr>
+          <w:rFonts w:ascii="Times New Roman" w:eastAsia="DFKai-SB" w:hAnsi="Times New Roman"/>
+        </w:rPr>
+        <w:lastRenderedPageBreak/>
+        <w:t>建立紅外線感測停車系統</w:t>
+      </w:r>
+    </w:p>
+    <w:p>
+      <w:pPr>
+        <w:numPr>
+          <w:ilvl w:val="0"/>
+          <w:numId w:val="3"/>
+        </w:numPr>
+        <w:rPr>
+          <w:rFonts w:ascii="Times New Roman" w:eastAsia="DFKai-SB" w:hAnsi="Times New Roman"/>
+        </w:rPr>
+      </w:pPr>
+      <w:r>
+        <w:rPr>
+          <w:rFonts w:ascii="Times New Roman" w:eastAsia="DFKai-SB" w:hAnsi="Times New Roman"/>
+        </w:rPr>
+        <w:t>撰寫</w:t>
+      </w:r>
+      <w:r>
+        <w:rPr>
+          <w:rFonts w:ascii="Times New Roman" w:eastAsia="DFKai-SB" w:hAnsi="Times New Roman"/>
+        </w:rPr>
+        <w:t>Arduino</w:t>
+      </w:r>
+      <w:r>
+        <w:rPr>
+          <w:rFonts w:ascii="Times New Roman" w:eastAsia="DFKai-SB" w:hAnsi="Times New Roman"/>
+        </w:rPr>
+        <w:t>程式</w:t>
+      </w:r>
+    </w:p>
+    <w:p>
+      <w:pPr>
+        <w:numPr>
+          <w:ilvl w:val="0"/>
+          <w:numId w:val="3"/>
+        </w:numPr>
+        <w:rPr>
+          <w:rFonts w:ascii="Times New Roman" w:eastAsia="DFKai-SB" w:hAnsi="Times New Roman"/>
+        </w:rPr>
+      </w:pPr>
+      <w:r>
+        <w:rPr>
+          <w:rFonts w:ascii="Times New Roman" w:eastAsia="DFKai-SB" w:hAnsi="Times New Roman"/>
+        </w:rPr>
+        <w:t>開發手機介面</w:t>
+      </w:r>
+    </w:p>
+    <w:p>
+      <w:pPr>
+        <w:numPr>
+          <w:ilvl w:val="0"/>
+          <w:numId w:val="3"/>
+        </w:numPr>
+        <w:rPr>
+          <w:rFonts w:ascii="Times New Roman" w:eastAsia="DFKai-SB" w:hAnsi="Times New Roman"/>
+        </w:rPr>
+      </w:pPr>
+      <w:r>
+        <w:rPr>
+          <w:rFonts w:ascii="Times New Roman" w:eastAsia="DFKai-SB" w:hAnsi="Times New Roman"/>
+        </w:rPr>
+        <w:t>整合與測試系統</w:t>
+      </w:r>
+    </w:p>
+    <w:p>
+      <w:pPr>
+        <w:rPr>
+          <w:rFonts w:ascii="Times New Roman" w:eastAsia="DFKai-SB" w:hAnsi="Times New Roman"/>
+        </w:rPr>
+      </w:pPr>
+    </w:p>
+    <w:p>
+      <w:pPr>
         <w:rPr>
           <w:rFonts w:ascii="Times New Roman" w:eastAsia="DFKai-SB" w:hAnsi="Times New Roman"/>
         </w:rPr>
@@ -1371,6 +1899,79 @@
         <w:rPr>
           <w:rFonts w:ascii="Times New Roman" w:eastAsia="DFKai-SB" w:hAnsi="Times New Roman" w:hint="eastAsia"/>
         </w:rPr>
+        <w:t xml:space="preserve">        </w:t>
+      </w:r>
+      <w:r>
+        <w:rPr>
+          <w:rFonts w:ascii="Times New Roman" w:eastAsia="DFKai-SB" w:hAnsi="Times New Roman"/>
+        </w:rPr>
+        <w:t>在智慧教室牌系統中，本研究捨棄</w:t>
+      </w:r>
+      <w:r>
+        <w:rPr>
+          <w:rFonts w:ascii="Times New Roman" w:eastAsia="DFKai-SB" w:hAnsi="Times New Roman"/>
+        </w:rPr>
+        <w:t>GPS</w:t>
+      </w:r>
+      <w:r>
+        <w:rPr>
+          <w:rFonts w:ascii="Times New Roman" w:eastAsia="DFKai-SB" w:hAnsi="Times New Roman"/>
+        </w:rPr>
+        <w:t>定位方式，改採資料庫查詢與顯示機制，使系統在室內環境中能更穩定運作。</w:t>
+      </w:r>
+      <w:r>
+        <w:rPr>
+          <w:rFonts w:ascii="Times New Roman" w:eastAsia="DFKai-SB" w:hAnsi="Times New Roman"/>
+        </w:rPr>
+        <w:t xml:space="preserve"> </w:t>
+      </w:r>
+      <w:r>
+        <w:rPr>
+          <w:rFonts w:ascii="Times New Roman" w:eastAsia="DFKai-SB" w:hAnsi="Times New Roman"/>
+        </w:rPr>
+        <w:t>在智慧停車場系統中，紅外線感測器可能受到環境影響產生誤判，因此需透過校正與測試提升準確度</w:t>
+      </w:r>
+      <w:r>
+        <w:rPr>
+          <w:rFonts w:ascii="Times New Roman" w:eastAsia="DFKai-SB" w:hAnsi="Times New Roman" w:hint="eastAsia"/>
+        </w:rPr>
+        <w:t>，</w:t>
+      </w:r>
+      <w:r>
+        <w:rPr>
+          <w:rFonts w:ascii="Times New Roman" w:eastAsia="DFKai-SB" w:hAnsi="Times New Roman"/>
+        </w:rPr>
+        <w:t>系統將停車場位置與剩餘車位資訊整合，提供使用者完整資訊</w:t>
+      </w:r>
+      <w:r>
+        <w:rPr>
+          <w:rFonts w:ascii="Times New Roman" w:eastAsia="DFKai-SB" w:hAnsi="Times New Roman"/>
+        </w:rPr>
+        <w:t>。</w:t>
+      </w:r>
+      <w:r>
+        <w:rPr>
+          <w:rFonts w:ascii="Times New Roman" w:eastAsia="DFKai-SB" w:hAnsi="Times New Roman"/>
+        </w:rPr>
+        <w:t xml:space="preserve"> </w:t>
+      </w:r>
+      <w:r>
+        <w:rPr>
+          <w:rFonts w:ascii="Times New Roman" w:eastAsia="DFKai-SB" w:hAnsi="Times New Roman"/>
+        </w:rPr>
+        <w:t>整體而言，本系統已具備基本功能，但仍可進一步優化顯示效率與感測精準度。</w:t>
+      </w:r>
+    </w:p>
+    <w:p>
+      <w:pPr>
+        <w:rPr>
+          <w:rFonts w:ascii="Times New Roman" w:eastAsia="DFKai-SB" w:hAnsi="Times New Roman"/>
+        </w:rPr>
+      </w:pPr>
+      <w:r>
+        <w:rPr>
+          <w:rFonts w:ascii="Times New Roman" w:eastAsia="DFKai-SB" w:hAnsi="Times New Roman" w:hint="eastAsia"/>
+        </w:rPr>
         <w:t>七、結論與建議</w:t>
       </w:r>
       <w:r>
@@ -1379,6 +1980,118 @@
         </w:rPr>
         <w:t>:</w:t>
       </w:r>
+    </w:p>
+    <w:p>
+      <w:pPr>
+        <w:rPr>
+          <w:rFonts w:ascii="Times New Roman" w:eastAsia="DFKai-SB" w:hAnsi="Times New Roman"/>
+        </w:rPr>
+      </w:pPr>
+      <w:r>
+        <w:rPr>
+          <w:rFonts w:ascii="Times New Roman" w:eastAsia="DFKai-SB" w:hAnsi="Times New Roman" w:hint="eastAsia"/>
+        </w:rPr>
+        <w:t xml:space="preserve">        </w:t>
+      </w:r>
+      <w:r>
+        <w:rPr>
+          <w:rFonts w:ascii="Times New Roman" w:eastAsia="DFKai-SB" w:hAnsi="Times New Roman"/>
+        </w:rPr>
+        <w:t>本專題成功設計智慧教室牌與智慧停車場系統，使校園資訊查詢更加便利與即時。</w:t>
+      </w:r>
+      <w:r>
+        <w:rPr>
+          <w:rFonts w:ascii="Times New Roman" w:eastAsia="DFKai-SB" w:hAnsi="Times New Roman"/>
+        </w:rPr>
+        <w:t xml:space="preserve"> </w:t>
+      </w:r>
+      <w:r>
+        <w:rPr>
+          <w:rFonts w:ascii="Times New Roman" w:eastAsia="DFKai-SB" w:hAnsi="Times New Roman"/>
+        </w:rPr>
+        <w:t>未來可進一步發展：</w:t>
+      </w:r>
+      <w:r>
+        <w:rPr>
+          <w:rFonts w:ascii="Times New Roman" w:eastAsia="DFKai-SB" w:hAnsi="Times New Roman"/>
+        </w:rPr>
+        <w:t xml:space="preserve"> </w:t>
+      </w:r>
+    </w:p>
+    <w:p>
+      <w:pPr>
+        <w:numPr>
+          <w:ilvl w:val="0"/>
+          <w:numId w:val="4"/>
+        </w:numPr>
+        <w:rPr>
+          <w:rFonts w:ascii="Times New Roman" w:eastAsia="DFKai-SB" w:hAnsi="Times New Roman"/>
+        </w:rPr>
+      </w:pPr>
+      <w:r>
+        <w:rPr>
+          <w:rFonts w:ascii="Times New Roman" w:eastAsia="DFKai-SB" w:hAnsi="Times New Roman"/>
+        </w:rPr>
+        <w:t>增加教室資訊即時更新功能</w:t>
+      </w:r>
+    </w:p>
+    <w:p>
+      <w:pPr>
+        <w:numPr>
+          <w:ilvl w:val="0"/>
+          <w:numId w:val="4"/>
+        </w:numPr>
+        <w:rPr>
+          <w:rFonts w:ascii="Times New Roman" w:eastAsia="DFKai-SB" w:hAnsi="Times New Roman"/>
+        </w:rPr>
+      </w:pPr>
+      <w:r>
+        <w:rPr>
+          <w:rFonts w:ascii="Times New Roman" w:eastAsia="DFKai-SB" w:hAnsi="Times New Roman"/>
+        </w:rPr>
+        <w:t>優化顯示介面（如電子看板）</w:t>
+      </w:r>
+    </w:p>
+    <w:p>
+      <w:pPr>
+        <w:numPr>
+          <w:ilvl w:val="0"/>
+          <w:numId w:val="4"/>
+        </w:numPr>
+        <w:rPr>
+          <w:rFonts w:ascii="Times New Roman" w:eastAsia="DFKai-SB" w:hAnsi="Times New Roman"/>
+        </w:rPr>
+      </w:pPr>
+      <w:r>
+        <w:rPr>
+          <w:rFonts w:ascii="Times New Roman" w:eastAsia="DFKai-SB" w:hAnsi="Times New Roman"/>
+        </w:rPr>
+        <w:t>提升停車偵測準確度</w:t>
+      </w:r>
+    </w:p>
+    <w:p>
+      <w:pPr>
+        <w:numPr>
+          <w:ilvl w:val="0"/>
+          <w:numId w:val="4"/>
+        </w:numPr>
+        <w:rPr>
+          <w:rFonts w:ascii="Times New Roman" w:eastAsia="DFKai-SB" w:hAnsi="Times New Roman"/>
+        </w:rPr>
+      </w:pPr>
+      <w:r>
+        <w:rPr>
+          <w:rFonts w:ascii="Times New Roman" w:eastAsia="DFKai-SB" w:hAnsi="Times New Roman"/>
+        </w:rPr>
+        <w:t>整合更多智慧校園應用</w:t>
+      </w:r>
+    </w:p>
+    <w:p>
+      <w:pPr>
+        <w:rPr>
+          <w:rFonts w:ascii="Times New Roman" w:eastAsia="DFKai-SB" w:hAnsi="Times New Roman"/>
+        </w:rPr>
+      </w:pPr>
     </w:p>
     <w:p>
       <w:pPr>
@@ -1439,6 +2152,547 @@
     </w:sectPr>
   </w:body>
 </w:document>
+</file>
+
+<file path=word/numbering.xml><?xml version="1.0" encoding="utf-8"?>
+<w:numbering xmlns:wpc="http://schemas.microsoft.com/office/word/2010/wordprocessingCanvas" xmlns:cx="http://schemas.microsoft.com/office/drawing/2014/chartex" xmlns:cx1="http://schemas.microsoft.com/office/drawing/2015/9/8/chartex" xmlns:cx2="http://schemas.microsoft.com/office/drawing/2015/10/21/chartex" xmlns:cx3="http://schemas.microsoft.com/office/drawing/2016/5/9/chartex" xmlns:cx4="http://schemas.microsoft.com/office/drawing/2016/5/10/chartex" xmlns:cx5="http://schemas.microsoft.com/office/drawing/2016/5/11/chartex" xmlns:cx6="http://schemas.microsoft.com/office/drawing/2016/5/12/chartex" xmlns:cx7="http://schemas.microsoft.com/office/drawing/2016/5/13/chartex" xmlns:cx8="http://schemas.microsoft.com/office/drawing/2016/5/14/chartex" xmlns:mc="http://schemas.openxmlformats.org/markup-compatibility/2006" xmlns:aink="http://schemas.microsoft.com/office/drawing/2016/ink" xmlns:am3d="http://schemas.microsoft.com/office/drawing/2017/model3d" xmlns:o="urn:schemas-microsoft-com:office:office" xmlns:oel="http://schemas.microsoft.com/office/2019/extlst" xmlns:r="http://schemas.openxmlformats.org/officeDocument/2006/relationships" xmlns:m="http://schemas.openxmlformats.org/officeDocument/2006/math" xmlns:v="urn:schemas-microsoft-com:vml" xmlns:wp14="http://schemas.microsoft.com/office/word/2010/wordprocessingDrawing" xmlns:wp="http://schemas.openxmlformats.org/drawingml/2006/wordprocessingDrawing" xmlns:w10="urn:schemas-microsoft-com:office:word" xmlns:w="http://schemas.openxmlformats.org/wordprocessingml/2006/main" xmlns:w14="http://schemas.microsoft.com/office/word/2010/wordml" xmlns:w15="http://schemas.microsoft.com/office/word/2012/wordml" xmlns:w16cex="http://schemas.microsoft.com/office/word/2018/wordml/cex" xmlns:w16cid="http://schemas.microsoft.com/office/word/2016/wordml/cid" xmlns:w16="http://schemas.microsoft.com/office/word/2018/wordml" xmlns:w16du="http://schemas.microsoft.com/office/word/2023/wordml/word16du" xmlns:w16sdtdh="http://schemas.microsoft.com/office/word/2020/wordml/sdtdatahash" xmlns:w16sdtfl="http://schemas.microsoft.com/office/word/2024/wordml/sdtformatlock" xmlns:w16se="http://schemas.microsoft.com/office/word/2015/wordml/symex" xmlns:wpg="http://schemas.microsoft.com/office/word/2010/wordprocessingGroup" xmlns:wpi="http://schemas.microsoft.com/office/word/2010/wordprocessingInk" xmlns:wne="http://schemas.microsoft.com/office/word/2006/wordml" xmlns:wps="http://schemas.microsoft.com/office/word/2010/wordprocessingShape" mc:Ignorable="w14 w15 w16se w16cid w16 w16cex w16sdtdh w16sdtfl w16du wp14">
+  <w:abstractNum w:abstractNumId="0" w15:restartNumberingAfterBreak="0">
+    <w:nsid w:val="039465DA"/>
+    <w:multiLevelType w:val="multilevel"/>
+    <w:tmpl w:val="523E8A62"/>
+    <w:lvl w:ilvl="0">
+      <w:start w:val="1"/>
+      <w:numFmt w:val="decimal"/>
+      <w:lvlText w:val="%1."/>
+      <w:lvlJc w:val="left"/>
+      <w:pPr>
+        <w:tabs>
+          <w:tab w:val="num" w:pos="720"/>
+        </w:tabs>
+        <w:ind w:left="720" w:hanging="360"/>
+      </w:pPr>
+    </w:lvl>
+    <w:lvl w:ilvl="1" w:tentative="1">
+      <w:start w:val="1"/>
+      <w:numFmt w:val="decimal"/>
+      <w:lvlText w:val="%2."/>
+      <w:lvlJc w:val="left"/>
+      <w:pPr>
+        <w:tabs>
+          <w:tab w:val="num" w:pos="1440"/>
+        </w:tabs>
+        <w:ind w:left="1440" w:hanging="360"/>
+      </w:pPr>
+    </w:lvl>
+    <w:lvl w:ilvl="2" w:tentative="1">
+      <w:start w:val="1"/>
+      <w:numFmt w:val="decimal"/>
+      <w:lvlText w:val="%3."/>
+      <w:lvlJc w:val="left"/>
+      <w:pPr>
+        <w:tabs>
+          <w:tab w:val="num" w:pos="2160"/>
+        </w:tabs>
+        <w:ind w:left="2160" w:hanging="360"/>
+      </w:pPr>
+    </w:lvl>
+    <w:lvl w:ilvl="3" w:tentative="1">
+      <w:start w:val="1"/>
+      <w:numFmt w:val="decimal"/>
+      <w:lvlText w:val="%4."/>
+      <w:lvlJc w:val="left"/>
+      <w:pPr>
+        <w:tabs>
+          <w:tab w:val="num" w:pos="2880"/>
+        </w:tabs>
+        <w:ind w:left="2880" w:hanging="360"/>
+      </w:pPr>
+    </w:lvl>
+    <w:lvl w:ilvl="4" w:tentative="1">
+      <w:start w:val="1"/>
+      <w:numFmt w:val="decimal"/>
+      <w:lvlText w:val="%5."/>
+      <w:lvlJc w:val="left"/>
+      <w:pPr>
+        <w:tabs>
+          <w:tab w:val="num" w:pos="3600"/>
+        </w:tabs>
+        <w:ind w:left="3600" w:hanging="360"/>
+      </w:pPr>
+    </w:lvl>
+    <w:lvl w:ilvl="5" w:tentative="1">
+      <w:start w:val="1"/>
+      <w:numFmt w:val="decimal"/>
+      <w:lvlText w:val="%6."/>
+      <w:lvlJc w:val="left"/>
+      <w:pPr>
+        <w:tabs>
+          <w:tab w:val="num" w:pos="4320"/>
+        </w:tabs>
+        <w:ind w:left="4320" w:hanging="360"/>
+      </w:pPr>
+    </w:lvl>
+    <w:lvl w:ilvl="6" w:tentative="1">
+      <w:start w:val="1"/>
+      <w:numFmt w:val="decimal"/>
+      <w:lvlText w:val="%7."/>
+      <w:lvlJc w:val="left"/>
+      <w:pPr>
+        <w:tabs>
+          <w:tab w:val="num" w:pos="5040"/>
+        </w:tabs>
+        <w:ind w:left="5040" w:hanging="360"/>
+      </w:pPr>
+    </w:lvl>
+    <w:lvl w:ilvl="7" w:tentative="1">
+      <w:start w:val="1"/>
+      <w:numFmt w:val="decimal"/>
+      <w:lvlText w:val="%8."/>
+      <w:lvlJc w:val="left"/>
+      <w:pPr>
+        <w:tabs>
+          <w:tab w:val="num" w:pos="5760"/>
+        </w:tabs>
+        <w:ind w:left="5760" w:hanging="360"/>
+      </w:pPr>
+    </w:lvl>
+    <w:lvl w:ilvl="8" w:tentative="1">
+      <w:start w:val="1"/>
+      <w:numFmt w:val="decimal"/>
+      <w:lvlText w:val="%9."/>
+      <w:lvlJc w:val="left"/>
+      <w:pPr>
+        <w:tabs>
+          <w:tab w:val="num" w:pos="6480"/>
+        </w:tabs>
+        <w:ind w:left="6480" w:hanging="360"/>
+      </w:pPr>
+    </w:lvl>
+  </w:abstractNum>
+  <w:abstractNum w:abstractNumId="1" w15:restartNumberingAfterBreak="0">
+    <w:nsid w:val="3BAE4870"/>
+    <w:multiLevelType w:val="multilevel"/>
+    <w:tmpl w:val="5D38C2C6"/>
+    <w:lvl w:ilvl="0">
+      <w:start w:val="1"/>
+      <w:numFmt w:val="decimal"/>
+      <w:lvlText w:val="%1."/>
+      <w:lvlJc w:val="left"/>
+      <w:pPr>
+        <w:tabs>
+          <w:tab w:val="num" w:pos="720"/>
+        </w:tabs>
+        <w:ind w:left="720" w:hanging="360"/>
+      </w:pPr>
+    </w:lvl>
+    <w:lvl w:ilvl="1" w:tentative="1">
+      <w:start w:val="1"/>
+      <w:numFmt w:val="decimal"/>
+      <w:lvlText w:val="%2."/>
+      <w:lvlJc w:val="left"/>
+      <w:pPr>
+        <w:tabs>
+          <w:tab w:val="num" w:pos="1440"/>
+        </w:tabs>
+        <w:ind w:left="1440" w:hanging="360"/>
+      </w:pPr>
+    </w:lvl>
+    <w:lvl w:ilvl="2" w:tentative="1">
+      <w:start w:val="1"/>
+      <w:numFmt w:val="decimal"/>
+      <w:lvlText w:val="%3."/>
+      <w:lvlJc w:val="left"/>
+      <w:pPr>
+        <w:tabs>
+          <w:tab w:val="num" w:pos="2160"/>
+        </w:tabs>
+        <w:ind w:left="2160" w:hanging="360"/>
+      </w:pPr>
+    </w:lvl>
+    <w:lvl w:ilvl="3" w:tentative="1">
+      <w:start w:val="1"/>
+      <w:numFmt w:val="decimal"/>
+      <w:lvlText w:val="%4."/>
+      <w:lvlJc w:val="left"/>
+      <w:pPr>
+        <w:tabs>
+          <w:tab w:val="num" w:pos="2880"/>
+        </w:tabs>
+        <w:ind w:left="2880" w:hanging="360"/>
+      </w:pPr>
+    </w:lvl>
+    <w:lvl w:ilvl="4" w:tentative="1">
+      <w:start w:val="1"/>
+      <w:numFmt w:val="decimal"/>
+      <w:lvlText w:val="%5."/>
+      <w:lvlJc w:val="left"/>
+      <w:pPr>
+        <w:tabs>
+          <w:tab w:val="num" w:pos="3600"/>
+        </w:tabs>
+        <w:ind w:left="3600" w:hanging="360"/>
+      </w:pPr>
+    </w:lvl>
+    <w:lvl w:ilvl="5" w:tentative="1">
+      <w:start w:val="1"/>
+      <w:numFmt w:val="decimal"/>
+      <w:lvlText w:val="%6."/>
+      <w:lvlJc w:val="left"/>
+      <w:pPr>
+        <w:tabs>
+          <w:tab w:val="num" w:pos="4320"/>
+        </w:tabs>
+        <w:ind w:left="4320" w:hanging="360"/>
+      </w:pPr>
+    </w:lvl>
+    <w:lvl w:ilvl="6" w:tentative="1">
+      <w:start w:val="1"/>
+      <w:numFmt w:val="decimal"/>
+      <w:lvlText w:val="%7."/>
+      <w:lvlJc w:val="left"/>
+      <w:pPr>
+        <w:tabs>
+          <w:tab w:val="num" w:pos="5040"/>
+        </w:tabs>
+        <w:ind w:left="5040" w:hanging="360"/>
+      </w:pPr>
+    </w:lvl>
+    <w:lvl w:ilvl="7" w:tentative="1">
+      <w:start w:val="1"/>
+      <w:numFmt w:val="decimal"/>
+      <w:lvlText w:val="%8."/>
+      <w:lvlJc w:val="left"/>
+      <w:pPr>
+        <w:tabs>
+          <w:tab w:val="num" w:pos="5760"/>
+        </w:tabs>
+        <w:ind w:left="5760" w:hanging="360"/>
+      </w:pPr>
+    </w:lvl>
+    <w:lvl w:ilvl="8" w:tentative="1">
+      <w:start w:val="1"/>
+      <w:numFmt w:val="decimal"/>
+      <w:lvlText w:val="%9."/>
+      <w:lvlJc w:val="left"/>
+      <w:pPr>
+        <w:tabs>
+          <w:tab w:val="num" w:pos="6480"/>
+        </w:tabs>
+        <w:ind w:left="6480" w:hanging="360"/>
+      </w:pPr>
+    </w:lvl>
+  </w:abstractNum>
+  <w:abstractNum w:abstractNumId="2" w15:restartNumberingAfterBreak="0">
+    <w:nsid w:val="405D647A"/>
+    <w:multiLevelType w:val="multilevel"/>
+    <w:tmpl w:val="1DA80ABC"/>
+    <w:lvl w:ilvl="0">
+      <w:start w:val="1"/>
+      <w:numFmt w:val="bullet"/>
+      <w:lvlText w:val=""/>
+      <w:lvlJc w:val="left"/>
+      <w:pPr>
+        <w:tabs>
+          <w:tab w:val="num" w:pos="720"/>
+        </w:tabs>
+        <w:ind w:left="720" w:hanging="360"/>
+      </w:pPr>
+      <w:rPr>
+        <w:rFonts w:ascii="Symbol" w:hAnsi="Symbol" w:hint="default"/>
+        <w:sz w:val="20"/>
+      </w:rPr>
+    </w:lvl>
+    <w:lvl w:ilvl="1" w:tentative="1">
+      <w:start w:val="1"/>
+      <w:numFmt w:val="bullet"/>
+      <w:lvlText w:val=""/>
+      <w:lvlJc w:val="left"/>
+      <w:pPr>
+        <w:tabs>
+          <w:tab w:val="num" w:pos="1440"/>
+        </w:tabs>
+        <w:ind w:left="1440" w:hanging="360"/>
+      </w:pPr>
+      <w:rPr>
+        <w:rFonts w:ascii="Symbol" w:hAnsi="Symbol" w:hint="default"/>
+        <w:sz w:val="20"/>
+      </w:rPr>
+    </w:lvl>
+    <w:lvl w:ilvl="2" w:tentative="1">
+      <w:start w:val="1"/>
+      <w:numFmt w:val="bullet"/>
+      <w:lvlText w:val=""/>
+      <w:lvlJc w:val="left"/>
+      <w:pPr>
+        <w:tabs>
+          <w:tab w:val="num" w:pos="2160"/>
+        </w:tabs>
+        <w:ind w:left="2160" w:hanging="360"/>
+      </w:pPr>
+      <w:rPr>
+        <w:rFonts w:ascii="Symbol" w:hAnsi="Symbol" w:hint="default"/>
+        <w:sz w:val="20"/>
+      </w:rPr>
+    </w:lvl>
+    <w:lvl w:ilvl="3" w:tentative="1">
+      <w:start w:val="1"/>
+      <w:numFmt w:val="bullet"/>
+      <w:lvlText w:val=""/>
+      <w:lvlJc w:val="left"/>
+      <w:pPr>
+        <w:tabs>
+          <w:tab w:val="num" w:pos="2880"/>
+        </w:tabs>
+        <w:ind w:left="2880" w:hanging="360"/>
+      </w:pPr>
+      <w:rPr>
+        <w:rFonts w:ascii="Symbol" w:hAnsi="Symbol" w:hint="default"/>
+        <w:sz w:val="20"/>
+      </w:rPr>
+    </w:lvl>
+    <w:lvl w:ilvl="4" w:tentative="1">
+      <w:start w:val="1"/>
+      <w:numFmt w:val="bullet"/>
+      <w:lvlText w:val=""/>
+      <w:lvlJc w:val="left"/>
+      <w:pPr>
+        <w:tabs>
+          <w:tab w:val="num" w:pos="3600"/>
+        </w:tabs>
+        <w:ind w:left="3600" w:hanging="360"/>
+      </w:pPr>
+      <w:rPr>
+        <w:rFonts w:ascii="Symbol" w:hAnsi="Symbol" w:hint="default"/>
+        <w:sz w:val="20"/>
+      </w:rPr>
+    </w:lvl>
+    <w:lvl w:ilvl="5" w:tentative="1">
+      <w:start w:val="1"/>
+      <w:numFmt w:val="bullet"/>
+      <w:lvlText w:val=""/>
+      <w:lvlJc w:val="left"/>
+      <w:pPr>
+        <w:tabs>
+          <w:tab w:val="num" w:pos="4320"/>
+        </w:tabs>
+        <w:ind w:left="4320" w:hanging="360"/>
+      </w:pPr>
+      <w:rPr>
+        <w:rFonts w:ascii="Symbol" w:hAnsi="Symbol" w:hint="default"/>
+        <w:sz w:val="20"/>
+      </w:rPr>
+    </w:lvl>
+    <w:lvl w:ilvl="6" w:tentative="1">
+      <w:start w:val="1"/>
+      <w:numFmt w:val="bullet"/>
+      <w:lvlText w:val=""/>
+      <w:lvlJc w:val="left"/>
+      <w:pPr>
+        <w:tabs>
+          <w:tab w:val="num" w:pos="5040"/>
+        </w:tabs>
+        <w:ind w:left="5040" w:hanging="360"/>
+      </w:pPr>
+      <w:rPr>
+        <w:rFonts w:ascii="Symbol" w:hAnsi="Symbol" w:hint="default"/>
+        <w:sz w:val="20"/>
+      </w:rPr>
+    </w:lvl>
+    <w:lvl w:ilvl="7" w:tentative="1">
+      <w:start w:val="1"/>
+      <w:numFmt w:val="bullet"/>
+      <w:lvlText w:val=""/>
+      <w:lvlJc w:val="left"/>
+      <w:pPr>
+        <w:tabs>
+          <w:tab w:val="num" w:pos="5760"/>
+        </w:tabs>
+        <w:ind w:left="5760" w:hanging="360"/>
+      </w:pPr>
+      <w:rPr>
+        <w:rFonts w:ascii="Symbol" w:hAnsi="Symbol" w:hint="default"/>
+        <w:sz w:val="20"/>
+      </w:rPr>
+    </w:lvl>
+    <w:lvl w:ilvl="8" w:tentative="1">
+      <w:start w:val="1"/>
+      <w:numFmt w:val="bullet"/>
+      <w:lvlText w:val=""/>
+      <w:lvlJc w:val="left"/>
+      <w:pPr>
+        <w:tabs>
+          <w:tab w:val="num" w:pos="6480"/>
+        </w:tabs>
+        <w:ind w:left="6480" w:hanging="360"/>
+      </w:pPr>
+      <w:rPr>
+        <w:rFonts w:ascii="Symbol" w:hAnsi="Symbol" w:hint="default"/>
+        <w:sz w:val="20"/>
+      </w:rPr>
+    </w:lvl>
+  </w:abstractNum>
+  <w:abstractNum w:abstractNumId="3" w15:restartNumberingAfterBreak="0">
+    <w:nsid w:val="702913BB"/>
+    <w:multiLevelType w:val="multilevel"/>
+    <w:tmpl w:val="42B6C32E"/>
+    <w:lvl w:ilvl="0">
+      <w:start w:val="1"/>
+      <w:numFmt w:val="bullet"/>
+      <w:lvlText w:val=""/>
+      <w:lvlJc w:val="left"/>
+      <w:pPr>
+        <w:tabs>
+          <w:tab w:val="num" w:pos="720"/>
+        </w:tabs>
+        <w:ind w:left="720" w:hanging="360"/>
+      </w:pPr>
+      <w:rPr>
+        <w:rFonts w:ascii="Symbol" w:hAnsi="Symbol" w:hint="default"/>
+        <w:sz w:val="20"/>
+      </w:rPr>
+    </w:lvl>
+    <w:lvl w:ilvl="1" w:tentative="1">
+      <w:start w:val="1"/>
+      <w:numFmt w:val="bullet"/>
+      <w:lvlText w:val=""/>
+      <w:lvlJc w:val="left"/>
+      <w:pPr>
+        <w:tabs>
+          <w:tab w:val="num" w:pos="1440"/>
+        </w:tabs>
+        <w:ind w:left="1440" w:hanging="360"/>
+      </w:pPr>
+      <w:rPr>
+        <w:rFonts w:ascii="Symbol" w:hAnsi="Symbol" w:hint="default"/>
+        <w:sz w:val="20"/>
+      </w:rPr>
+    </w:lvl>
+    <w:lvl w:ilvl="2" w:tentative="1">
+      <w:start w:val="1"/>
+      <w:numFmt w:val="bullet"/>
+      <w:lvlText w:val=""/>
+      <w:lvlJc w:val="left"/>
+      <w:pPr>
+        <w:tabs>
+          <w:tab w:val="num" w:pos="2160"/>
+        </w:tabs>
+        <w:ind w:left="2160" w:hanging="360"/>
+      </w:pPr>
+      <w:rPr>
+        <w:rFonts w:ascii="Symbol" w:hAnsi="Symbol" w:hint="default"/>
+        <w:sz w:val="20"/>
+      </w:rPr>
+    </w:lvl>
+    <w:lvl w:ilvl="3" w:tentative="1">
+      <w:start w:val="1"/>
+      <w:numFmt w:val="bullet"/>
+      <w:lvlText w:val=""/>
+      <w:lvlJc w:val="left"/>
+      <w:pPr>
+        <w:tabs>
+          <w:tab w:val="num" w:pos="2880"/>
+        </w:tabs>
+        <w:ind w:left="2880" w:hanging="360"/>
+      </w:pPr>
+      <w:rPr>
+        <w:rFonts w:ascii="Symbol" w:hAnsi="Symbol" w:hint="default"/>
+        <w:sz w:val="20"/>
+      </w:rPr>
+    </w:lvl>
+    <w:lvl w:ilvl="4" w:tentative="1">
+      <w:start w:val="1"/>
+      <w:numFmt w:val="bullet"/>
+      <w:lvlText w:val=""/>
+      <w:lvlJc w:val="left"/>
+      <w:pPr>
+        <w:tabs>
+          <w:tab w:val="num" w:pos="3600"/>
+        </w:tabs>
+        <w:ind w:left="3600" w:hanging="360"/>
+      </w:pPr>
+      <w:rPr>
+        <w:rFonts w:ascii="Symbol" w:hAnsi="Symbol" w:hint="default"/>
+        <w:sz w:val="20"/>
+      </w:rPr>
+    </w:lvl>
+    <w:lvl w:ilvl="5" w:tentative="1">
+      <w:start w:val="1"/>
+      <w:numFmt w:val="bullet"/>
+      <w:lvlText w:val=""/>
+      <w:lvlJc w:val="left"/>
+      <w:pPr>
+        <w:tabs>
+          <w:tab w:val="num" w:pos="4320"/>
+        </w:tabs>
+        <w:ind w:left="4320" w:hanging="360"/>
+      </w:pPr>
+      <w:rPr>
+        <w:rFonts w:ascii="Symbol" w:hAnsi="Symbol" w:hint="default"/>
+        <w:sz w:val="20"/>
+      </w:rPr>
+    </w:lvl>
+    <w:lvl w:ilvl="6" w:tentative="1">
+      <w:start w:val="1"/>
+      <w:numFmt w:val="bullet"/>
+      <w:lvlText w:val=""/>
+      <w:lvlJc w:val="left"/>
+      <w:pPr>
+        <w:tabs>
+          <w:tab w:val="num" w:pos="5040"/>
+        </w:tabs>
+        <w:ind w:left="5040" w:hanging="360"/>
+      </w:pPr>
+      <w:rPr>
+        <w:rFonts w:ascii="Symbol" w:hAnsi="Symbol" w:hint="default"/>
+        <w:sz w:val="20"/>
+      </w:rPr>
+    </w:lvl>
+    <w:lvl w:ilvl="7" w:tentative="1">
+      <w:start w:val="1"/>
+      <w:numFmt w:val="bullet"/>
+      <w:lvlText w:val=""/>
+      <w:lvlJc w:val="left"/>
+      <w:pPr>
+        <w:tabs>
+          <w:tab w:val="num" w:pos="5760"/>
+        </w:tabs>
+        <w:ind w:left="5760" w:hanging="360"/>
+      </w:pPr>
+      <w:rPr>
+        <w:rFonts w:ascii="Symbol" w:hAnsi="Symbol" w:hint="default"/>
+        <w:sz w:val="20"/>
+      </w:rPr>
+    </w:lvl>
+    <w:lvl w:ilvl="8" w:tentative="1">
+      <w:start w:val="1"/>
+      <w:numFmt w:val="bullet"/>
+      <w:lvlText w:val=""/>
+      <w:lvlJc w:val="left"/>
+      <w:pPr>
+        <w:tabs>
+          <w:tab w:val="num" w:pos="6480"/>
+        </w:tabs>
+        <w:ind w:left="6480" w:hanging="360"/>
+      </w:pPr>
+      <w:rPr>
+        <w:rFonts w:ascii="Symbol" w:hAnsi="Symbol" w:hint="default"/>
+        <w:sz w:val="20"/>
+      </w:rPr>
+    </w:lvl>
+  </w:abstractNum>
+  <w:num w:numId="1" w16cid:durableId="182742169">
+    <w:abstractNumId w:val="2"/>
+  </w:num>
+  <w:num w:numId="2" w16cid:durableId="551506573">
+    <w:abstractNumId w:val="3"/>
+  </w:num>
+  <w:num w:numId="3" w16cid:durableId="656885392">
+    <w:abstractNumId w:val="0"/>
+  </w:num>
+  <w:num w:numId="4" w16cid:durableId="1581673816">
+    <w:abstractNumId w:val="1"/>
+  </w:num>
+</w:numbering>
 </file>
 
 <file path=word/styles.xml><?xml version="1.0" encoding="utf-8"?>

--- a/Smart NFU School/專題-虎科大智慧校園.docx
+++ b/Smart NFU School/專題-虎科大智慧校園.docx
@@ -7,14 +7,14 @@
         <w:spacing w:line="480" w:lineRule="auto"/>
         <w:jc w:val="center"/>
         <w:rPr>
-          <w:rFonts w:ascii="Times New Roman" w:eastAsia="DFKai-SB" w:hAnsi="Times New Roman"/>
+          <w:rFonts w:ascii="Times New Roman" w:eastAsia="標楷體" w:hAnsi="Times New Roman"/>
           <w:sz w:val="72"/>
           <w:szCs w:val="72"/>
         </w:rPr>
       </w:pPr>
       <w:r>
         <w:rPr>
-          <w:rFonts w:ascii="Times New Roman" w:eastAsia="DFKai-SB" w:hAnsi="Times New Roman" w:hint="eastAsia"/>
+          <w:rFonts w:ascii="Times New Roman" w:eastAsia="標楷體" w:hAnsi="Times New Roman" w:hint="eastAsia"/>
           <w:sz w:val="72"/>
           <w:szCs w:val="72"/>
         </w:rPr>
@@ -22,7 +22,7 @@
       </w:r>
       <w:r>
         <w:rPr>
-          <w:rFonts w:ascii="Times New Roman" w:eastAsia="DFKai-SB" w:hAnsi="Times New Roman" w:hint="eastAsia"/>
+          <w:rFonts w:ascii="Times New Roman" w:eastAsia="標楷體" w:hAnsi="Times New Roman" w:hint="eastAsia"/>
           <w:sz w:val="72"/>
           <w:szCs w:val="72"/>
         </w:rPr>
@@ -30,7 +30,7 @@
       </w:r>
       <w:r>
         <w:rPr>
-          <w:rFonts w:ascii="Times New Roman" w:eastAsia="DFKai-SB" w:hAnsi="Times New Roman" w:hint="eastAsia"/>
+          <w:rFonts w:ascii="Times New Roman" w:eastAsia="標楷體" w:hAnsi="Times New Roman" w:hint="eastAsia"/>
           <w:sz w:val="72"/>
           <w:szCs w:val="72"/>
         </w:rPr>
@@ -38,7 +38,7 @@
       </w:r>
       <w:r>
         <w:rPr>
-          <w:rFonts w:ascii="Times New Roman" w:eastAsia="DFKai-SB" w:hAnsi="Times New Roman" w:hint="eastAsia"/>
+          <w:rFonts w:ascii="Times New Roman" w:eastAsia="標楷體" w:hAnsi="Times New Roman" w:hint="eastAsia"/>
           <w:sz w:val="72"/>
           <w:szCs w:val="72"/>
         </w:rPr>
@@ -46,7 +46,7 @@
       </w:r>
       <w:r>
         <w:rPr>
-          <w:rFonts w:ascii="Times New Roman" w:eastAsia="DFKai-SB" w:hAnsi="Times New Roman" w:hint="eastAsia"/>
+          <w:rFonts w:ascii="Times New Roman" w:eastAsia="標楷體" w:hAnsi="Times New Roman" w:hint="eastAsia"/>
           <w:sz w:val="72"/>
           <w:szCs w:val="72"/>
         </w:rPr>
@@ -54,7 +54,7 @@
       </w:r>
       <w:r>
         <w:rPr>
-          <w:rFonts w:ascii="Times New Roman" w:eastAsia="DFKai-SB" w:hAnsi="Times New Roman" w:hint="eastAsia"/>
+          <w:rFonts w:ascii="Times New Roman" w:eastAsia="標楷體" w:hAnsi="Times New Roman" w:hint="eastAsia"/>
           <w:sz w:val="72"/>
           <w:szCs w:val="72"/>
         </w:rPr>
@@ -62,7 +62,7 @@
       </w:r>
       <w:r>
         <w:rPr>
-          <w:rFonts w:ascii="Times New Roman" w:eastAsia="DFKai-SB" w:hAnsi="Times New Roman" w:hint="eastAsia"/>
+          <w:rFonts w:ascii="Times New Roman" w:eastAsia="標楷體" w:hAnsi="Times New Roman" w:hint="eastAsia"/>
           <w:sz w:val="72"/>
           <w:szCs w:val="72"/>
         </w:rPr>
@@ -70,7 +70,7 @@
       </w:r>
       <w:r>
         <w:rPr>
-          <w:rFonts w:ascii="Times New Roman" w:eastAsia="DFKai-SB" w:hAnsi="Times New Roman" w:hint="eastAsia"/>
+          <w:rFonts w:ascii="Times New Roman" w:eastAsia="標楷體" w:hAnsi="Times New Roman" w:hint="eastAsia"/>
           <w:sz w:val="72"/>
           <w:szCs w:val="72"/>
         </w:rPr>
@@ -78,7 +78,7 @@
       </w:r>
       <w:r>
         <w:rPr>
-          <w:rFonts w:ascii="Times New Roman" w:eastAsia="DFKai-SB" w:hAnsi="Times New Roman" w:hint="eastAsia"/>
+          <w:rFonts w:ascii="Times New Roman" w:eastAsia="標楷體" w:hAnsi="Times New Roman" w:hint="eastAsia"/>
           <w:sz w:val="72"/>
           <w:szCs w:val="72"/>
         </w:rPr>
@@ -86,7 +86,7 @@
       </w:r>
       <w:r>
         <w:rPr>
-          <w:rFonts w:ascii="Times New Roman" w:eastAsia="DFKai-SB" w:hAnsi="Times New Roman" w:hint="eastAsia"/>
+          <w:rFonts w:ascii="Times New Roman" w:eastAsia="標楷體" w:hAnsi="Times New Roman" w:hint="eastAsia"/>
           <w:sz w:val="72"/>
           <w:szCs w:val="72"/>
         </w:rPr>
@@ -94,7 +94,7 @@
       </w:r>
       <w:r>
         <w:rPr>
-          <w:rFonts w:ascii="Times New Roman" w:eastAsia="DFKai-SB" w:hAnsi="Times New Roman" w:hint="eastAsia"/>
+          <w:rFonts w:ascii="Times New Roman" w:eastAsia="標楷體" w:hAnsi="Times New Roman" w:hint="eastAsia"/>
           <w:sz w:val="72"/>
           <w:szCs w:val="72"/>
         </w:rPr>
@@ -102,7 +102,7 @@
       </w:r>
       <w:r>
         <w:rPr>
-          <w:rFonts w:ascii="Times New Roman" w:eastAsia="DFKai-SB" w:hAnsi="Times New Roman" w:hint="eastAsia"/>
+          <w:rFonts w:ascii="Times New Roman" w:eastAsia="標楷體" w:hAnsi="Times New Roman" w:hint="eastAsia"/>
           <w:sz w:val="72"/>
           <w:szCs w:val="72"/>
         </w:rPr>
@@ -110,7 +110,7 @@
       </w:r>
       <w:r>
         <w:rPr>
-          <w:rFonts w:ascii="Times New Roman" w:eastAsia="DFKai-SB" w:hAnsi="Times New Roman" w:hint="eastAsia"/>
+          <w:rFonts w:ascii="Times New Roman" w:eastAsia="標楷體" w:hAnsi="Times New Roman" w:hint="eastAsia"/>
           <w:sz w:val="72"/>
           <w:szCs w:val="72"/>
         </w:rPr>
@@ -118,7 +118,7 @@
       </w:r>
       <w:r>
         <w:rPr>
-          <w:rFonts w:ascii="Times New Roman" w:eastAsia="DFKai-SB" w:hAnsi="Times New Roman" w:hint="eastAsia"/>
+          <w:rFonts w:ascii="Times New Roman" w:eastAsia="標楷體" w:hAnsi="Times New Roman" w:hint="eastAsia"/>
           <w:sz w:val="72"/>
           <w:szCs w:val="72"/>
         </w:rPr>
@@ -126,7 +126,7 @@
       </w:r>
       <w:r>
         <w:rPr>
-          <w:rFonts w:ascii="Times New Roman" w:eastAsia="DFKai-SB" w:hAnsi="Times New Roman" w:hint="eastAsia"/>
+          <w:rFonts w:ascii="Times New Roman" w:eastAsia="標楷體" w:hAnsi="Times New Roman" w:hint="eastAsia"/>
           <w:sz w:val="72"/>
           <w:szCs w:val="72"/>
         </w:rPr>
@@ -138,14 +138,14 @@
         <w:spacing w:line="480" w:lineRule="auto"/>
         <w:jc w:val="center"/>
         <w:rPr>
-          <w:rFonts w:ascii="Times New Roman" w:eastAsia="DFKai-SB" w:hAnsi="Times New Roman"/>
+          <w:rFonts w:ascii="Times New Roman" w:eastAsia="標楷體" w:hAnsi="Times New Roman"/>
           <w:sz w:val="72"/>
           <w:szCs w:val="72"/>
         </w:rPr>
       </w:pPr>
       <w:r>
         <w:rPr>
-          <w:rFonts w:ascii="Times New Roman" w:eastAsia="DFKai-SB" w:hAnsi="Times New Roman" w:hint="eastAsia"/>
+          <w:rFonts w:ascii="Times New Roman" w:eastAsia="標楷體" w:hAnsi="Times New Roman" w:hint="eastAsia"/>
           <w:sz w:val="72"/>
           <w:szCs w:val="72"/>
         </w:rPr>
@@ -153,7 +153,7 @@
       </w:r>
       <w:r>
         <w:rPr>
-          <w:rFonts w:ascii="Times New Roman" w:eastAsia="DFKai-SB" w:hAnsi="Times New Roman" w:hint="eastAsia"/>
+          <w:rFonts w:ascii="Times New Roman" w:eastAsia="標楷體" w:hAnsi="Times New Roman" w:hint="eastAsia"/>
           <w:sz w:val="72"/>
           <w:szCs w:val="72"/>
         </w:rPr>
@@ -161,7 +161,7 @@
       </w:r>
       <w:r>
         <w:rPr>
-          <w:rFonts w:ascii="Times New Roman" w:eastAsia="DFKai-SB" w:hAnsi="Times New Roman" w:hint="eastAsia"/>
+          <w:rFonts w:ascii="Times New Roman" w:eastAsia="標楷體" w:hAnsi="Times New Roman" w:hint="eastAsia"/>
           <w:sz w:val="72"/>
           <w:szCs w:val="72"/>
         </w:rPr>
@@ -169,7 +169,7 @@
       </w:r>
       <w:r>
         <w:rPr>
-          <w:rFonts w:ascii="Times New Roman" w:eastAsia="DFKai-SB" w:hAnsi="Times New Roman" w:hint="eastAsia"/>
+          <w:rFonts w:ascii="Times New Roman" w:eastAsia="標楷體" w:hAnsi="Times New Roman" w:hint="eastAsia"/>
           <w:sz w:val="72"/>
           <w:szCs w:val="72"/>
         </w:rPr>
@@ -177,7 +177,7 @@
       </w:r>
       <w:r>
         <w:rPr>
-          <w:rFonts w:ascii="Times New Roman" w:eastAsia="DFKai-SB" w:hAnsi="Times New Roman" w:hint="eastAsia"/>
+          <w:rFonts w:ascii="Times New Roman" w:eastAsia="標楷體" w:hAnsi="Times New Roman" w:hint="eastAsia"/>
           <w:sz w:val="72"/>
           <w:szCs w:val="72"/>
         </w:rPr>
@@ -185,7 +185,7 @@
       </w:r>
       <w:r>
         <w:rPr>
-          <w:rFonts w:ascii="Times New Roman" w:eastAsia="DFKai-SB" w:hAnsi="Times New Roman" w:hint="eastAsia"/>
+          <w:rFonts w:ascii="Times New Roman" w:eastAsia="標楷體" w:hAnsi="Times New Roman" w:hint="eastAsia"/>
           <w:sz w:val="72"/>
           <w:szCs w:val="72"/>
         </w:rPr>
@@ -193,7 +193,7 @@
       </w:r>
       <w:r>
         <w:rPr>
-          <w:rFonts w:ascii="Times New Roman" w:eastAsia="DFKai-SB" w:hAnsi="Times New Roman" w:hint="eastAsia"/>
+          <w:rFonts w:ascii="Times New Roman" w:eastAsia="標楷體" w:hAnsi="Times New Roman" w:hint="eastAsia"/>
           <w:sz w:val="72"/>
           <w:szCs w:val="72"/>
         </w:rPr>
@@ -201,7 +201,7 @@
       </w:r>
       <w:r>
         <w:rPr>
-          <w:rFonts w:ascii="Times New Roman" w:eastAsia="DFKai-SB" w:hAnsi="Times New Roman" w:hint="eastAsia"/>
+          <w:rFonts w:ascii="Times New Roman" w:eastAsia="標楷體" w:hAnsi="Times New Roman" w:hint="eastAsia"/>
           <w:sz w:val="72"/>
           <w:szCs w:val="72"/>
         </w:rPr>
@@ -209,7 +209,7 @@
       </w:r>
       <w:r>
         <w:rPr>
-          <w:rFonts w:ascii="Times New Roman" w:eastAsia="DFKai-SB" w:hAnsi="Times New Roman" w:hint="eastAsia"/>
+          <w:rFonts w:ascii="Times New Roman" w:eastAsia="標楷體" w:hAnsi="Times New Roman" w:hint="eastAsia"/>
           <w:sz w:val="72"/>
           <w:szCs w:val="72"/>
         </w:rPr>
@@ -221,14 +221,14 @@
         <w:spacing w:line="480" w:lineRule="auto"/>
         <w:jc w:val="center"/>
         <w:rPr>
-          <w:rFonts w:ascii="Times New Roman" w:eastAsia="DFKai-SB" w:hAnsi="Times New Roman"/>
+          <w:rFonts w:ascii="Times New Roman" w:eastAsia="標楷體" w:hAnsi="Times New Roman"/>
           <w:sz w:val="96"/>
           <w:szCs w:val="96"/>
         </w:rPr>
       </w:pPr>
       <w:r>
         <w:rPr>
-          <w:rFonts w:ascii="Times New Roman" w:eastAsia="DFKai-SB" w:hAnsi="Times New Roman" w:hint="eastAsia"/>
+          <w:rFonts w:ascii="Times New Roman" w:eastAsia="標楷體" w:hAnsi="Times New Roman" w:hint="eastAsia"/>
           <w:sz w:val="96"/>
           <w:szCs w:val="96"/>
         </w:rPr>
@@ -240,14 +240,14 @@
         <w:spacing w:line="480" w:lineRule="auto"/>
         <w:jc w:val="center"/>
         <w:rPr>
-          <w:rFonts w:ascii="Times New Roman" w:eastAsia="DFKai-SB" w:hAnsi="Times New Roman"/>
+          <w:rFonts w:ascii="Times New Roman" w:eastAsia="標楷體" w:hAnsi="Times New Roman"/>
           <w:sz w:val="48"/>
           <w:szCs w:val="48"/>
         </w:rPr>
       </w:pPr>
       <w:r>
         <w:rPr>
-          <w:rFonts w:ascii="Times New Roman" w:eastAsia="DFKai-SB" w:hAnsi="Times New Roman" w:hint="eastAsia"/>
+          <w:rFonts w:ascii="Times New Roman" w:eastAsia="標楷體" w:hAnsi="Times New Roman" w:hint="eastAsia"/>
           <w:sz w:val="48"/>
           <w:szCs w:val="48"/>
         </w:rPr>
@@ -259,14 +259,14 @@
         <w:spacing w:line="480" w:lineRule="auto"/>
         <w:jc w:val="center"/>
         <w:rPr>
-          <w:rFonts w:ascii="Times New Roman" w:eastAsia="DFKai-SB" w:hAnsi="Times New Roman"/>
+          <w:rFonts w:ascii="Times New Roman" w:eastAsia="標楷體" w:hAnsi="Times New Roman"/>
           <w:sz w:val="36"/>
           <w:szCs w:val="36"/>
         </w:rPr>
       </w:pPr>
       <w:r>
         <w:rPr>
-          <w:rFonts w:ascii="Times New Roman" w:eastAsia="DFKai-SB" w:hAnsi="Times New Roman" w:hint="eastAsia"/>
+          <w:rFonts w:ascii="Times New Roman" w:eastAsia="標楷體" w:hAnsi="Times New Roman" w:hint="eastAsia"/>
           <w:sz w:val="36"/>
           <w:szCs w:val="36"/>
         </w:rPr>
@@ -274,7 +274,7 @@
       </w:r>
       <w:r>
         <w:rPr>
-          <w:rFonts w:ascii="Times New Roman" w:eastAsia="DFKai-SB" w:hAnsi="Times New Roman" w:hint="eastAsia"/>
+          <w:rFonts w:ascii="Times New Roman" w:eastAsia="標楷體" w:hAnsi="Times New Roman" w:hint="eastAsia"/>
           <w:sz w:val="36"/>
           <w:szCs w:val="36"/>
         </w:rPr>
@@ -282,7 +282,7 @@
       </w:r>
       <w:r>
         <w:rPr>
-          <w:rFonts w:ascii="Times New Roman" w:eastAsia="DFKai-SB" w:hAnsi="Times New Roman" w:hint="eastAsia"/>
+          <w:rFonts w:ascii="Times New Roman" w:eastAsia="標楷體" w:hAnsi="Times New Roman" w:hint="eastAsia"/>
           <w:sz w:val="36"/>
           <w:szCs w:val="36"/>
         </w:rPr>
@@ -290,7 +290,7 @@
       </w:r>
       <w:r>
         <w:rPr>
-          <w:rFonts w:ascii="Times New Roman" w:eastAsia="DFKai-SB" w:hAnsi="Times New Roman" w:hint="eastAsia"/>
+          <w:rFonts w:ascii="Times New Roman" w:eastAsia="標楷體" w:hAnsi="Times New Roman" w:hint="eastAsia"/>
           <w:sz w:val="36"/>
           <w:szCs w:val="36"/>
         </w:rPr>
@@ -302,14 +302,14 @@
         <w:spacing w:line="480" w:lineRule="auto"/>
         <w:jc w:val="center"/>
         <w:rPr>
-          <w:rFonts w:ascii="Times New Roman" w:eastAsia="DFKai-SB" w:hAnsi="Times New Roman"/>
+          <w:rFonts w:ascii="Times New Roman" w:eastAsia="標楷體" w:hAnsi="Times New Roman"/>
           <w:sz w:val="36"/>
           <w:szCs w:val="36"/>
         </w:rPr>
       </w:pPr>
       <w:r>
         <w:rPr>
-          <w:rFonts w:ascii="Times New Roman" w:eastAsia="DFKai-SB" w:hAnsi="Times New Roman" w:hint="eastAsia"/>
+          <w:rFonts w:ascii="Times New Roman" w:eastAsia="標楷體" w:hAnsi="Times New Roman" w:hint="eastAsia"/>
           <w:sz w:val="36"/>
           <w:szCs w:val="36"/>
         </w:rPr>
@@ -317,7 +317,7 @@
       </w:r>
       <w:r>
         <w:rPr>
-          <w:rFonts w:ascii="Times New Roman" w:eastAsia="DFKai-SB" w:hAnsi="Times New Roman" w:hint="eastAsia"/>
+          <w:rFonts w:ascii="Times New Roman" w:eastAsia="標楷體" w:hAnsi="Times New Roman" w:hint="eastAsia"/>
           <w:sz w:val="36"/>
           <w:szCs w:val="36"/>
         </w:rPr>
@@ -325,7 +325,7 @@
       </w:r>
       <w:r>
         <w:rPr>
-          <w:rFonts w:ascii="Times New Roman" w:eastAsia="DFKai-SB" w:hAnsi="Times New Roman" w:hint="eastAsia"/>
+          <w:rFonts w:ascii="Times New Roman" w:eastAsia="標楷體" w:hAnsi="Times New Roman" w:hint="eastAsia"/>
           <w:sz w:val="36"/>
           <w:szCs w:val="36"/>
         </w:rPr>
@@ -333,7 +333,7 @@
       </w:r>
       <w:r>
         <w:rPr>
-          <w:rFonts w:ascii="Times New Roman" w:eastAsia="DFKai-SB" w:hAnsi="Times New Roman" w:hint="eastAsia"/>
+          <w:rFonts w:ascii="Times New Roman" w:eastAsia="標楷體" w:hAnsi="Times New Roman" w:hint="eastAsia"/>
           <w:sz w:val="36"/>
           <w:szCs w:val="36"/>
         </w:rPr>
@@ -341,7 +341,7 @@
       </w:r>
       <w:r>
         <w:rPr>
-          <w:rFonts w:ascii="Times New Roman" w:eastAsia="DFKai-SB" w:hAnsi="Times New Roman" w:hint="eastAsia"/>
+          <w:rFonts w:ascii="Times New Roman" w:eastAsia="標楷體" w:hAnsi="Times New Roman" w:hint="eastAsia"/>
           <w:sz w:val="36"/>
           <w:szCs w:val="36"/>
         </w:rPr>
@@ -349,7 +349,7 @@
       </w:r>
       <w:r>
         <w:rPr>
-          <w:rFonts w:ascii="Times New Roman" w:eastAsia="DFKai-SB" w:hAnsi="Times New Roman" w:hint="eastAsia"/>
+          <w:rFonts w:ascii="Times New Roman" w:eastAsia="標楷體" w:hAnsi="Times New Roman" w:hint="eastAsia"/>
           <w:sz w:val="36"/>
           <w:szCs w:val="36"/>
         </w:rPr>
@@ -361,14 +361,14 @@
         <w:spacing w:line="480" w:lineRule="auto"/>
         <w:jc w:val="center"/>
         <w:rPr>
-          <w:rFonts w:ascii="Times New Roman" w:eastAsia="DFKai-SB" w:hAnsi="Times New Roman"/>
+          <w:rFonts w:ascii="Times New Roman" w:eastAsia="標楷體" w:hAnsi="Times New Roman"/>
           <w:sz w:val="36"/>
           <w:szCs w:val="36"/>
         </w:rPr>
       </w:pPr>
       <w:r>
         <w:rPr>
-          <w:rFonts w:ascii="Times New Roman" w:eastAsia="DFKai-SB" w:hAnsi="Times New Roman" w:hint="eastAsia"/>
+          <w:rFonts w:ascii="Times New Roman" w:eastAsia="標楷體" w:hAnsi="Times New Roman" w:hint="eastAsia"/>
           <w:sz w:val="36"/>
           <w:szCs w:val="36"/>
         </w:rPr>
@@ -376,7 +376,7 @@
       </w:r>
       <w:r>
         <w:rPr>
-          <w:rFonts w:ascii="Times New Roman" w:eastAsia="DFKai-SB" w:hAnsi="Times New Roman" w:hint="eastAsia"/>
+          <w:rFonts w:ascii="Times New Roman" w:eastAsia="標楷體" w:hAnsi="Times New Roman" w:hint="eastAsia"/>
           <w:sz w:val="36"/>
           <w:szCs w:val="36"/>
         </w:rPr>
@@ -384,7 +384,7 @@
       </w:r>
       <w:r>
         <w:rPr>
-          <w:rFonts w:ascii="Times New Roman" w:eastAsia="DFKai-SB" w:hAnsi="Times New Roman" w:hint="eastAsia"/>
+          <w:rFonts w:ascii="Times New Roman" w:eastAsia="標楷體" w:hAnsi="Times New Roman" w:hint="eastAsia"/>
           <w:sz w:val="36"/>
           <w:szCs w:val="36"/>
         </w:rPr>
@@ -392,7 +392,7 @@
       </w:r>
       <w:r>
         <w:rPr>
-          <w:rFonts w:ascii="Times New Roman" w:eastAsia="DFKai-SB" w:hAnsi="Times New Roman" w:hint="eastAsia"/>
+          <w:rFonts w:ascii="Times New Roman" w:eastAsia="標楷體" w:hAnsi="Times New Roman" w:hint="eastAsia"/>
           <w:sz w:val="36"/>
           <w:szCs w:val="36"/>
         </w:rPr>
@@ -400,7 +400,7 @@
       </w:r>
       <w:r>
         <w:rPr>
-          <w:rFonts w:ascii="Times New Roman" w:eastAsia="DFKai-SB" w:hAnsi="Times New Roman" w:hint="eastAsia"/>
+          <w:rFonts w:ascii="Times New Roman" w:eastAsia="標楷體" w:hAnsi="Times New Roman" w:hint="eastAsia"/>
           <w:sz w:val="36"/>
           <w:szCs w:val="36"/>
         </w:rPr>
@@ -408,7 +408,7 @@
       </w:r>
       <w:r>
         <w:rPr>
-          <w:rFonts w:ascii="Times New Roman" w:eastAsia="DFKai-SB" w:hAnsi="Times New Roman"/>
+          <w:rFonts w:ascii="Times New Roman" w:eastAsia="標楷體" w:hAnsi="Times New Roman"/>
           <w:sz w:val="36"/>
           <w:szCs w:val="36"/>
         </w:rPr>
@@ -416,7 +416,7 @@
       </w:r>
       <w:r>
         <w:rPr>
-          <w:rFonts w:ascii="Times New Roman" w:eastAsia="DFKai-SB" w:hAnsi="Times New Roman" w:hint="eastAsia"/>
+          <w:rFonts w:ascii="Times New Roman" w:eastAsia="標楷體" w:hAnsi="Times New Roman" w:hint="eastAsia"/>
           <w:sz w:val="36"/>
           <w:szCs w:val="36"/>
         </w:rPr>
@@ -424,7 +424,7 @@
       </w:r>
       <w:r>
         <w:rPr>
-          <w:rFonts w:ascii="Times New Roman" w:eastAsia="DFKai-SB" w:hAnsi="Times New Roman" w:hint="eastAsia"/>
+          <w:rFonts w:ascii="Times New Roman" w:eastAsia="標楷體" w:hAnsi="Times New Roman" w:hint="eastAsia"/>
           <w:sz w:val="36"/>
           <w:szCs w:val="36"/>
         </w:rPr>
@@ -432,7 +432,7 @@
       </w:r>
       <w:r>
         <w:rPr>
-          <w:rFonts w:ascii="Times New Roman" w:eastAsia="DFKai-SB" w:hAnsi="Times New Roman" w:hint="eastAsia"/>
+          <w:rFonts w:ascii="Times New Roman" w:eastAsia="標楷體" w:hAnsi="Times New Roman" w:hint="eastAsia"/>
           <w:sz w:val="36"/>
           <w:szCs w:val="36"/>
         </w:rPr>
@@ -444,14 +444,14 @@
         <w:spacing w:line="480" w:lineRule="auto"/>
         <w:jc w:val="center"/>
         <w:rPr>
-          <w:rFonts w:ascii="Times New Roman" w:eastAsia="DFKai-SB" w:hAnsi="Times New Roman"/>
+          <w:rFonts w:ascii="Times New Roman" w:eastAsia="標楷體" w:hAnsi="Times New Roman"/>
           <w:sz w:val="36"/>
           <w:szCs w:val="36"/>
         </w:rPr>
       </w:pPr>
       <w:r>
         <w:rPr>
-          <w:rFonts w:ascii="Times New Roman" w:eastAsia="DFKai-SB" w:hAnsi="Times New Roman" w:hint="eastAsia"/>
+          <w:rFonts w:ascii="Times New Roman" w:eastAsia="標楷體" w:hAnsi="Times New Roman" w:hint="eastAsia"/>
           <w:sz w:val="36"/>
           <w:szCs w:val="36"/>
         </w:rPr>
@@ -459,7 +459,7 @@
       </w:r>
       <w:r>
         <w:rPr>
-          <w:rFonts w:ascii="Times New Roman" w:eastAsia="DFKai-SB" w:hAnsi="Times New Roman" w:hint="eastAsia"/>
+          <w:rFonts w:ascii="Times New Roman" w:eastAsia="標楷體" w:hAnsi="Times New Roman" w:hint="eastAsia"/>
           <w:sz w:val="36"/>
           <w:szCs w:val="36"/>
         </w:rPr>
@@ -467,7 +467,7 @@
       </w:r>
       <w:r>
         <w:rPr>
-          <w:rFonts w:ascii="Times New Roman" w:eastAsia="DFKai-SB" w:hAnsi="Times New Roman" w:hint="eastAsia"/>
+          <w:rFonts w:ascii="Times New Roman" w:eastAsia="標楷體" w:hAnsi="Times New Roman" w:hint="eastAsia"/>
           <w:sz w:val="36"/>
           <w:szCs w:val="36"/>
         </w:rPr>
@@ -475,7 +475,7 @@
       </w:r>
       <w:r>
         <w:rPr>
-          <w:rFonts w:ascii="Times New Roman" w:eastAsia="DFKai-SB" w:hAnsi="Times New Roman" w:hint="eastAsia"/>
+          <w:rFonts w:ascii="Times New Roman" w:eastAsia="標楷體" w:hAnsi="Times New Roman" w:hint="eastAsia"/>
           <w:sz w:val="36"/>
           <w:szCs w:val="36"/>
         </w:rPr>
@@ -483,7 +483,7 @@
       </w:r>
       <w:r>
         <w:rPr>
-          <w:rFonts w:ascii="Times New Roman" w:eastAsia="DFKai-SB" w:hAnsi="Times New Roman" w:hint="eastAsia"/>
+          <w:rFonts w:ascii="Times New Roman" w:eastAsia="標楷體" w:hAnsi="Times New Roman" w:hint="eastAsia"/>
           <w:sz w:val="36"/>
           <w:szCs w:val="36"/>
         </w:rPr>
@@ -495,90 +495,90 @@
         <w:spacing w:line="480" w:lineRule="auto"/>
         <w:jc w:val="center"/>
         <w:rPr>
-          <w:rFonts w:ascii="Times New Roman" w:eastAsia="DFKai-SB" w:hAnsi="Times New Roman"/>
+          <w:rFonts w:ascii="Times New Roman" w:eastAsia="標楷體" w:hAnsi="Times New Roman"/>
           <w:sz w:val="32"/>
         </w:rPr>
       </w:pPr>
       <w:r>
         <w:rPr>
-          <w:rFonts w:ascii="Times New Roman" w:eastAsia="DFKai-SB" w:hAnsi="Times New Roman" w:hint="eastAsia"/>
+          <w:rFonts w:ascii="Times New Roman" w:eastAsia="標楷體" w:hAnsi="Times New Roman" w:hint="eastAsia"/>
           <w:sz w:val="32"/>
         </w:rPr>
         <w:t>中華民國</w:t>
       </w:r>
       <w:r>
         <w:rPr>
-          <w:rFonts w:ascii="Times New Roman" w:eastAsia="DFKai-SB" w:hAnsi="Times New Roman" w:hint="eastAsia"/>
+          <w:rFonts w:ascii="Times New Roman" w:eastAsia="標楷體" w:hAnsi="Times New Roman" w:hint="eastAsia"/>
           <w:sz w:val="32"/>
         </w:rPr>
         <w:t xml:space="preserve">  </w:t>
       </w:r>
       <w:r>
         <w:rPr>
-          <w:rFonts w:ascii="Times New Roman" w:eastAsia="DFKai-SB" w:hAnsi="Times New Roman" w:hint="eastAsia"/>
+          <w:rFonts w:ascii="Times New Roman" w:eastAsia="標楷體" w:hAnsi="Times New Roman" w:hint="eastAsia"/>
           <w:sz w:val="32"/>
         </w:rPr>
         <w:t xml:space="preserve">     </w:t>
       </w:r>
       <w:r>
         <w:rPr>
-          <w:rFonts w:ascii="Times New Roman" w:eastAsia="DFKai-SB" w:hAnsi="Times New Roman" w:hint="eastAsia"/>
+          <w:rFonts w:ascii="Times New Roman" w:eastAsia="標楷體" w:hAnsi="Times New Roman" w:hint="eastAsia"/>
           <w:sz w:val="32"/>
         </w:rPr>
         <w:t xml:space="preserve"> </w:t>
       </w:r>
       <w:r>
         <w:rPr>
-          <w:rFonts w:ascii="Times New Roman" w:eastAsia="DFKai-SB" w:hAnsi="Times New Roman" w:hint="eastAsia"/>
+          <w:rFonts w:ascii="Times New Roman" w:eastAsia="標楷體" w:hAnsi="Times New Roman" w:hint="eastAsia"/>
           <w:sz w:val="32"/>
         </w:rPr>
         <w:t>年</w:t>
       </w:r>
       <w:r>
         <w:rPr>
-          <w:rFonts w:ascii="Times New Roman" w:eastAsia="DFKai-SB" w:hAnsi="Times New Roman" w:hint="eastAsia"/>
+          <w:rFonts w:ascii="Times New Roman" w:eastAsia="標楷體" w:hAnsi="Times New Roman" w:hint="eastAsia"/>
           <w:sz w:val="32"/>
         </w:rPr>
         <w:t xml:space="preserve"> </w:t>
       </w:r>
       <w:r>
         <w:rPr>
-          <w:rFonts w:ascii="Times New Roman" w:eastAsia="DFKai-SB" w:hAnsi="Times New Roman" w:hint="eastAsia"/>
+          <w:rFonts w:ascii="Times New Roman" w:eastAsia="標楷體" w:hAnsi="Times New Roman" w:hint="eastAsia"/>
           <w:sz w:val="32"/>
         </w:rPr>
         <w:t xml:space="preserve">     </w:t>
       </w:r>
       <w:r>
         <w:rPr>
-          <w:rFonts w:ascii="Times New Roman" w:eastAsia="DFKai-SB" w:hAnsi="Times New Roman" w:hint="eastAsia"/>
+          <w:rFonts w:ascii="Times New Roman" w:eastAsia="標楷體" w:hAnsi="Times New Roman" w:hint="eastAsia"/>
           <w:sz w:val="32"/>
         </w:rPr>
         <w:t>月</w:t>
       </w:r>
       <w:r>
         <w:rPr>
-          <w:rFonts w:ascii="Times New Roman" w:eastAsia="DFKai-SB" w:hAnsi="Times New Roman" w:hint="eastAsia"/>
+          <w:rFonts w:ascii="Times New Roman" w:eastAsia="標楷體" w:hAnsi="Times New Roman" w:hint="eastAsia"/>
           <w:sz w:val="32"/>
         </w:rPr>
         <w:t xml:space="preserve">       </w:t>
       </w:r>
       <w:r>
         <w:rPr>
-          <w:rFonts w:ascii="Times New Roman" w:eastAsia="DFKai-SB" w:hAnsi="Times New Roman" w:hint="eastAsia"/>
+          <w:rFonts w:ascii="Times New Roman" w:eastAsia="標楷體" w:hAnsi="Times New Roman" w:hint="eastAsia"/>
           <w:sz w:val="32"/>
         </w:rPr>
         <w:t xml:space="preserve"> </w:t>
       </w:r>
       <w:r>
         <w:rPr>
-          <w:rFonts w:ascii="Times New Roman" w:eastAsia="DFKai-SB" w:hAnsi="Times New Roman" w:hint="eastAsia"/>
+          <w:rFonts w:ascii="Times New Roman" w:eastAsia="標楷體" w:hAnsi="Times New Roman" w:hint="eastAsia"/>
           <w:sz w:val="32"/>
         </w:rPr>
         <w:t>日</w:t>
       </w:r>
       <w:r>
         <w:rPr>
-          <w:rFonts w:ascii="Times New Roman" w:eastAsia="DFKai-SB" w:hAnsi="Times New Roman" w:hint="eastAsia"/>
+          <w:rFonts w:ascii="Times New Roman" w:eastAsia="標楷體" w:hAnsi="Times New Roman" w:hint="eastAsia"/>
           <w:sz w:val="32"/>
         </w:rPr>
         <w:t xml:space="preserve"> </w:t>
@@ -587,19 +587,19 @@
     <w:p>
       <w:pPr>
         <w:rPr>
-          <w:rFonts w:ascii="Times New Roman" w:eastAsia="DFKai-SB" w:hAnsi="Times New Roman"/>
-        </w:rPr>
-      </w:pPr>
-      <w:r>
-        <w:rPr>
-          <w:rFonts w:ascii="Times New Roman" w:eastAsia="DFKai-SB" w:hAnsi="Times New Roman" w:hint="eastAsia"/>
+          <w:rFonts w:ascii="Times New Roman" w:eastAsia="標楷體" w:hAnsi="Times New Roman"/>
+        </w:rPr>
+      </w:pPr>
+      <w:r>
+        <w:rPr>
+          <w:rFonts w:ascii="Times New Roman" w:eastAsia="標楷體" w:hAnsi="Times New Roman" w:hint="eastAsia"/>
         </w:rPr>
         <w:lastRenderedPageBreak/>
         <w:t>目錄</w:t>
       </w:r>
       <w:r>
         <w:rPr>
-          <w:rFonts w:ascii="Times New Roman" w:eastAsia="DFKai-SB" w:hAnsi="Times New Roman" w:hint="eastAsia"/>
+          <w:rFonts w:ascii="Times New Roman" w:eastAsia="標楷體" w:hAnsi="Times New Roman" w:hint="eastAsia"/>
         </w:rPr>
         <w:t>:</w:t>
       </w:r>
@@ -607,18 +607,18 @@
     <w:p>
       <w:pPr>
         <w:rPr>
-          <w:rFonts w:ascii="Times New Roman" w:eastAsia="DFKai-SB" w:hAnsi="Times New Roman"/>
-        </w:rPr>
-      </w:pPr>
-      <w:r>
-        <w:rPr>
-          <w:rFonts w:ascii="Times New Roman" w:eastAsia="DFKai-SB" w:hAnsi="Times New Roman" w:hint="eastAsia"/>
+          <w:rFonts w:ascii="Times New Roman" w:eastAsia="標楷體" w:hAnsi="Times New Roman"/>
+        </w:rPr>
+      </w:pPr>
+      <w:r>
+        <w:rPr>
+          <w:rFonts w:ascii="Times New Roman" w:eastAsia="標楷體" w:hAnsi="Times New Roman" w:hint="eastAsia"/>
         </w:rPr>
         <w:t>設備</w:t>
       </w:r>
       <w:r>
         <w:rPr>
-          <w:rFonts w:ascii="Times New Roman" w:eastAsia="DFKai-SB" w:hAnsi="Times New Roman" w:hint="eastAsia"/>
+          <w:rFonts w:ascii="Times New Roman" w:eastAsia="標楷體" w:hAnsi="Times New Roman" w:hint="eastAsia"/>
         </w:rPr>
         <w:t>:</w:t>
       </w:r>
@@ -626,18 +626,18 @@
     <w:p>
       <w:pPr>
         <w:rPr>
-          <w:rFonts w:ascii="Times New Roman" w:eastAsia="DFKai-SB" w:hAnsi="Times New Roman"/>
-        </w:rPr>
-      </w:pPr>
-      <w:r>
-        <w:rPr>
-          <w:rFonts w:ascii="Times New Roman" w:eastAsia="DFKai-SB" w:hAnsi="Times New Roman" w:hint="eastAsia"/>
+          <w:rFonts w:ascii="Times New Roman" w:eastAsia="標楷體" w:hAnsi="Times New Roman"/>
+        </w:rPr>
+      </w:pPr>
+      <w:r>
+        <w:rPr>
+          <w:rFonts w:ascii="Times New Roman" w:eastAsia="標楷體" w:hAnsi="Times New Roman" w:hint="eastAsia"/>
         </w:rPr>
         <w:t xml:space="preserve">01. Arduino </w:t>
       </w:r>
       <w:r>
         <w:rPr>
-          <w:rFonts w:ascii="Times New Roman" w:eastAsia="DFKai-SB" w:hAnsi="Times New Roman" w:hint="eastAsia"/>
+          <w:rFonts w:ascii="Times New Roman" w:eastAsia="標楷體" w:hAnsi="Times New Roman" w:hint="eastAsia"/>
         </w:rPr>
         <w:t>ESP32</w:t>
       </w:r>
@@ -645,12 +645,12 @@
     <w:p>
       <w:pPr>
         <w:rPr>
-          <w:rFonts w:ascii="Times New Roman" w:eastAsia="DFKai-SB" w:hAnsi="Times New Roman"/>
-        </w:rPr>
-      </w:pPr>
-      <w:r>
-        <w:rPr>
-          <w:rFonts w:ascii="Times New Roman" w:eastAsia="DFKai-SB" w:hAnsi="Times New Roman" w:hint="eastAsia"/>
+          <w:rFonts w:ascii="Times New Roman" w:eastAsia="標楷體" w:hAnsi="Times New Roman"/>
+        </w:rPr>
+      </w:pPr>
+      <w:r>
+        <w:rPr>
+          <w:rFonts w:ascii="Times New Roman" w:eastAsia="標楷體" w:hAnsi="Times New Roman" w:hint="eastAsia"/>
         </w:rPr>
         <w:t>02. Arduino 8266</w:t>
       </w:r>
@@ -658,30 +658,30 @@
     <w:p>
       <w:pPr>
         <w:rPr>
-          <w:rFonts w:ascii="Times New Roman" w:eastAsia="DFKai-SB" w:hAnsi="Times New Roman"/>
-        </w:rPr>
-      </w:pPr>
-      <w:r>
-        <w:rPr>
-          <w:rFonts w:ascii="Times New Roman" w:eastAsia="DFKai-SB" w:hAnsi="Times New Roman" w:hint="eastAsia"/>
+          <w:rFonts w:ascii="Times New Roman" w:eastAsia="標楷體" w:hAnsi="Times New Roman"/>
+        </w:rPr>
+      </w:pPr>
+      <w:r>
+        <w:rPr>
+          <w:rFonts w:ascii="Times New Roman" w:eastAsia="標楷體" w:hAnsi="Times New Roman" w:hint="eastAsia"/>
         </w:rPr>
         <w:t>0</w:t>
       </w:r>
       <w:r>
         <w:rPr>
-          <w:rFonts w:ascii="Times New Roman" w:eastAsia="DFKai-SB" w:hAnsi="Times New Roman" w:hint="eastAsia"/>
+          <w:rFonts w:ascii="Times New Roman" w:eastAsia="標楷體" w:hAnsi="Times New Roman" w:hint="eastAsia"/>
         </w:rPr>
         <w:t>3</w:t>
       </w:r>
       <w:r>
         <w:rPr>
-          <w:rFonts w:ascii="Times New Roman" w:eastAsia="DFKai-SB" w:hAnsi="Times New Roman" w:hint="eastAsia"/>
+          <w:rFonts w:ascii="Times New Roman" w:eastAsia="標楷體" w:hAnsi="Times New Roman" w:hint="eastAsia"/>
         </w:rPr>
         <w:t xml:space="preserve">. </w:t>
       </w:r>
       <w:r>
         <w:rPr>
-          <w:rFonts w:ascii="Times New Roman" w:eastAsia="DFKai-SB" w:hAnsi="Times New Roman" w:hint="eastAsia"/>
+          <w:rFonts w:ascii="Times New Roman" w:eastAsia="標楷體" w:hAnsi="Times New Roman" w:hint="eastAsia"/>
         </w:rPr>
         <w:t>紅外線感應器</w:t>
       </w:r>
@@ -689,42 +689,42 @@
     <w:p>
       <w:pPr>
         <w:rPr>
-          <w:rFonts w:ascii="Times New Roman" w:eastAsia="DFKai-SB" w:hAnsi="Times New Roman"/>
-        </w:rPr>
-      </w:pPr>
-      <w:r>
-        <w:rPr>
-          <w:rFonts w:ascii="Times New Roman" w:eastAsia="DFKai-SB" w:hAnsi="Times New Roman" w:hint="eastAsia"/>
+          <w:rFonts w:ascii="Times New Roman" w:eastAsia="標楷體" w:hAnsi="Times New Roman"/>
+        </w:rPr>
+      </w:pPr>
+      <w:r>
+        <w:rPr>
+          <w:rFonts w:ascii="Times New Roman" w:eastAsia="標楷體" w:hAnsi="Times New Roman" w:hint="eastAsia"/>
         </w:rPr>
         <w:t>0</w:t>
       </w:r>
       <w:r>
         <w:rPr>
-          <w:rFonts w:ascii="Times New Roman" w:eastAsia="DFKai-SB" w:hAnsi="Times New Roman" w:hint="eastAsia"/>
+          <w:rFonts w:ascii="Times New Roman" w:eastAsia="標楷體" w:hAnsi="Times New Roman" w:hint="eastAsia"/>
         </w:rPr>
         <w:t>4.</w:t>
       </w:r>
       <w:r>
         <w:rPr>
-          <w:rFonts w:ascii="Times New Roman" w:eastAsia="DFKai-SB" w:hAnsi="Times New Roman" w:hint="eastAsia"/>
+          <w:rFonts w:ascii="Times New Roman" w:eastAsia="標楷體" w:hAnsi="Times New Roman" w:hint="eastAsia"/>
         </w:rPr>
         <w:t xml:space="preserve"> </w:t>
       </w:r>
       <w:r>
         <w:rPr>
-          <w:rFonts w:ascii="Times New Roman" w:eastAsia="DFKai-SB" w:hAnsi="Times New Roman" w:hint="eastAsia"/>
+          <w:rFonts w:ascii="Times New Roman" w:eastAsia="標楷體" w:hAnsi="Times New Roman" w:hint="eastAsia"/>
         </w:rPr>
         <w:t>紅色</w:t>
       </w:r>
       <w:r>
         <w:rPr>
-          <w:rFonts w:ascii="Times New Roman" w:eastAsia="DFKai-SB" w:hAnsi="Times New Roman" w:hint="eastAsia"/>
+          <w:rFonts w:ascii="Times New Roman" w:eastAsia="標楷體" w:hAnsi="Times New Roman" w:hint="eastAsia"/>
         </w:rPr>
         <w:t>LED</w:t>
       </w:r>
       <w:r>
         <w:rPr>
-          <w:rFonts w:ascii="Times New Roman" w:eastAsia="DFKai-SB" w:hAnsi="Times New Roman" w:hint="eastAsia"/>
+          <w:rFonts w:ascii="Times New Roman" w:eastAsia="標楷體" w:hAnsi="Times New Roman" w:hint="eastAsia"/>
         </w:rPr>
         <w:t>教室牌</w:t>
       </w:r>
@@ -732,30 +732,30 @@
     <w:p>
       <w:pPr>
         <w:rPr>
-          <w:rFonts w:ascii="Times New Roman" w:eastAsia="DFKai-SB" w:hAnsi="Times New Roman"/>
-        </w:rPr>
-      </w:pPr>
-      <w:r>
-        <w:rPr>
-          <w:rFonts w:ascii="Times New Roman" w:eastAsia="DFKai-SB" w:hAnsi="Times New Roman" w:hint="eastAsia"/>
+          <w:rFonts w:ascii="Times New Roman" w:eastAsia="標楷體" w:hAnsi="Times New Roman"/>
+        </w:rPr>
+      </w:pPr>
+      <w:r>
+        <w:rPr>
+          <w:rFonts w:ascii="Times New Roman" w:eastAsia="標楷體" w:hAnsi="Times New Roman" w:hint="eastAsia"/>
         </w:rPr>
         <w:t>0</w:t>
       </w:r>
       <w:r>
         <w:rPr>
-          <w:rFonts w:ascii="Times New Roman" w:eastAsia="DFKai-SB" w:hAnsi="Times New Roman" w:hint="eastAsia"/>
+          <w:rFonts w:ascii="Times New Roman" w:eastAsia="標楷體" w:hAnsi="Times New Roman" w:hint="eastAsia"/>
         </w:rPr>
         <w:t>5</w:t>
       </w:r>
       <w:r>
         <w:rPr>
-          <w:rFonts w:ascii="Times New Roman" w:eastAsia="DFKai-SB" w:hAnsi="Times New Roman" w:hint="eastAsia"/>
+          <w:rFonts w:ascii="Times New Roman" w:eastAsia="標楷體" w:hAnsi="Times New Roman" w:hint="eastAsia"/>
         </w:rPr>
         <w:t xml:space="preserve">. </w:t>
       </w:r>
       <w:r>
         <w:rPr>
-          <w:rFonts w:ascii="Times New Roman" w:eastAsia="DFKai-SB" w:hAnsi="Times New Roman" w:hint="eastAsia"/>
+          <w:rFonts w:ascii="Times New Roman" w:eastAsia="標楷體" w:hAnsi="Times New Roman" w:hint="eastAsia"/>
         </w:rPr>
         <w:t>路燈</w:t>
       </w:r>
@@ -763,30 +763,30 @@
     <w:p>
       <w:pPr>
         <w:rPr>
-          <w:rFonts w:ascii="Times New Roman" w:eastAsia="DFKai-SB" w:hAnsi="Times New Roman"/>
-        </w:rPr>
-      </w:pPr>
-      <w:r>
-        <w:rPr>
-          <w:rFonts w:ascii="Times New Roman" w:eastAsia="DFKai-SB" w:hAnsi="Times New Roman" w:hint="eastAsia"/>
+          <w:rFonts w:ascii="Times New Roman" w:eastAsia="標楷體" w:hAnsi="Times New Roman"/>
+        </w:rPr>
+      </w:pPr>
+      <w:r>
+        <w:rPr>
+          <w:rFonts w:ascii="Times New Roman" w:eastAsia="標楷體" w:hAnsi="Times New Roman" w:hint="eastAsia"/>
         </w:rPr>
         <w:t>0</w:t>
       </w:r>
       <w:r>
         <w:rPr>
-          <w:rFonts w:ascii="Times New Roman" w:eastAsia="DFKai-SB" w:hAnsi="Times New Roman" w:hint="eastAsia"/>
+          <w:rFonts w:ascii="Times New Roman" w:eastAsia="標楷體" w:hAnsi="Times New Roman" w:hint="eastAsia"/>
         </w:rPr>
         <w:t>6</w:t>
       </w:r>
       <w:r>
         <w:rPr>
-          <w:rFonts w:ascii="Times New Roman" w:eastAsia="DFKai-SB" w:hAnsi="Times New Roman" w:hint="eastAsia"/>
+          <w:rFonts w:ascii="Times New Roman" w:eastAsia="標楷體" w:hAnsi="Times New Roman" w:hint="eastAsia"/>
         </w:rPr>
         <w:t xml:space="preserve">. </w:t>
       </w:r>
       <w:r>
         <w:rPr>
-          <w:rFonts w:ascii="Times New Roman" w:eastAsia="DFKai-SB" w:hAnsi="Times New Roman" w:hint="eastAsia"/>
+          <w:rFonts w:ascii="Times New Roman" w:eastAsia="標楷體" w:hAnsi="Times New Roman" w:hint="eastAsia"/>
         </w:rPr>
         <w:t>太陽能板</w:t>
       </w:r>
@@ -794,30 +794,30 @@
     <w:p>
       <w:pPr>
         <w:rPr>
-          <w:rFonts w:ascii="Times New Roman" w:eastAsia="DFKai-SB" w:hAnsi="Times New Roman"/>
-        </w:rPr>
-      </w:pPr>
-      <w:r>
-        <w:rPr>
-          <w:rFonts w:ascii="Times New Roman" w:eastAsia="DFKai-SB" w:hAnsi="Times New Roman" w:hint="eastAsia"/>
+          <w:rFonts w:ascii="Times New Roman" w:eastAsia="標楷體" w:hAnsi="Times New Roman"/>
+        </w:rPr>
+      </w:pPr>
+      <w:r>
+        <w:rPr>
+          <w:rFonts w:ascii="Times New Roman" w:eastAsia="標楷體" w:hAnsi="Times New Roman" w:hint="eastAsia"/>
         </w:rPr>
         <w:t>0</w:t>
       </w:r>
       <w:r>
         <w:rPr>
-          <w:rFonts w:ascii="Times New Roman" w:eastAsia="DFKai-SB" w:hAnsi="Times New Roman" w:hint="eastAsia"/>
+          <w:rFonts w:ascii="Times New Roman" w:eastAsia="標楷體" w:hAnsi="Times New Roman" w:hint="eastAsia"/>
         </w:rPr>
         <w:t>7</w:t>
       </w:r>
       <w:r>
         <w:rPr>
-          <w:rFonts w:ascii="Times New Roman" w:eastAsia="DFKai-SB" w:hAnsi="Times New Roman" w:hint="eastAsia"/>
+          <w:rFonts w:ascii="Times New Roman" w:eastAsia="標楷體" w:hAnsi="Times New Roman" w:hint="eastAsia"/>
         </w:rPr>
         <w:t xml:space="preserve">. </w:t>
       </w:r>
       <w:r>
         <w:rPr>
-          <w:rFonts w:ascii="Times New Roman" w:eastAsia="DFKai-SB" w:hAnsi="Times New Roman" w:hint="eastAsia"/>
+          <w:rFonts w:ascii="Times New Roman" w:eastAsia="標楷體" w:hAnsi="Times New Roman" w:hint="eastAsia"/>
         </w:rPr>
         <w:t>螢幕</w:t>
       </w:r>
@@ -825,30 +825,30 @@
     <w:p>
       <w:pPr>
         <w:rPr>
-          <w:rFonts w:ascii="Times New Roman" w:eastAsia="DFKai-SB" w:hAnsi="Times New Roman"/>
-        </w:rPr>
-      </w:pPr>
-      <w:r>
-        <w:rPr>
-          <w:rFonts w:ascii="Times New Roman" w:eastAsia="DFKai-SB" w:hAnsi="Times New Roman" w:hint="eastAsia"/>
+          <w:rFonts w:ascii="Times New Roman" w:eastAsia="標楷體" w:hAnsi="Times New Roman"/>
+        </w:rPr>
+      </w:pPr>
+      <w:r>
+        <w:rPr>
+          <w:rFonts w:ascii="Times New Roman" w:eastAsia="標楷體" w:hAnsi="Times New Roman" w:hint="eastAsia"/>
         </w:rPr>
         <w:t>0</w:t>
       </w:r>
       <w:r>
         <w:rPr>
-          <w:rFonts w:ascii="Times New Roman" w:eastAsia="DFKai-SB" w:hAnsi="Times New Roman" w:hint="eastAsia"/>
+          <w:rFonts w:ascii="Times New Roman" w:eastAsia="標楷體" w:hAnsi="Times New Roman" w:hint="eastAsia"/>
         </w:rPr>
         <w:t>8</w:t>
       </w:r>
       <w:r>
         <w:rPr>
-          <w:rFonts w:ascii="Times New Roman" w:eastAsia="DFKai-SB" w:hAnsi="Times New Roman" w:hint="eastAsia"/>
+          <w:rFonts w:ascii="Times New Roman" w:eastAsia="標楷體" w:hAnsi="Times New Roman" w:hint="eastAsia"/>
         </w:rPr>
         <w:t xml:space="preserve">. </w:t>
       </w:r>
       <w:r>
         <w:rPr>
-          <w:rFonts w:ascii="Times New Roman" w:eastAsia="DFKai-SB" w:hAnsi="Times New Roman" w:hint="eastAsia"/>
+          <w:rFonts w:ascii="Times New Roman" w:eastAsia="標楷體" w:hAnsi="Times New Roman" w:hint="eastAsia"/>
         </w:rPr>
         <w:t>GPS</w:t>
       </w:r>
@@ -856,25 +856,25 @@
     <w:p>
       <w:pPr>
         <w:rPr>
-          <w:rFonts w:ascii="Times New Roman" w:eastAsia="DFKai-SB" w:hAnsi="Times New Roman"/>
-        </w:rPr>
-      </w:pPr>
-    </w:p>
-    <w:p>
-      <w:pPr>
-        <w:rPr>
-          <w:rFonts w:ascii="Times New Roman" w:eastAsia="DFKai-SB" w:hAnsi="Times New Roman"/>
-        </w:rPr>
-      </w:pPr>
-      <w:r>
-        <w:rPr>
-          <w:rFonts w:ascii="Times New Roman" w:eastAsia="DFKai-SB" w:hAnsi="Times New Roman" w:hint="eastAsia"/>
+          <w:rFonts w:ascii="Times New Roman" w:eastAsia="標楷體" w:hAnsi="Times New Roman"/>
+        </w:rPr>
+      </w:pPr>
+    </w:p>
+    <w:p>
+      <w:pPr>
+        <w:rPr>
+          <w:rFonts w:ascii="Times New Roman" w:eastAsia="標楷體" w:hAnsi="Times New Roman"/>
+        </w:rPr>
+      </w:pPr>
+      <w:r>
+        <w:rPr>
+          <w:rFonts w:ascii="Times New Roman" w:eastAsia="標楷體" w:hAnsi="Times New Roman" w:hint="eastAsia"/>
         </w:rPr>
         <w:t>軟體</w:t>
       </w:r>
       <w:r>
         <w:rPr>
-          <w:rFonts w:ascii="Times New Roman" w:eastAsia="DFKai-SB" w:hAnsi="Times New Roman" w:hint="eastAsia"/>
+          <w:rFonts w:ascii="Times New Roman" w:eastAsia="標楷體" w:hAnsi="Times New Roman" w:hint="eastAsia"/>
         </w:rPr>
         <w:t>:</w:t>
       </w:r>
@@ -882,18 +882,18 @@
     <w:p>
       <w:pPr>
         <w:rPr>
-          <w:rFonts w:ascii="Times New Roman" w:eastAsia="DFKai-SB" w:hAnsi="Times New Roman"/>
-        </w:rPr>
-      </w:pPr>
-      <w:r>
-        <w:rPr>
-          <w:rFonts w:ascii="Times New Roman" w:eastAsia="DFKai-SB" w:hAnsi="Times New Roman" w:hint="eastAsia"/>
+          <w:rFonts w:ascii="Times New Roman" w:eastAsia="標楷體" w:hAnsi="Times New Roman"/>
+        </w:rPr>
+      </w:pPr>
+      <w:r>
+        <w:rPr>
+          <w:rFonts w:ascii="Times New Roman" w:eastAsia="標楷體" w:hAnsi="Times New Roman" w:hint="eastAsia"/>
         </w:rPr>
         <w:t xml:space="preserve">01. </w:t>
       </w:r>
       <w:r>
         <w:rPr>
-          <w:rFonts w:ascii="Times New Roman" w:eastAsia="DFKai-SB" w:hAnsi="Times New Roman" w:hint="eastAsia"/>
+          <w:rFonts w:ascii="Times New Roman" w:eastAsia="標楷體" w:hAnsi="Times New Roman" w:hint="eastAsia"/>
         </w:rPr>
         <w:t>手機介面</w:t>
       </w:r>
@@ -901,18 +901,18 @@
     <w:p>
       <w:pPr>
         <w:rPr>
-          <w:rFonts w:ascii="Times New Roman" w:eastAsia="DFKai-SB" w:hAnsi="Times New Roman"/>
-        </w:rPr>
-      </w:pPr>
-      <w:r>
-        <w:rPr>
-          <w:rFonts w:ascii="Times New Roman" w:eastAsia="DFKai-SB" w:hAnsi="Times New Roman" w:hint="eastAsia"/>
+          <w:rFonts w:ascii="Times New Roman" w:eastAsia="標楷體" w:hAnsi="Times New Roman"/>
+        </w:rPr>
+      </w:pPr>
+      <w:r>
+        <w:rPr>
+          <w:rFonts w:ascii="Times New Roman" w:eastAsia="標楷體" w:hAnsi="Times New Roman" w:hint="eastAsia"/>
         </w:rPr>
         <w:t xml:space="preserve">02. Arduino </w:t>
       </w:r>
       <w:r>
         <w:rPr>
-          <w:rFonts w:ascii="Times New Roman" w:eastAsia="DFKai-SB" w:hAnsi="Times New Roman" w:hint="eastAsia"/>
+          <w:rFonts w:ascii="Times New Roman" w:eastAsia="標楷體" w:hAnsi="Times New Roman" w:hint="eastAsia"/>
         </w:rPr>
         <w:t>執行程式</w:t>
       </w:r>
@@ -920,18 +920,18 @@
     <w:p>
       <w:pPr>
         <w:rPr>
-          <w:rFonts w:ascii="Times New Roman" w:eastAsia="DFKai-SB" w:hAnsi="Times New Roman"/>
-        </w:rPr>
-      </w:pPr>
-      <w:r>
-        <w:rPr>
-          <w:rFonts w:ascii="Times New Roman" w:eastAsia="DFKai-SB" w:hAnsi="Times New Roman" w:hint="eastAsia"/>
+          <w:rFonts w:ascii="Times New Roman" w:eastAsia="標楷體" w:hAnsi="Times New Roman"/>
+        </w:rPr>
+      </w:pPr>
+      <w:r>
+        <w:rPr>
+          <w:rFonts w:ascii="Times New Roman" w:eastAsia="標楷體" w:hAnsi="Times New Roman" w:hint="eastAsia"/>
         </w:rPr>
         <w:t xml:space="preserve">03. </w:t>
       </w:r>
       <w:r>
         <w:rPr>
-          <w:rFonts w:ascii="Times New Roman" w:eastAsia="DFKai-SB" w:hAnsi="Times New Roman" w:hint="eastAsia"/>
+          <w:rFonts w:ascii="Times New Roman" w:eastAsia="標楷體" w:hAnsi="Times New Roman" w:hint="eastAsia"/>
         </w:rPr>
         <w:t>資料庫</w:t>
       </w:r>
@@ -939,42 +939,42 @@
     <w:p>
       <w:pPr>
         <w:rPr>
-          <w:rFonts w:ascii="Times New Roman" w:eastAsia="DFKai-SB" w:hAnsi="Times New Roman"/>
-        </w:rPr>
-      </w:pPr>
-      <w:r>
-        <w:rPr>
-          <w:rFonts w:ascii="Times New Roman" w:eastAsia="DFKai-SB" w:hAnsi="Times New Roman" w:hint="eastAsia"/>
+          <w:rFonts w:ascii="Times New Roman" w:eastAsia="標楷體" w:hAnsi="Times New Roman"/>
+        </w:rPr>
+      </w:pPr>
+      <w:r>
+        <w:rPr>
+          <w:rFonts w:ascii="Times New Roman" w:eastAsia="標楷體" w:hAnsi="Times New Roman" w:hint="eastAsia"/>
         </w:rPr>
         <w:t xml:space="preserve">(1) </w:t>
       </w:r>
       <w:r>
         <w:rPr>
-          <w:rFonts w:ascii="Times New Roman" w:eastAsia="DFKai-SB" w:hAnsi="Times New Roman" w:hint="eastAsia"/>
+          <w:rFonts w:ascii="Times New Roman" w:eastAsia="標楷體" w:hAnsi="Times New Roman" w:hint="eastAsia"/>
         </w:rPr>
         <w:t>使用者</w:t>
       </w:r>
       <w:r>
         <w:rPr>
-          <w:rFonts w:ascii="Times New Roman" w:eastAsia="DFKai-SB" w:hAnsi="Times New Roman" w:hint="eastAsia"/>
+          <w:rFonts w:ascii="Times New Roman" w:eastAsia="標楷體" w:hAnsi="Times New Roman" w:hint="eastAsia"/>
         </w:rPr>
         <w:t xml:space="preserve"> (2) </w:t>
       </w:r>
       <w:r>
         <w:rPr>
-          <w:rFonts w:ascii="Times New Roman" w:eastAsia="DFKai-SB" w:hAnsi="Times New Roman" w:hint="eastAsia"/>
+          <w:rFonts w:ascii="Times New Roman" w:eastAsia="標楷體" w:hAnsi="Times New Roman" w:hint="eastAsia"/>
         </w:rPr>
         <w:t>地理位置</w:t>
       </w:r>
       <w:r>
         <w:rPr>
-          <w:rFonts w:ascii="Times New Roman" w:eastAsia="DFKai-SB" w:hAnsi="Times New Roman" w:hint="eastAsia"/>
+          <w:rFonts w:ascii="Times New Roman" w:eastAsia="標楷體" w:hAnsi="Times New Roman" w:hint="eastAsia"/>
         </w:rPr>
         <w:t xml:space="preserve"> (3) </w:t>
       </w:r>
       <w:r>
         <w:rPr>
-          <w:rFonts w:ascii="Times New Roman" w:eastAsia="DFKai-SB" w:hAnsi="Times New Roman" w:hint="eastAsia"/>
+          <w:rFonts w:ascii="Times New Roman" w:eastAsia="標楷體" w:hAnsi="Times New Roman" w:hint="eastAsia"/>
         </w:rPr>
         <w:t>時間</w:t>
       </w:r>
@@ -982,25 +982,25 @@
     <w:p>
       <w:pPr>
         <w:rPr>
-          <w:rFonts w:ascii="Times New Roman" w:eastAsia="DFKai-SB" w:hAnsi="Times New Roman"/>
-        </w:rPr>
-      </w:pPr>
-    </w:p>
-    <w:p>
-      <w:pPr>
-        <w:rPr>
-          <w:rFonts w:ascii="Times New Roman" w:eastAsia="DFKai-SB" w:hAnsi="Times New Roman"/>
-        </w:rPr>
-      </w:pPr>
-      <w:r>
-        <w:rPr>
-          <w:rFonts w:ascii="Times New Roman" w:eastAsia="DFKai-SB" w:hAnsi="Times New Roman" w:hint="eastAsia"/>
+          <w:rFonts w:ascii="Times New Roman" w:eastAsia="標楷體" w:hAnsi="Times New Roman"/>
+        </w:rPr>
+      </w:pPr>
+    </w:p>
+    <w:p>
+      <w:pPr>
+        <w:rPr>
+          <w:rFonts w:ascii="Times New Roman" w:eastAsia="標楷體" w:hAnsi="Times New Roman"/>
+        </w:rPr>
+      </w:pPr>
+      <w:r>
+        <w:rPr>
+          <w:rFonts w:ascii="Times New Roman" w:eastAsia="標楷體" w:hAnsi="Times New Roman" w:hint="eastAsia"/>
         </w:rPr>
         <w:t>一</w:t>
       </w:r>
       <w:r>
         <w:rPr>
-          <w:rFonts w:ascii="Times New Roman" w:eastAsia="DFKai-SB" w:hAnsi="Times New Roman" w:hint="eastAsia"/>
+          <w:rFonts w:ascii="Times New Roman" w:eastAsia="標楷體" w:hAnsi="Times New Roman" w:hint="eastAsia"/>
         </w:rPr>
         <w:t>、摘要</w:t>
       </w:r>
@@ -1008,36 +1008,36 @@
     <w:p>
       <w:pPr>
         <w:rPr>
-          <w:rFonts w:ascii="Times New Roman" w:eastAsia="DFKai-SB" w:hAnsi="Times New Roman"/>
-        </w:rPr>
-      </w:pPr>
-      <w:r>
-        <w:rPr>
-          <w:rFonts w:ascii="Times New Roman" w:eastAsia="DFKai-SB" w:hAnsi="Times New Roman" w:hint="eastAsia"/>
+          <w:rFonts w:ascii="Times New Roman" w:eastAsia="標楷體" w:hAnsi="Times New Roman"/>
+        </w:rPr>
+      </w:pPr>
+      <w:r>
+        <w:rPr>
+          <w:rFonts w:ascii="Times New Roman" w:eastAsia="標楷體" w:hAnsi="Times New Roman" w:hint="eastAsia"/>
         </w:rPr>
         <w:t>(</w:t>
       </w:r>
       <w:r>
         <w:rPr>
-          <w:rFonts w:ascii="Times New Roman" w:eastAsia="DFKai-SB" w:hAnsi="Times New Roman" w:hint="eastAsia"/>
+          <w:rFonts w:ascii="Times New Roman" w:eastAsia="標楷體" w:hAnsi="Times New Roman" w:hint="eastAsia"/>
         </w:rPr>
         <w:t>一</w:t>
       </w:r>
       <w:r>
         <w:rPr>
-          <w:rFonts w:ascii="Times New Roman" w:eastAsia="DFKai-SB" w:hAnsi="Times New Roman" w:hint="eastAsia"/>
+          <w:rFonts w:ascii="Times New Roman" w:eastAsia="標楷體" w:hAnsi="Times New Roman" w:hint="eastAsia"/>
         </w:rPr>
         <w:t>)</w:t>
       </w:r>
       <w:r>
         <w:rPr>
-          <w:rFonts w:ascii="Times New Roman" w:eastAsia="DFKai-SB" w:hAnsi="Times New Roman" w:hint="eastAsia"/>
+          <w:rFonts w:ascii="Times New Roman" w:eastAsia="標楷體" w:hAnsi="Times New Roman" w:hint="eastAsia"/>
         </w:rPr>
         <w:t>研究動機</w:t>
       </w:r>
       <w:r>
         <w:rPr>
-          <w:rFonts w:ascii="Times New Roman" w:eastAsia="DFKai-SB" w:hAnsi="Times New Roman" w:hint="eastAsia"/>
+          <w:rFonts w:ascii="Times New Roman" w:eastAsia="標楷體" w:hAnsi="Times New Roman" w:hint="eastAsia"/>
         </w:rPr>
         <w:t>:</w:t>
       </w:r>
@@ -1045,96 +1045,96 @@
     <w:p>
       <w:pPr>
         <w:rPr>
-          <w:rFonts w:ascii="Times New Roman" w:eastAsia="DFKai-SB" w:hAnsi="Times New Roman"/>
-        </w:rPr>
-      </w:pPr>
-      <w:r>
-        <w:rPr>
-          <w:rFonts w:ascii="Times New Roman" w:eastAsia="DFKai-SB" w:hAnsi="Times New Roman" w:hint="eastAsia"/>
+          <w:rFonts w:ascii="Times New Roman" w:eastAsia="標楷體" w:hAnsi="Times New Roman"/>
+        </w:rPr>
+      </w:pPr>
+      <w:r>
+        <w:rPr>
+          <w:rFonts w:ascii="Times New Roman" w:eastAsia="標楷體" w:hAnsi="Times New Roman" w:hint="eastAsia"/>
         </w:rPr>
         <w:t>基於現在的科技趨勢，</w:t>
       </w:r>
       <w:r>
         <w:rPr>
-          <w:rFonts w:ascii="Times New Roman" w:eastAsia="DFKai-SB" w:hAnsi="Times New Roman" w:hint="eastAsia"/>
+          <w:rFonts w:ascii="Times New Roman" w:eastAsia="標楷體" w:hAnsi="Times New Roman" w:hint="eastAsia"/>
         </w:rPr>
         <w:t>我們根據</w:t>
       </w:r>
       <w:r>
         <w:rPr>
-          <w:rFonts w:ascii="Times New Roman" w:eastAsia="DFKai-SB" w:hAnsi="Times New Roman" w:hint="eastAsia"/>
+          <w:rFonts w:ascii="Times New Roman" w:eastAsia="標楷體" w:hAnsi="Times New Roman" w:hint="eastAsia"/>
         </w:rPr>
         <w:t>校園與</w:t>
       </w:r>
       <w:r>
         <w:rPr>
-          <w:rFonts w:ascii="Times New Roman" w:eastAsia="DFKai-SB" w:hAnsi="Times New Roman" w:hint="eastAsia"/>
+          <w:rFonts w:ascii="Times New Roman" w:eastAsia="標楷體" w:hAnsi="Times New Roman" w:hint="eastAsia"/>
         </w:rPr>
         <w:t>科技做聯想，從</w:t>
       </w:r>
       <w:r>
         <w:rPr>
-          <w:rFonts w:ascii="Times New Roman" w:eastAsia="DFKai-SB" w:hAnsi="Times New Roman" w:hint="eastAsia"/>
+          <w:rFonts w:ascii="Times New Roman" w:eastAsia="標楷體" w:hAnsi="Times New Roman" w:hint="eastAsia"/>
         </w:rPr>
         <w:t>新生作為聯想，</w:t>
       </w:r>
       <w:r>
         <w:rPr>
-          <w:rFonts w:ascii="Times New Roman" w:eastAsia="DFKai-SB" w:hAnsi="Times New Roman" w:hint="eastAsia"/>
+          <w:rFonts w:ascii="Times New Roman" w:eastAsia="標楷體" w:hAnsi="Times New Roman" w:hint="eastAsia"/>
         </w:rPr>
         <w:t>發現對於新生會遇到不熟悉的教室</w:t>
       </w:r>
       <w:r>
         <w:rPr>
-          <w:rFonts w:ascii="Times New Roman" w:eastAsia="DFKai-SB" w:hAnsi="Times New Roman" w:hint="eastAsia"/>
+          <w:rFonts w:ascii="Times New Roman" w:eastAsia="標楷體" w:hAnsi="Times New Roman" w:hint="eastAsia"/>
         </w:rPr>
         <w:t>，不知道應該要如何尋找教室上課，</w:t>
       </w:r>
       <w:r>
         <w:rPr>
-          <w:rFonts w:ascii="Times New Roman" w:eastAsia="DFKai-SB" w:hAnsi="Times New Roman" w:hint="eastAsia"/>
+          <w:rFonts w:ascii="Times New Roman" w:eastAsia="標楷體" w:hAnsi="Times New Roman" w:hint="eastAsia"/>
         </w:rPr>
         <w:t>而現在的學生遇到陌生環境又會不敢與學長姊</w:t>
       </w:r>
       <w:r>
         <w:rPr>
-          <w:rFonts w:ascii="Times New Roman" w:eastAsia="DFKai-SB" w:hAnsi="Times New Roman" w:hint="eastAsia"/>
+          <w:rFonts w:ascii="Times New Roman" w:eastAsia="標楷體" w:hAnsi="Times New Roman" w:hint="eastAsia"/>
         </w:rPr>
         <w:t>做詢問</w:t>
       </w:r>
       <w:r>
         <w:rPr>
-          <w:rFonts w:ascii="Times New Roman" w:eastAsia="DFKai-SB" w:hAnsi="Times New Roman" w:hint="eastAsia"/>
+          <w:rFonts w:ascii="Times New Roman" w:eastAsia="標楷體" w:hAnsi="Times New Roman" w:hint="eastAsia"/>
         </w:rPr>
         <w:t>，</w:t>
       </w:r>
       <w:r>
         <w:rPr>
-          <w:rFonts w:ascii="Times New Roman" w:eastAsia="DFKai-SB" w:hAnsi="Times New Roman" w:hint="eastAsia"/>
+          <w:rFonts w:ascii="Times New Roman" w:eastAsia="標楷體" w:hAnsi="Times New Roman" w:hint="eastAsia"/>
         </w:rPr>
         <w:t>因此有了智慧教室</w:t>
       </w:r>
       <w:r>
         <w:rPr>
-          <w:rFonts w:ascii="Times New Roman" w:eastAsia="DFKai-SB" w:hAnsi="Times New Roman" w:hint="eastAsia"/>
+          <w:rFonts w:ascii="Times New Roman" w:eastAsia="標楷體" w:hAnsi="Times New Roman" w:hint="eastAsia"/>
         </w:rPr>
         <w:t>牌的想法，進而</w:t>
       </w:r>
       <w:r>
         <w:rPr>
-          <w:rFonts w:ascii="Times New Roman" w:eastAsia="DFKai-SB" w:hAnsi="Times New Roman" w:hint="eastAsia"/>
+          <w:rFonts w:ascii="Times New Roman" w:eastAsia="標楷體" w:hAnsi="Times New Roman" w:hint="eastAsia"/>
         </w:rPr>
         <w:t>聯想到了智慧</w:t>
       </w:r>
       <w:r>
         <w:rPr>
-          <w:rFonts w:ascii="Times New Roman" w:eastAsia="DFKai-SB" w:hAnsi="Times New Roman" w:hint="eastAsia"/>
+          <w:rFonts w:ascii="Times New Roman" w:eastAsia="標楷體" w:hAnsi="Times New Roman" w:hint="eastAsia"/>
         </w:rPr>
         <w:t>路燈與智慧停車場</w:t>
       </w:r>
       <w:r>
         <w:rPr>
-          <w:rFonts w:ascii="Times New Roman" w:eastAsia="DFKai-SB" w:hAnsi="Times New Roman" w:hint="eastAsia"/>
+          <w:rFonts w:ascii="Times New Roman" w:eastAsia="標楷體" w:hAnsi="Times New Roman" w:hint="eastAsia"/>
         </w:rPr>
         <w:t>。</w:t>
       </w:r>
@@ -1142,42 +1142,42 @@
     <w:p>
       <w:pPr>
         <w:rPr>
-          <w:rFonts w:ascii="Times New Roman" w:eastAsia="DFKai-SB" w:hAnsi="Times New Roman"/>
-        </w:rPr>
-      </w:pPr>
-      <w:r>
-        <w:rPr>
-          <w:rFonts w:ascii="Times New Roman" w:eastAsia="DFKai-SB" w:hAnsi="Times New Roman" w:hint="eastAsia"/>
+          <w:rFonts w:ascii="Times New Roman" w:eastAsia="標楷體" w:hAnsi="Times New Roman"/>
+        </w:rPr>
+      </w:pPr>
+      <w:r>
+        <w:rPr>
+          <w:rFonts w:ascii="Times New Roman" w:eastAsia="標楷體" w:hAnsi="Times New Roman" w:hint="eastAsia"/>
         </w:rPr>
         <w:t>(</w:t>
       </w:r>
       <w:r>
         <w:rPr>
-          <w:rFonts w:ascii="Times New Roman" w:eastAsia="DFKai-SB" w:hAnsi="Times New Roman" w:hint="eastAsia"/>
+          <w:rFonts w:ascii="Times New Roman" w:eastAsia="標楷體" w:hAnsi="Times New Roman" w:hint="eastAsia"/>
         </w:rPr>
         <w:t>二</w:t>
       </w:r>
       <w:r>
         <w:rPr>
-          <w:rFonts w:ascii="Times New Roman" w:eastAsia="DFKai-SB" w:hAnsi="Times New Roman" w:hint="eastAsia"/>
+          <w:rFonts w:ascii="Times New Roman" w:eastAsia="標楷體" w:hAnsi="Times New Roman" w:hint="eastAsia"/>
         </w:rPr>
         <w:t>)</w:t>
       </w:r>
       <w:r>
         <w:rPr>
-          <w:rFonts w:ascii="Times New Roman" w:eastAsia="DFKai-SB" w:hAnsi="Times New Roman" w:hint="eastAsia"/>
+          <w:rFonts w:ascii="Times New Roman" w:eastAsia="標楷體" w:hAnsi="Times New Roman" w:hint="eastAsia"/>
         </w:rPr>
         <w:t>研究</w:t>
       </w:r>
       <w:r>
         <w:rPr>
-          <w:rFonts w:ascii="Times New Roman" w:eastAsia="DFKai-SB" w:hAnsi="Times New Roman" w:hint="eastAsia"/>
+          <w:rFonts w:ascii="Times New Roman" w:eastAsia="標楷體" w:hAnsi="Times New Roman" w:hint="eastAsia"/>
         </w:rPr>
         <w:t>目的</w:t>
       </w:r>
       <w:r>
         <w:rPr>
-          <w:rFonts w:ascii="Times New Roman" w:eastAsia="DFKai-SB" w:hAnsi="Times New Roman" w:hint="eastAsia"/>
+          <w:rFonts w:ascii="Times New Roman" w:eastAsia="標楷體" w:hAnsi="Times New Roman" w:hint="eastAsia"/>
         </w:rPr>
         <w:t>:</w:t>
       </w:r>
@@ -1185,114 +1185,114 @@
     <w:p>
       <w:pPr>
         <w:rPr>
-          <w:rFonts w:ascii="Times New Roman" w:eastAsia="DFKai-SB" w:hAnsi="Times New Roman"/>
-        </w:rPr>
-      </w:pPr>
-      <w:r>
-        <w:rPr>
-          <w:rFonts w:ascii="Times New Roman" w:eastAsia="DFKai-SB" w:hAnsi="Times New Roman" w:hint="eastAsia"/>
+          <w:rFonts w:ascii="Times New Roman" w:eastAsia="標楷體" w:hAnsi="Times New Roman"/>
+        </w:rPr>
+      </w:pPr>
+      <w:r>
+        <w:rPr>
+          <w:rFonts w:ascii="Times New Roman" w:eastAsia="標楷體" w:hAnsi="Times New Roman" w:hint="eastAsia"/>
         </w:rPr>
         <w:t>為了</w:t>
       </w:r>
       <w:r>
         <w:rPr>
-          <w:rFonts w:ascii="Times New Roman" w:eastAsia="DFKai-SB" w:hAnsi="Times New Roman" w:hint="eastAsia"/>
+          <w:rFonts w:ascii="Times New Roman" w:eastAsia="標楷體" w:hAnsi="Times New Roman" w:hint="eastAsia"/>
         </w:rPr>
         <w:t>讓不知道教室位置的同學能夠快速找到教室位置</w:t>
       </w:r>
       <w:r>
         <w:rPr>
-          <w:rFonts w:ascii="Times New Roman" w:eastAsia="DFKai-SB" w:hAnsi="Times New Roman" w:hint="eastAsia"/>
+          <w:rFonts w:ascii="Times New Roman" w:eastAsia="標楷體" w:hAnsi="Times New Roman" w:hint="eastAsia"/>
         </w:rPr>
         <w:t>，</w:t>
       </w:r>
       <w:r>
         <w:rPr>
-          <w:rFonts w:ascii="Times New Roman" w:eastAsia="DFKai-SB" w:hAnsi="Times New Roman" w:hint="eastAsia"/>
+          <w:rFonts w:ascii="Times New Roman" w:eastAsia="標楷體" w:hAnsi="Times New Roman" w:hint="eastAsia"/>
         </w:rPr>
         <w:t>結合手機</w:t>
       </w:r>
       <w:r>
         <w:rPr>
-          <w:rFonts w:ascii="Times New Roman" w:eastAsia="DFKai-SB" w:hAnsi="Times New Roman"/>
+          <w:rFonts w:ascii="Times New Roman" w:eastAsia="標楷體" w:hAnsi="Times New Roman"/>
         </w:rPr>
         <w:t>app</w:t>
       </w:r>
       <w:r>
         <w:rPr>
-          <w:rFonts w:ascii="Times New Roman" w:eastAsia="DFKai-SB" w:hAnsi="Times New Roman" w:hint="eastAsia"/>
+          <w:rFonts w:ascii="Times New Roman" w:eastAsia="標楷體" w:hAnsi="Times New Roman" w:hint="eastAsia"/>
         </w:rPr>
         <w:t>與智慧教室牌</w:t>
       </w:r>
       <w:r>
         <w:rPr>
-          <w:rFonts w:ascii="Times New Roman" w:eastAsia="DFKai-SB" w:hAnsi="Times New Roman" w:hint="eastAsia"/>
+          <w:rFonts w:ascii="Times New Roman" w:eastAsia="標楷體" w:hAnsi="Times New Roman" w:hint="eastAsia"/>
         </w:rPr>
         <w:t>去尋找教室，</w:t>
       </w:r>
       <w:r>
         <w:rPr>
-          <w:rFonts w:ascii="Times New Roman" w:eastAsia="DFKai-SB" w:hAnsi="Times New Roman" w:hint="eastAsia"/>
+          <w:rFonts w:ascii="Times New Roman" w:eastAsia="標楷體" w:hAnsi="Times New Roman" w:hint="eastAsia"/>
         </w:rPr>
         <w:t>利用智慧教室牌裡的</w:t>
       </w:r>
       <w:r>
         <w:rPr>
-          <w:rFonts w:ascii="Times New Roman" w:eastAsia="DFKai-SB" w:hAnsi="Times New Roman"/>
+          <w:rFonts w:ascii="Times New Roman" w:eastAsia="標楷體" w:hAnsi="Times New Roman"/>
         </w:rPr>
         <w:t>應用物聯網（</w:t>
       </w:r>
       <w:r>
         <w:rPr>
-          <w:rFonts w:ascii="Times New Roman" w:eastAsia="DFKai-SB" w:hAnsi="Times New Roman"/>
+          <w:rFonts w:ascii="Times New Roman" w:eastAsia="標楷體" w:hAnsi="Times New Roman"/>
         </w:rPr>
         <w:t>IoT</w:t>
       </w:r>
       <w:r>
         <w:rPr>
-          <w:rFonts w:ascii="Times New Roman" w:eastAsia="DFKai-SB" w:hAnsi="Times New Roman"/>
+          <w:rFonts w:ascii="Times New Roman" w:eastAsia="標楷體" w:hAnsi="Times New Roman"/>
         </w:rPr>
         <w:t>）架構</w:t>
       </w:r>
       <w:r>
         <w:rPr>
-          <w:rFonts w:ascii="Times New Roman" w:eastAsia="DFKai-SB" w:hAnsi="Times New Roman" w:hint="eastAsia"/>
+          <w:rFonts w:ascii="Times New Roman" w:eastAsia="標楷體" w:hAnsi="Times New Roman" w:hint="eastAsia"/>
         </w:rPr>
         <w:t>讓同學可以找到教室，也減少同學問不到教室位置的尷尬情況</w:t>
       </w:r>
       <w:r>
         <w:rPr>
-          <w:rFonts w:ascii="Times New Roman" w:eastAsia="DFKai-SB" w:hAnsi="Times New Roman" w:hint="eastAsia"/>
+          <w:rFonts w:ascii="Times New Roman" w:eastAsia="標楷體" w:hAnsi="Times New Roman" w:hint="eastAsia"/>
         </w:rPr>
         <w:t>，</w:t>
       </w:r>
       <w:r>
         <w:rPr>
-          <w:rFonts w:ascii="Times New Roman" w:eastAsia="DFKai-SB" w:hAnsi="Times New Roman" w:hint="eastAsia"/>
+          <w:rFonts w:ascii="Times New Roman" w:eastAsia="標楷體" w:hAnsi="Times New Roman" w:hint="eastAsia"/>
         </w:rPr>
         <w:t>利用紅外線感應</w:t>
       </w:r>
       <w:r>
         <w:rPr>
-          <w:rFonts w:ascii="Times New Roman" w:eastAsia="DFKai-SB" w:hAnsi="Times New Roman" w:hint="eastAsia"/>
+          <w:rFonts w:ascii="Times New Roman" w:eastAsia="標楷體" w:hAnsi="Times New Roman" w:hint="eastAsia"/>
         </w:rPr>
         <w:t>來</w:t>
       </w:r>
       <w:r>
         <w:rPr>
-          <w:rFonts w:ascii="Times New Roman" w:eastAsia="DFKai-SB" w:hAnsi="Times New Roman" w:hint="eastAsia"/>
+          <w:rFonts w:ascii="Times New Roman" w:eastAsia="標楷體" w:hAnsi="Times New Roman" w:hint="eastAsia"/>
         </w:rPr>
         <w:t>偵測剩餘的停車</w:t>
       </w:r>
       <w:r>
         <w:rPr>
-          <w:rFonts w:ascii="Times New Roman" w:eastAsia="DFKai-SB" w:hAnsi="Times New Roman" w:hint="eastAsia"/>
+          <w:rFonts w:ascii="Times New Roman" w:eastAsia="標楷體" w:hAnsi="Times New Roman" w:hint="eastAsia"/>
         </w:rPr>
         <w:t>場</w:t>
       </w:r>
       <w:r>
         <w:rPr>
-          <w:rFonts w:ascii="Times New Roman" w:eastAsia="DFKai-SB" w:hAnsi="Times New Roman" w:hint="eastAsia"/>
+          <w:rFonts w:ascii="Times New Roman" w:eastAsia="標楷體" w:hAnsi="Times New Roman" w:hint="eastAsia"/>
         </w:rPr>
         <w:t>數量，</w:t>
       </w:r>
@@ -1300,19 +1300,19 @@
     <w:p>
       <w:pPr>
         <w:rPr>
-          <w:rFonts w:ascii="Times New Roman" w:eastAsia="DFKai-SB" w:hAnsi="Times New Roman"/>
-        </w:rPr>
-      </w:pPr>
-      <w:r>
-        <w:rPr>
-          <w:rFonts w:ascii="Times New Roman" w:eastAsia="DFKai-SB" w:hAnsi="Times New Roman" w:hint="eastAsia"/>
+          <w:rFonts w:ascii="Times New Roman" w:eastAsia="標楷體" w:hAnsi="Times New Roman"/>
+        </w:rPr>
+      </w:pPr>
+      <w:r>
+        <w:rPr>
+          <w:rFonts w:ascii="Times New Roman" w:eastAsia="標楷體" w:hAnsi="Times New Roman" w:hint="eastAsia"/>
         </w:rPr>
         <w:lastRenderedPageBreak/>
         <w:t>二、</w:t>
       </w:r>
       <w:r>
         <w:rPr>
-          <w:rFonts w:ascii="Times New Roman" w:eastAsia="DFKai-SB" w:hAnsi="Times New Roman" w:hint="eastAsia"/>
+          <w:rFonts w:ascii="Times New Roman" w:eastAsia="標楷體" w:hAnsi="Times New Roman" w:hint="eastAsia"/>
         </w:rPr>
         <w:t>關鍵字</w:t>
       </w:r>
@@ -1320,24 +1320,24 @@
     <w:p>
       <w:pPr>
         <w:rPr>
-          <w:rFonts w:ascii="Times New Roman" w:eastAsia="DFKai-SB" w:hAnsi="Times New Roman"/>
-        </w:rPr>
-      </w:pPr>
-      <w:r>
-        <w:rPr>
-          <w:rFonts w:ascii="Times New Roman" w:eastAsia="DFKai-SB" w:hAnsi="Times New Roman"/>
+          <w:rFonts w:ascii="Times New Roman" w:eastAsia="標楷體" w:hAnsi="Times New Roman"/>
+        </w:rPr>
+      </w:pPr>
+      <w:r>
+        <w:rPr>
+          <w:rFonts w:ascii="Times New Roman" w:eastAsia="標楷體" w:hAnsi="Times New Roman"/>
         </w:rPr>
         <w:t>虎科大、智慧校園、物聯網、</w:t>
       </w:r>
       <w:r>
         <w:rPr>
-          <w:rFonts w:ascii="Times New Roman" w:eastAsia="DFKai-SB" w:hAnsi="Times New Roman" w:hint="eastAsia"/>
+          <w:rFonts w:ascii="Times New Roman" w:eastAsia="標楷體" w:hAnsi="Times New Roman" w:hint="eastAsia"/>
         </w:rPr>
         <w:t>智慧教室牌</w:t>
       </w:r>
       <w:r>
         <w:rPr>
-          <w:rFonts w:ascii="Times New Roman" w:eastAsia="DFKai-SB" w:hAnsi="Times New Roman"/>
+          <w:rFonts w:ascii="Times New Roman" w:eastAsia="標楷體" w:hAnsi="Times New Roman"/>
         </w:rPr>
         <w:t>、智慧停車場</w:t>
       </w:r>
@@ -1345,25 +1345,25 @@
     <w:p>
       <w:pPr>
         <w:rPr>
-          <w:rFonts w:ascii="Times New Roman" w:eastAsia="DFKai-SB" w:hAnsi="Times New Roman"/>
-        </w:rPr>
-      </w:pPr>
-    </w:p>
-    <w:p>
-      <w:pPr>
-        <w:rPr>
-          <w:rFonts w:ascii="Times New Roman" w:eastAsia="DFKai-SB" w:hAnsi="Times New Roman"/>
-        </w:rPr>
-      </w:pPr>
-      <w:r>
-        <w:rPr>
-          <w:rFonts w:ascii="Times New Roman" w:eastAsia="DFKai-SB" w:hAnsi="Times New Roman" w:hint="eastAsia"/>
+          <w:rFonts w:ascii="Times New Roman" w:eastAsia="標楷體" w:hAnsi="Times New Roman"/>
+        </w:rPr>
+      </w:pPr>
+    </w:p>
+    <w:p>
+      <w:pPr>
+        <w:rPr>
+          <w:rFonts w:ascii="Times New Roman" w:eastAsia="標楷體" w:hAnsi="Times New Roman"/>
+        </w:rPr>
+      </w:pPr>
+      <w:r>
+        <w:rPr>
+          <w:rFonts w:ascii="Times New Roman" w:eastAsia="標楷體" w:hAnsi="Times New Roman" w:hint="eastAsia"/>
         </w:rPr>
         <w:t>三、簡介</w:t>
       </w:r>
       <w:r>
         <w:rPr>
-          <w:rFonts w:ascii="Times New Roman" w:eastAsia="DFKai-SB" w:hAnsi="Times New Roman" w:hint="eastAsia"/>
+          <w:rFonts w:ascii="Times New Roman" w:eastAsia="標楷體" w:hAnsi="Times New Roman" w:hint="eastAsia"/>
         </w:rPr>
         <w:t>:</w:t>
       </w:r>
@@ -1371,18 +1371,18 @@
     <w:p>
       <w:pPr>
         <w:rPr>
-          <w:rFonts w:ascii="Times New Roman" w:eastAsia="DFKai-SB" w:hAnsi="Times New Roman"/>
-        </w:rPr>
-      </w:pPr>
-      <w:r>
-        <w:rPr>
-          <w:rFonts w:ascii="Times New Roman" w:eastAsia="DFKai-SB" w:hAnsi="Times New Roman" w:hint="eastAsia"/>
+          <w:rFonts w:ascii="Times New Roman" w:eastAsia="標楷體" w:hAnsi="Times New Roman"/>
+        </w:rPr>
+      </w:pPr>
+      <w:r>
+        <w:rPr>
+          <w:rFonts w:ascii="Times New Roman" w:eastAsia="標楷體" w:hAnsi="Times New Roman" w:hint="eastAsia"/>
         </w:rPr>
         <w:t xml:space="preserve">        </w:t>
       </w:r>
       <w:r>
         <w:rPr>
-          <w:rFonts w:ascii="Times New Roman" w:eastAsia="DFKai-SB" w:hAnsi="Times New Roman"/>
+          <w:rFonts w:ascii="Times New Roman" w:eastAsia="標楷體" w:hAnsi="Times New Roman"/>
         </w:rPr>
         <w:t>隨著科技進步與物聯網技術發展，智慧校園已成為未來趨勢之一。本專題以學生在校園中的實際需求為出發點，發現新生在初入校園時常面臨找不到教室的問題，而校園停車位資訊不透明也造成使用上的不便。</w:t>
       </w:r>
@@ -1390,18 +1390,18 @@
     <w:p>
       <w:pPr>
         <w:rPr>
-          <w:rFonts w:ascii="Times New Roman" w:eastAsia="DFKai-SB" w:hAnsi="Times New Roman"/>
-        </w:rPr>
-      </w:pPr>
-      <w:r>
-        <w:rPr>
-          <w:rFonts w:ascii="Times New Roman" w:eastAsia="DFKai-SB" w:hAnsi="Times New Roman" w:hint="eastAsia"/>
+          <w:rFonts w:ascii="Times New Roman" w:eastAsia="標楷體" w:hAnsi="Times New Roman"/>
+        </w:rPr>
+      </w:pPr>
+      <w:r>
+        <w:rPr>
+          <w:rFonts w:ascii="Times New Roman" w:eastAsia="標楷體" w:hAnsi="Times New Roman" w:hint="eastAsia"/>
         </w:rPr>
         <w:t xml:space="preserve">       </w:t>
       </w:r>
       <w:r>
         <w:rPr>
-          <w:rFonts w:ascii="Times New Roman" w:eastAsia="DFKai-SB" w:hAnsi="Times New Roman"/>
+          <w:rFonts w:ascii="Times New Roman" w:eastAsia="標楷體" w:hAnsi="Times New Roman"/>
         </w:rPr>
         <w:t>因此，本研究設計智慧教室尋路系統與智慧停車場系統，透過手機應用程式與感測設備整合，使使用者能即時取得教室位置與停車資訊。透過此系統，不僅提升校園效率，也減少時間浪費，達到智慧化管理之目的。</w:t>
       </w:r>
@@ -1409,25 +1409,25 @@
     <w:p>
       <w:pPr>
         <w:rPr>
-          <w:rFonts w:ascii="Times New Roman" w:eastAsia="DFKai-SB" w:hAnsi="Times New Roman"/>
-        </w:rPr>
-      </w:pPr>
-    </w:p>
-    <w:p>
-      <w:pPr>
-        <w:rPr>
-          <w:rFonts w:ascii="Times New Roman" w:eastAsia="DFKai-SB" w:hAnsi="Times New Roman"/>
-        </w:rPr>
-      </w:pPr>
-      <w:r>
-        <w:rPr>
-          <w:rFonts w:ascii="Times New Roman" w:eastAsia="DFKai-SB" w:hAnsi="Times New Roman" w:hint="eastAsia"/>
+          <w:rFonts w:ascii="Times New Roman" w:eastAsia="標楷體" w:hAnsi="Times New Roman"/>
+        </w:rPr>
+      </w:pPr>
+    </w:p>
+    <w:p>
+      <w:pPr>
+        <w:rPr>
+          <w:rFonts w:ascii="Times New Roman" w:eastAsia="標楷體" w:hAnsi="Times New Roman"/>
+        </w:rPr>
+      </w:pPr>
+      <w:r>
+        <w:rPr>
+          <w:rFonts w:ascii="Times New Roman" w:eastAsia="標楷體" w:hAnsi="Times New Roman" w:hint="eastAsia"/>
         </w:rPr>
         <w:t>四、理論</w:t>
       </w:r>
       <w:r>
         <w:rPr>
-          <w:rFonts w:ascii="Times New Roman" w:eastAsia="DFKai-SB" w:hAnsi="Times New Roman" w:hint="eastAsia"/>
+          <w:rFonts w:ascii="Times New Roman" w:eastAsia="標楷體" w:hAnsi="Times New Roman" w:hint="eastAsia"/>
         </w:rPr>
         <w:t>:</w:t>
       </w:r>
@@ -1435,78 +1435,78 @@
     <w:p>
       <w:pPr>
         <w:rPr>
-          <w:rFonts w:ascii="Times New Roman" w:eastAsia="DFKai-SB" w:hAnsi="Times New Roman"/>
-        </w:rPr>
-      </w:pPr>
-      <w:r>
-        <w:rPr>
-          <w:rFonts w:ascii="Times New Roman" w:eastAsia="DFKai-SB" w:hAnsi="Times New Roman" w:hint="eastAsia"/>
+          <w:rFonts w:ascii="Times New Roman" w:eastAsia="標楷體" w:hAnsi="Times New Roman"/>
+        </w:rPr>
+      </w:pPr>
+      <w:r>
+        <w:rPr>
+          <w:rFonts w:ascii="Times New Roman" w:eastAsia="標楷體" w:hAnsi="Times New Roman" w:hint="eastAsia"/>
         </w:rPr>
         <w:t xml:space="preserve">        </w:t>
       </w:r>
       <w:r>
         <w:rPr>
-          <w:rFonts w:ascii="Times New Roman" w:eastAsia="DFKai-SB" w:hAnsi="Times New Roman"/>
+          <w:rFonts w:ascii="Times New Roman" w:eastAsia="標楷體" w:hAnsi="Times New Roman"/>
         </w:rPr>
         <w:t>本專題主要應用物聯網（</w:t>
       </w:r>
       <w:r>
         <w:rPr>
-          <w:rFonts w:ascii="Times New Roman" w:eastAsia="DFKai-SB" w:hAnsi="Times New Roman"/>
+          <w:rFonts w:ascii="Times New Roman" w:eastAsia="標楷體" w:hAnsi="Times New Roman"/>
         </w:rPr>
         <w:t>IoT</w:t>
       </w:r>
       <w:r>
         <w:rPr>
-          <w:rFonts w:ascii="Times New Roman" w:eastAsia="DFKai-SB" w:hAnsi="Times New Roman"/>
+          <w:rFonts w:ascii="Times New Roman" w:eastAsia="標楷體" w:hAnsi="Times New Roman"/>
         </w:rPr>
         <w:t>）架構，透過</w:t>
       </w:r>
       <w:r>
         <w:rPr>
-          <w:rFonts w:ascii="Times New Roman" w:eastAsia="DFKai-SB" w:hAnsi="Times New Roman"/>
+          <w:rFonts w:ascii="Times New Roman" w:eastAsia="標楷體" w:hAnsi="Times New Roman"/>
         </w:rPr>
         <w:t>ESP32</w:t>
       </w:r>
       <w:r>
         <w:rPr>
-          <w:rFonts w:ascii="Times New Roman" w:eastAsia="DFKai-SB" w:hAnsi="Times New Roman"/>
+          <w:rFonts w:ascii="Times New Roman" w:eastAsia="標楷體" w:hAnsi="Times New Roman"/>
         </w:rPr>
         <w:t>進行資料處理與傳輸，並搭配感測器與顯示設備實現智慧化功能。</w:t>
       </w:r>
       <w:r>
         <w:rPr>
-          <w:rFonts w:ascii="Times New Roman" w:eastAsia="DFKai-SB" w:hAnsi="Times New Roman"/>
+          <w:rFonts w:ascii="Times New Roman" w:eastAsia="標楷體" w:hAnsi="Times New Roman"/>
         </w:rPr>
         <w:t>此方式不需依賴</w:t>
       </w:r>
       <w:r>
         <w:rPr>
-          <w:rFonts w:ascii="Times New Roman" w:eastAsia="DFKai-SB" w:hAnsi="Times New Roman"/>
+          <w:rFonts w:ascii="Times New Roman" w:eastAsia="標楷體" w:hAnsi="Times New Roman"/>
         </w:rPr>
         <w:t>GPS</w:t>
       </w:r>
       <w:r>
         <w:rPr>
-          <w:rFonts w:ascii="Times New Roman" w:eastAsia="DFKai-SB" w:hAnsi="Times New Roman"/>
+          <w:rFonts w:ascii="Times New Roman" w:eastAsia="標楷體" w:hAnsi="Times New Roman"/>
         </w:rPr>
         <w:t>定位，改以資料庫查詢與資訊顯示為主，提高系統穩定性與可行性。</w:t>
       </w:r>
       <w:r>
         <w:rPr>
-          <w:rFonts w:ascii="Times New Roman" w:eastAsia="DFKai-SB" w:hAnsi="Times New Roman"/>
+          <w:rFonts w:ascii="Times New Roman" w:eastAsia="標楷體" w:hAnsi="Times New Roman"/>
         </w:rPr>
         <w:t xml:space="preserve"> </w:t>
       </w:r>
       <w:r>
         <w:rPr>
-          <w:rFonts w:ascii="Times New Roman" w:eastAsia="DFKai-SB" w:hAnsi="Times New Roman"/>
+          <w:rFonts w:ascii="Times New Roman" w:eastAsia="標楷體" w:hAnsi="Times New Roman"/>
         </w:rPr>
         <w:t>關鍵技術：</w:t>
       </w:r>
       <w:r>
         <w:rPr>
-          <w:rFonts w:ascii="Times New Roman" w:eastAsia="DFKai-SB" w:hAnsi="Times New Roman"/>
+          <w:rFonts w:ascii="Times New Roman" w:eastAsia="標楷體" w:hAnsi="Times New Roman"/>
         </w:rPr>
         <w:t xml:space="preserve"> </w:t>
       </w:r>
@@ -1518,12 +1518,12 @@
           <w:numId w:val="2"/>
         </w:numPr>
         <w:rPr>
-          <w:rFonts w:ascii="Times New Roman" w:eastAsia="DFKai-SB" w:hAnsi="Times New Roman"/>
-        </w:rPr>
-      </w:pPr>
-      <w:r>
-        <w:rPr>
-          <w:rFonts w:ascii="Times New Roman" w:eastAsia="DFKai-SB" w:hAnsi="Times New Roman"/>
+          <w:rFonts w:ascii="Times New Roman" w:eastAsia="標楷體" w:hAnsi="Times New Roman"/>
+        </w:rPr>
+      </w:pPr>
+      <w:r>
+        <w:rPr>
+          <w:rFonts w:ascii="Times New Roman" w:eastAsia="標楷體" w:hAnsi="Times New Roman"/>
         </w:rPr>
         <w:t>資料庫查詢</w:t>
       </w:r>
@@ -1535,24 +1535,24 @@
           <w:numId w:val="2"/>
         </w:numPr>
         <w:rPr>
-          <w:rFonts w:ascii="Times New Roman" w:eastAsia="DFKai-SB" w:hAnsi="Times New Roman"/>
-        </w:rPr>
-      </w:pPr>
-      <w:r>
-        <w:rPr>
-          <w:rFonts w:ascii="Times New Roman" w:eastAsia="DFKai-SB" w:hAnsi="Times New Roman"/>
+          <w:rFonts w:ascii="Times New Roman" w:eastAsia="標楷體" w:hAnsi="Times New Roman"/>
+        </w:rPr>
+      </w:pPr>
+      <w:r>
+        <w:rPr>
+          <w:rFonts w:ascii="Times New Roman" w:eastAsia="標楷體" w:hAnsi="Times New Roman"/>
         </w:rPr>
         <w:t>無線資料傳輸（</w:t>
       </w:r>
       <w:r>
         <w:rPr>
-          <w:rFonts w:ascii="Times New Roman" w:eastAsia="DFKai-SB" w:hAnsi="Times New Roman"/>
+          <w:rFonts w:ascii="Times New Roman" w:eastAsia="標楷體" w:hAnsi="Times New Roman"/>
         </w:rPr>
         <w:t>Wi-Fi</w:t>
       </w:r>
       <w:r>
         <w:rPr>
-          <w:rFonts w:ascii="Times New Roman" w:eastAsia="DFKai-SB" w:hAnsi="Times New Roman"/>
+          <w:rFonts w:ascii="Times New Roman" w:eastAsia="標楷體" w:hAnsi="Times New Roman"/>
         </w:rPr>
         <w:t>）</w:t>
       </w:r>
@@ -1564,12 +1564,12 @@
           <w:numId w:val="2"/>
         </w:numPr>
         <w:rPr>
-          <w:rFonts w:ascii="Times New Roman" w:eastAsia="DFKai-SB" w:hAnsi="Times New Roman"/>
-        </w:rPr>
-      </w:pPr>
-      <w:r>
-        <w:rPr>
-          <w:rFonts w:ascii="Times New Roman" w:eastAsia="DFKai-SB" w:hAnsi="Times New Roman"/>
+          <w:rFonts w:ascii="Times New Roman" w:eastAsia="標楷體" w:hAnsi="Times New Roman"/>
+        </w:rPr>
+      </w:pPr>
+      <w:r>
+        <w:rPr>
+          <w:rFonts w:ascii="Times New Roman" w:eastAsia="標楷體" w:hAnsi="Times New Roman"/>
         </w:rPr>
         <w:t>顯示裝置控制</w:t>
       </w:r>
@@ -1577,72 +1577,72 @@
     <w:p>
       <w:pPr>
         <w:rPr>
-          <w:rFonts w:ascii="Times New Roman" w:eastAsia="DFKai-SB" w:hAnsi="Times New Roman"/>
-        </w:rPr>
-      </w:pPr>
-      <w:r>
-        <w:rPr>
-          <w:rFonts w:ascii="Times New Roman" w:eastAsia="DFKai-SB" w:hAnsi="Times New Roman"/>
+          <w:rFonts w:ascii="Times New Roman" w:eastAsia="標楷體" w:hAnsi="Times New Roman"/>
+        </w:rPr>
+      </w:pPr>
+      <w:r>
+        <w:rPr>
+          <w:rFonts w:ascii="Times New Roman" w:eastAsia="標楷體" w:hAnsi="Times New Roman"/>
         </w:rPr>
         <w:t>智慧停車場系統（保留）</w:t>
       </w:r>
       <w:r>
         <w:rPr>
-          <w:rFonts w:ascii="Times New Roman" w:eastAsia="DFKai-SB" w:hAnsi="Times New Roman"/>
+          <w:rFonts w:ascii="Times New Roman" w:eastAsia="標楷體" w:hAnsi="Times New Roman"/>
         </w:rPr>
         <w:t xml:space="preserve"> </w:t>
       </w:r>
       <w:r>
         <w:rPr>
-          <w:rFonts w:ascii="Times New Roman" w:eastAsia="DFKai-SB" w:hAnsi="Times New Roman"/>
+          <w:rFonts w:ascii="Times New Roman" w:eastAsia="標楷體" w:hAnsi="Times New Roman"/>
         </w:rPr>
         <w:t>透過紅外線感測器偵測車位是否被佔用</w:t>
       </w:r>
       <w:r>
         <w:rPr>
-          <w:rFonts w:ascii="Times New Roman" w:eastAsia="DFKai-SB" w:hAnsi="Times New Roman" w:hint="eastAsia"/>
+          <w:rFonts w:ascii="Times New Roman" w:eastAsia="標楷體" w:hAnsi="Times New Roman" w:hint="eastAsia"/>
         </w:rPr>
         <w:t>，</w:t>
       </w:r>
       <w:r>
         <w:rPr>
-          <w:rFonts w:ascii="Times New Roman" w:eastAsia="DFKai-SB" w:hAnsi="Times New Roman"/>
+          <w:rFonts w:ascii="Times New Roman" w:eastAsia="標楷體" w:hAnsi="Times New Roman"/>
         </w:rPr>
         <w:t>GPS</w:t>
       </w:r>
       <w:r>
         <w:rPr>
-          <w:rFonts w:ascii="Times New Roman" w:eastAsia="DFKai-SB" w:hAnsi="Times New Roman"/>
+          <w:rFonts w:ascii="Times New Roman" w:eastAsia="標楷體" w:hAnsi="Times New Roman"/>
         </w:rPr>
         <w:t>取得目前位置</w:t>
       </w:r>
       <w:r>
         <w:rPr>
-          <w:rFonts w:ascii="Times New Roman" w:eastAsia="DFKai-SB" w:hAnsi="Times New Roman"/>
+          <w:rFonts w:ascii="Times New Roman" w:eastAsia="標楷體" w:hAnsi="Times New Roman"/>
         </w:rPr>
         <w:t xml:space="preserve"> </w:t>
       </w:r>
       <w:r>
         <w:rPr>
-          <w:rFonts w:ascii="Times New Roman" w:eastAsia="DFKai-SB" w:hAnsi="Times New Roman" w:hint="eastAsia"/>
+          <w:rFonts w:ascii="Times New Roman" w:eastAsia="標楷體" w:hAnsi="Times New Roman" w:hint="eastAsia"/>
         </w:rPr>
         <w:t>，</w:t>
       </w:r>
       <w:r>
         <w:rPr>
-          <w:rFonts w:ascii="Times New Roman" w:eastAsia="DFKai-SB" w:hAnsi="Times New Roman"/>
+          <w:rFonts w:ascii="Times New Roman" w:eastAsia="標楷體" w:hAnsi="Times New Roman"/>
         </w:rPr>
         <w:t xml:space="preserve"> </w:t>
       </w:r>
       <w:r>
         <w:rPr>
-          <w:rFonts w:ascii="Times New Roman" w:eastAsia="DFKai-SB" w:hAnsi="Times New Roman"/>
+          <w:rFonts w:ascii="Times New Roman" w:eastAsia="標楷體" w:hAnsi="Times New Roman"/>
         </w:rPr>
         <w:t>系統搜尋「最近停車場」</w:t>
       </w:r>
       <w:r>
         <w:rPr>
-          <w:rFonts w:ascii="Times New Roman" w:eastAsia="DFKai-SB" w:hAnsi="Times New Roman"/>
+          <w:rFonts w:ascii="Times New Roman" w:eastAsia="標楷體" w:hAnsi="Times New Roman"/>
         </w:rPr>
         <w:t>，並將資料傳送至系統進行統計，最後顯示剩餘車位數量。</w:t>
       </w:r>
@@ -1650,25 +1650,25 @@
     <w:p>
       <w:pPr>
         <w:rPr>
-          <w:rFonts w:ascii="Times New Roman" w:eastAsia="DFKai-SB" w:hAnsi="Times New Roman"/>
-        </w:rPr>
-      </w:pPr>
-    </w:p>
-    <w:p>
-      <w:pPr>
-        <w:rPr>
-          <w:rFonts w:ascii="Times New Roman" w:eastAsia="DFKai-SB" w:hAnsi="Times New Roman"/>
-        </w:rPr>
-      </w:pPr>
-      <w:r>
-        <w:rPr>
-          <w:rFonts w:ascii="Times New Roman" w:eastAsia="DFKai-SB" w:hAnsi="Times New Roman" w:hint="eastAsia"/>
+          <w:rFonts w:ascii="Times New Roman" w:eastAsia="標楷體" w:hAnsi="Times New Roman"/>
+        </w:rPr>
+      </w:pPr>
+    </w:p>
+    <w:p>
+      <w:pPr>
+        <w:rPr>
+          <w:rFonts w:ascii="Times New Roman" w:eastAsia="標楷體" w:hAnsi="Times New Roman"/>
+        </w:rPr>
+      </w:pPr>
+      <w:r>
+        <w:rPr>
+          <w:rFonts w:ascii="Times New Roman" w:eastAsia="標楷體" w:hAnsi="Times New Roman" w:hint="eastAsia"/>
         </w:rPr>
         <w:t>五、實驗步驟</w:t>
       </w:r>
       <w:r>
         <w:rPr>
-          <w:rFonts w:ascii="Times New Roman" w:eastAsia="DFKai-SB" w:hAnsi="Times New Roman" w:hint="eastAsia"/>
+          <w:rFonts w:ascii="Times New Roman" w:eastAsia="標楷體" w:hAnsi="Times New Roman" w:hint="eastAsia"/>
         </w:rPr>
         <w:t>:</w:t>
       </w:r>
@@ -1680,24 +1680,24 @@
           <w:numId w:val="3"/>
         </w:numPr>
         <w:rPr>
-          <w:rFonts w:ascii="Times New Roman" w:eastAsia="DFKai-SB" w:hAnsi="Times New Roman"/>
-        </w:rPr>
-      </w:pPr>
-      <w:r>
-        <w:rPr>
-          <w:rFonts w:ascii="Times New Roman" w:eastAsia="DFKai-SB" w:hAnsi="Times New Roman"/>
+          <w:rFonts w:ascii="Times New Roman" w:eastAsia="標楷體" w:hAnsi="Times New Roman"/>
+        </w:rPr>
+      </w:pPr>
+      <w:r>
+        <w:rPr>
+          <w:rFonts w:ascii="Times New Roman" w:eastAsia="標楷體" w:hAnsi="Times New Roman"/>
         </w:rPr>
         <w:t>規劃系統架構（智慧教室牌</w:t>
       </w:r>
       <w:r>
         <w:rPr>
-          <w:rFonts w:ascii="Times New Roman" w:eastAsia="DFKai-SB" w:hAnsi="Times New Roman"/>
+          <w:rFonts w:ascii="Times New Roman" w:eastAsia="標楷體" w:hAnsi="Times New Roman"/>
         </w:rPr>
         <w:t xml:space="preserve"> + </w:t>
       </w:r>
       <w:r>
         <w:rPr>
-          <w:rFonts w:ascii="Times New Roman" w:eastAsia="DFKai-SB" w:hAnsi="Times New Roman"/>
+          <w:rFonts w:ascii="Times New Roman" w:eastAsia="標楷體" w:hAnsi="Times New Roman"/>
         </w:rPr>
         <w:t>停車場）</w:t>
       </w:r>
@@ -1709,12 +1709,12 @@
           <w:numId w:val="3"/>
         </w:numPr>
         <w:rPr>
-          <w:rFonts w:ascii="Times New Roman" w:eastAsia="DFKai-SB" w:hAnsi="Times New Roman"/>
-        </w:rPr>
-      </w:pPr>
-      <w:r>
-        <w:rPr>
-          <w:rFonts w:ascii="Times New Roman" w:eastAsia="DFKai-SB" w:hAnsi="Times New Roman"/>
+          <w:rFonts w:ascii="Times New Roman" w:eastAsia="標楷體" w:hAnsi="Times New Roman"/>
+        </w:rPr>
+      </w:pPr>
+      <w:r>
+        <w:rPr>
+          <w:rFonts w:ascii="Times New Roman" w:eastAsia="標楷體" w:hAnsi="Times New Roman"/>
         </w:rPr>
         <w:t>建立教室資訊與停車位資料庫</w:t>
       </w:r>
@@ -1726,12 +1726,12 @@
           <w:numId w:val="3"/>
         </w:numPr>
         <w:rPr>
-          <w:rFonts w:ascii="Times New Roman" w:eastAsia="DFKai-SB" w:hAnsi="Times New Roman"/>
-        </w:rPr>
-      </w:pPr>
-      <w:r>
-        <w:rPr>
-          <w:rFonts w:ascii="Times New Roman" w:eastAsia="DFKai-SB" w:hAnsi="Times New Roman"/>
+          <w:rFonts w:ascii="Times New Roman" w:eastAsia="標楷體" w:hAnsi="Times New Roman"/>
+        </w:rPr>
+      </w:pPr>
+      <w:r>
+        <w:rPr>
+          <w:rFonts w:ascii="Times New Roman" w:eastAsia="標楷體" w:hAnsi="Times New Roman"/>
         </w:rPr>
         <w:t>設計教室查詢與顯示流程</w:t>
       </w:r>
@@ -1743,24 +1743,24 @@
           <w:numId w:val="3"/>
         </w:numPr>
         <w:rPr>
-          <w:rFonts w:ascii="Times New Roman" w:eastAsia="DFKai-SB" w:hAnsi="Times New Roman"/>
-        </w:rPr>
-      </w:pPr>
-      <w:r>
-        <w:rPr>
-          <w:rFonts w:ascii="Times New Roman" w:eastAsia="DFKai-SB" w:hAnsi="Times New Roman"/>
+          <w:rFonts w:ascii="Times New Roman" w:eastAsia="標楷體" w:hAnsi="Times New Roman"/>
+        </w:rPr>
+      </w:pPr>
+      <w:r>
+        <w:rPr>
+          <w:rFonts w:ascii="Times New Roman" w:eastAsia="標楷體" w:hAnsi="Times New Roman"/>
         </w:rPr>
         <w:t>使用</w:t>
       </w:r>
       <w:r>
         <w:rPr>
-          <w:rFonts w:ascii="Times New Roman" w:eastAsia="DFKai-SB" w:hAnsi="Times New Roman"/>
+          <w:rFonts w:ascii="Times New Roman" w:eastAsia="標楷體" w:hAnsi="Times New Roman"/>
         </w:rPr>
         <w:t>ESP32</w:t>
       </w:r>
       <w:r>
         <w:rPr>
-          <w:rFonts w:ascii="Times New Roman" w:eastAsia="DFKai-SB" w:hAnsi="Times New Roman"/>
+          <w:rFonts w:ascii="Times New Roman" w:eastAsia="標楷體" w:hAnsi="Times New Roman"/>
         </w:rPr>
         <w:t>控制教室牌顯示內容</w:t>
       </w:r>
@@ -1772,12 +1772,12 @@
           <w:numId w:val="3"/>
         </w:numPr>
         <w:rPr>
-          <w:rFonts w:ascii="Times New Roman" w:eastAsia="DFKai-SB" w:hAnsi="Times New Roman"/>
-        </w:rPr>
-      </w:pPr>
-      <w:r>
-        <w:rPr>
-          <w:rFonts w:ascii="Times New Roman" w:eastAsia="DFKai-SB" w:hAnsi="Times New Roman"/>
+          <w:rFonts w:ascii="Times New Roman" w:eastAsia="標楷體" w:hAnsi="Times New Roman"/>
+        </w:rPr>
+      </w:pPr>
+      <w:r>
+        <w:rPr>
+          <w:rFonts w:ascii="Times New Roman" w:eastAsia="標楷體" w:hAnsi="Times New Roman"/>
         </w:rPr>
         <w:t>取得使用者當前位置，並計算與各停車場之距離，提供最近停車場建議與導航功能</w:t>
       </w:r>
@@ -1789,12 +1789,12 @@
           <w:numId w:val="3"/>
         </w:numPr>
         <w:rPr>
-          <w:rFonts w:ascii="Times New Roman" w:eastAsia="DFKai-SB" w:hAnsi="Times New Roman"/>
-        </w:rPr>
-      </w:pPr>
-      <w:r>
-        <w:rPr>
-          <w:rFonts w:ascii="Times New Roman" w:eastAsia="DFKai-SB" w:hAnsi="Times New Roman"/>
+          <w:rFonts w:ascii="Times New Roman" w:eastAsia="標楷體" w:hAnsi="Times New Roman"/>
+        </w:rPr>
+      </w:pPr>
+      <w:r>
+        <w:rPr>
+          <w:rFonts w:ascii="Times New Roman" w:eastAsia="標楷體" w:hAnsi="Times New Roman"/>
         </w:rPr>
         <w:lastRenderedPageBreak/>
         <w:t>建立紅外線感測停車系統</w:t>
@@ -1807,24 +1807,24 @@
           <w:numId w:val="3"/>
         </w:numPr>
         <w:rPr>
-          <w:rFonts w:ascii="Times New Roman" w:eastAsia="DFKai-SB" w:hAnsi="Times New Roman"/>
-        </w:rPr>
-      </w:pPr>
-      <w:r>
-        <w:rPr>
-          <w:rFonts w:ascii="Times New Roman" w:eastAsia="DFKai-SB" w:hAnsi="Times New Roman"/>
+          <w:rFonts w:ascii="Times New Roman" w:eastAsia="標楷體" w:hAnsi="Times New Roman"/>
+        </w:rPr>
+      </w:pPr>
+      <w:r>
+        <w:rPr>
+          <w:rFonts w:ascii="Times New Roman" w:eastAsia="標楷體" w:hAnsi="Times New Roman"/>
         </w:rPr>
         <w:t>撰寫</w:t>
       </w:r>
       <w:r>
         <w:rPr>
-          <w:rFonts w:ascii="Times New Roman" w:eastAsia="DFKai-SB" w:hAnsi="Times New Roman"/>
+          <w:rFonts w:ascii="Times New Roman" w:eastAsia="標楷體" w:hAnsi="Times New Roman"/>
         </w:rPr>
         <w:t>Arduino</w:t>
       </w:r>
       <w:r>
         <w:rPr>
-          <w:rFonts w:ascii="Times New Roman" w:eastAsia="DFKai-SB" w:hAnsi="Times New Roman"/>
+          <w:rFonts w:ascii="Times New Roman" w:eastAsia="標楷體" w:hAnsi="Times New Roman"/>
         </w:rPr>
         <w:t>程式</w:t>
       </w:r>
@@ -1836,12 +1836,12 @@
           <w:numId w:val="3"/>
         </w:numPr>
         <w:rPr>
-          <w:rFonts w:ascii="Times New Roman" w:eastAsia="DFKai-SB" w:hAnsi="Times New Roman"/>
-        </w:rPr>
-      </w:pPr>
-      <w:r>
-        <w:rPr>
-          <w:rFonts w:ascii="Times New Roman" w:eastAsia="DFKai-SB" w:hAnsi="Times New Roman"/>
+          <w:rFonts w:ascii="Times New Roman" w:eastAsia="標楷體" w:hAnsi="Times New Roman"/>
+        </w:rPr>
+      </w:pPr>
+      <w:r>
+        <w:rPr>
+          <w:rFonts w:ascii="Times New Roman" w:eastAsia="標楷體" w:hAnsi="Times New Roman"/>
         </w:rPr>
         <w:t>開發手機介面</w:t>
       </w:r>
@@ -1853,12 +1853,12 @@
           <w:numId w:val="3"/>
         </w:numPr>
         <w:rPr>
-          <w:rFonts w:ascii="Times New Roman" w:eastAsia="DFKai-SB" w:hAnsi="Times New Roman"/>
-        </w:rPr>
-      </w:pPr>
-      <w:r>
-        <w:rPr>
-          <w:rFonts w:ascii="Times New Roman" w:eastAsia="DFKai-SB" w:hAnsi="Times New Roman"/>
+          <w:rFonts w:ascii="Times New Roman" w:eastAsia="標楷體" w:hAnsi="Times New Roman"/>
+        </w:rPr>
+      </w:pPr>
+      <w:r>
+        <w:rPr>
+          <w:rFonts w:ascii="Times New Roman" w:eastAsia="標楷體" w:hAnsi="Times New Roman"/>
         </w:rPr>
         <w:t>整合與測試系統</w:t>
       </w:r>
@@ -1866,25 +1866,25 @@
     <w:p>
       <w:pPr>
         <w:rPr>
-          <w:rFonts w:ascii="Times New Roman" w:eastAsia="DFKai-SB" w:hAnsi="Times New Roman"/>
-        </w:rPr>
-      </w:pPr>
-    </w:p>
-    <w:p>
-      <w:pPr>
-        <w:rPr>
-          <w:rFonts w:ascii="Times New Roman" w:eastAsia="DFKai-SB" w:hAnsi="Times New Roman"/>
-        </w:rPr>
-      </w:pPr>
-      <w:r>
-        <w:rPr>
-          <w:rFonts w:ascii="Times New Roman" w:eastAsia="DFKai-SB" w:hAnsi="Times New Roman" w:hint="eastAsia"/>
+          <w:rFonts w:ascii="Times New Roman" w:eastAsia="標楷體" w:hAnsi="Times New Roman"/>
+        </w:rPr>
+      </w:pPr>
+    </w:p>
+    <w:p>
+      <w:pPr>
+        <w:rPr>
+          <w:rFonts w:ascii="Times New Roman" w:eastAsia="標楷體" w:hAnsi="Times New Roman"/>
+        </w:rPr>
+      </w:pPr>
+      <w:r>
+        <w:rPr>
+          <w:rFonts w:ascii="Times New Roman" w:eastAsia="標楷體" w:hAnsi="Times New Roman" w:hint="eastAsia"/>
         </w:rPr>
         <w:t>六、討論</w:t>
       </w:r>
       <w:r>
         <w:rPr>
-          <w:rFonts w:ascii="Times New Roman" w:eastAsia="DFKai-SB" w:hAnsi="Times New Roman" w:hint="eastAsia"/>
+          <w:rFonts w:ascii="Times New Roman" w:eastAsia="標楷體" w:hAnsi="Times New Roman" w:hint="eastAsia"/>
         </w:rPr>
         <w:t>:</w:t>
       </w:r>
@@ -1892,72 +1892,72 @@
     <w:p>
       <w:pPr>
         <w:rPr>
-          <w:rFonts w:ascii="Times New Roman" w:eastAsia="DFKai-SB" w:hAnsi="Times New Roman"/>
-        </w:rPr>
-      </w:pPr>
-      <w:r>
-        <w:rPr>
-          <w:rFonts w:ascii="Times New Roman" w:eastAsia="DFKai-SB" w:hAnsi="Times New Roman" w:hint="eastAsia"/>
+          <w:rFonts w:ascii="Times New Roman" w:eastAsia="標楷體" w:hAnsi="Times New Roman"/>
+        </w:rPr>
+      </w:pPr>
+      <w:r>
+        <w:rPr>
+          <w:rFonts w:ascii="Times New Roman" w:eastAsia="標楷體" w:hAnsi="Times New Roman" w:hint="eastAsia"/>
         </w:rPr>
         <w:t xml:space="preserve">        </w:t>
       </w:r>
       <w:r>
         <w:rPr>
-          <w:rFonts w:ascii="Times New Roman" w:eastAsia="DFKai-SB" w:hAnsi="Times New Roman"/>
+          <w:rFonts w:ascii="Times New Roman" w:eastAsia="標楷體" w:hAnsi="Times New Roman"/>
         </w:rPr>
         <w:t>在智慧教室牌系統中，本研究捨棄</w:t>
       </w:r>
       <w:r>
         <w:rPr>
-          <w:rFonts w:ascii="Times New Roman" w:eastAsia="DFKai-SB" w:hAnsi="Times New Roman"/>
+          <w:rFonts w:ascii="Times New Roman" w:eastAsia="標楷體" w:hAnsi="Times New Roman"/>
         </w:rPr>
         <w:t>GPS</w:t>
       </w:r>
       <w:r>
         <w:rPr>
-          <w:rFonts w:ascii="Times New Roman" w:eastAsia="DFKai-SB" w:hAnsi="Times New Roman"/>
+          <w:rFonts w:ascii="Times New Roman" w:eastAsia="標楷體" w:hAnsi="Times New Roman"/>
         </w:rPr>
         <w:t>定位方式，改採資料庫查詢與顯示機制，使系統在室內環境中能更穩定運作。</w:t>
       </w:r>
       <w:r>
         <w:rPr>
-          <w:rFonts w:ascii="Times New Roman" w:eastAsia="DFKai-SB" w:hAnsi="Times New Roman"/>
+          <w:rFonts w:ascii="Times New Roman" w:eastAsia="標楷體" w:hAnsi="Times New Roman"/>
         </w:rPr>
         <w:t xml:space="preserve"> </w:t>
       </w:r>
       <w:r>
         <w:rPr>
-          <w:rFonts w:ascii="Times New Roman" w:eastAsia="DFKai-SB" w:hAnsi="Times New Roman"/>
+          <w:rFonts w:ascii="Times New Roman" w:eastAsia="標楷體" w:hAnsi="Times New Roman"/>
         </w:rPr>
         <w:t>在智慧停車場系統中，紅外線感測器可能受到環境影響產生誤判，因此需透過校正與測試提升準確度</w:t>
       </w:r>
       <w:r>
         <w:rPr>
-          <w:rFonts w:ascii="Times New Roman" w:eastAsia="DFKai-SB" w:hAnsi="Times New Roman" w:hint="eastAsia"/>
+          <w:rFonts w:ascii="Times New Roman" w:eastAsia="標楷體" w:hAnsi="Times New Roman" w:hint="eastAsia"/>
         </w:rPr>
         <w:t>，</w:t>
       </w:r>
       <w:r>
         <w:rPr>
-          <w:rFonts w:ascii="Times New Roman" w:eastAsia="DFKai-SB" w:hAnsi="Times New Roman"/>
+          <w:rFonts w:ascii="Times New Roman" w:eastAsia="標楷體" w:hAnsi="Times New Roman"/>
         </w:rPr>
         <w:t>系統將停車場位置與剩餘車位資訊整合，提供使用者完整資訊</w:t>
       </w:r>
       <w:r>
         <w:rPr>
-          <w:rFonts w:ascii="Times New Roman" w:eastAsia="DFKai-SB" w:hAnsi="Times New Roman"/>
+          <w:rFonts w:ascii="Times New Roman" w:eastAsia="標楷體" w:hAnsi="Times New Roman"/>
         </w:rPr>
         <w:t>。</w:t>
       </w:r>
       <w:r>
         <w:rPr>
-          <w:rFonts w:ascii="Times New Roman" w:eastAsia="DFKai-SB" w:hAnsi="Times New Roman"/>
+          <w:rFonts w:ascii="Times New Roman" w:eastAsia="標楷體" w:hAnsi="Times New Roman"/>
         </w:rPr>
         <w:t xml:space="preserve"> </w:t>
       </w:r>
       <w:r>
         <w:rPr>
-          <w:rFonts w:ascii="Times New Roman" w:eastAsia="DFKai-SB" w:hAnsi="Times New Roman"/>
+          <w:rFonts w:ascii="Times New Roman" w:eastAsia="標楷體" w:hAnsi="Times New Roman"/>
         </w:rPr>
         <w:t>整體而言，本系統已具備基本功能，但仍可進一步優化顯示效率與感測精準度。</w:t>
       </w:r>
@@ -1965,18 +1965,18 @@
     <w:p>
       <w:pPr>
         <w:rPr>
-          <w:rFonts w:ascii="Times New Roman" w:eastAsia="DFKai-SB" w:hAnsi="Times New Roman"/>
-        </w:rPr>
-      </w:pPr>
-      <w:r>
-        <w:rPr>
-          <w:rFonts w:ascii="Times New Roman" w:eastAsia="DFKai-SB" w:hAnsi="Times New Roman" w:hint="eastAsia"/>
+          <w:rFonts w:ascii="Times New Roman" w:eastAsia="標楷體" w:hAnsi="Times New Roman"/>
+        </w:rPr>
+      </w:pPr>
+      <w:r>
+        <w:rPr>
+          <w:rFonts w:ascii="Times New Roman" w:eastAsia="標楷體" w:hAnsi="Times New Roman" w:hint="eastAsia"/>
         </w:rPr>
         <w:t>七、結論與建議</w:t>
       </w:r>
       <w:r>
         <w:rPr>
-          <w:rFonts w:ascii="Times New Roman" w:eastAsia="DFKai-SB" w:hAnsi="Times New Roman" w:hint="eastAsia"/>
+          <w:rFonts w:ascii="Times New Roman" w:eastAsia="標楷體" w:hAnsi="Times New Roman" w:hint="eastAsia"/>
         </w:rPr>
         <w:t>:</w:t>
       </w:r>
@@ -1984,36 +1984,36 @@
     <w:p>
       <w:pPr>
         <w:rPr>
-          <w:rFonts w:ascii="Times New Roman" w:eastAsia="DFKai-SB" w:hAnsi="Times New Roman"/>
-        </w:rPr>
-      </w:pPr>
-      <w:r>
-        <w:rPr>
-          <w:rFonts w:ascii="Times New Roman" w:eastAsia="DFKai-SB" w:hAnsi="Times New Roman" w:hint="eastAsia"/>
+          <w:rFonts w:ascii="Times New Roman" w:eastAsia="標楷體" w:hAnsi="Times New Roman"/>
+        </w:rPr>
+      </w:pPr>
+      <w:r>
+        <w:rPr>
+          <w:rFonts w:ascii="Times New Roman" w:eastAsia="標楷體" w:hAnsi="Times New Roman" w:hint="eastAsia"/>
         </w:rPr>
         <w:t xml:space="preserve">        </w:t>
       </w:r>
       <w:r>
         <w:rPr>
-          <w:rFonts w:ascii="Times New Roman" w:eastAsia="DFKai-SB" w:hAnsi="Times New Roman"/>
+          <w:rFonts w:ascii="Times New Roman" w:eastAsia="標楷體" w:hAnsi="Times New Roman"/>
         </w:rPr>
         <w:t>本專題成功設計智慧教室牌與智慧停車場系統，使校園資訊查詢更加便利與即時。</w:t>
       </w:r>
       <w:r>
         <w:rPr>
-          <w:rFonts w:ascii="Times New Roman" w:eastAsia="DFKai-SB" w:hAnsi="Times New Roman"/>
+          <w:rFonts w:ascii="Times New Roman" w:eastAsia="標楷體" w:hAnsi="Times New Roman"/>
         </w:rPr>
         <w:t xml:space="preserve"> </w:t>
       </w:r>
       <w:r>
         <w:rPr>
-          <w:rFonts w:ascii="Times New Roman" w:eastAsia="DFKai-SB" w:hAnsi="Times New Roman"/>
+          <w:rFonts w:ascii="Times New Roman" w:eastAsia="標楷體" w:hAnsi="Times New Roman"/>
         </w:rPr>
         <w:t>未來可進一步發展：</w:t>
       </w:r>
       <w:r>
         <w:rPr>
-          <w:rFonts w:ascii="Times New Roman" w:eastAsia="DFKai-SB" w:hAnsi="Times New Roman"/>
+          <w:rFonts w:ascii="Times New Roman" w:eastAsia="標楷體" w:hAnsi="Times New Roman"/>
         </w:rPr>
         <w:t xml:space="preserve"> </w:t>
       </w:r>
@@ -2025,12 +2025,12 @@
           <w:numId w:val="4"/>
         </w:numPr>
         <w:rPr>
-          <w:rFonts w:ascii="Times New Roman" w:eastAsia="DFKai-SB" w:hAnsi="Times New Roman"/>
-        </w:rPr>
-      </w:pPr>
-      <w:r>
-        <w:rPr>
-          <w:rFonts w:ascii="Times New Roman" w:eastAsia="DFKai-SB" w:hAnsi="Times New Roman"/>
+          <w:rFonts w:ascii="Times New Roman" w:eastAsia="標楷體" w:hAnsi="Times New Roman"/>
+        </w:rPr>
+      </w:pPr>
+      <w:r>
+        <w:rPr>
+          <w:rFonts w:ascii="Times New Roman" w:eastAsia="標楷體" w:hAnsi="Times New Roman"/>
         </w:rPr>
         <w:t>增加教室資訊即時更新功能</w:t>
       </w:r>
@@ -2042,12 +2042,12 @@
           <w:numId w:val="4"/>
         </w:numPr>
         <w:rPr>
-          <w:rFonts w:ascii="Times New Roman" w:eastAsia="DFKai-SB" w:hAnsi="Times New Roman"/>
-        </w:rPr>
-      </w:pPr>
-      <w:r>
-        <w:rPr>
-          <w:rFonts w:ascii="Times New Roman" w:eastAsia="DFKai-SB" w:hAnsi="Times New Roman"/>
+          <w:rFonts w:ascii="Times New Roman" w:eastAsia="標楷體" w:hAnsi="Times New Roman"/>
+        </w:rPr>
+      </w:pPr>
+      <w:r>
+        <w:rPr>
+          <w:rFonts w:ascii="Times New Roman" w:eastAsia="標楷體" w:hAnsi="Times New Roman"/>
         </w:rPr>
         <w:t>優化顯示介面（如電子看板）</w:t>
       </w:r>
@@ -2059,12 +2059,12 @@
           <w:numId w:val="4"/>
         </w:numPr>
         <w:rPr>
-          <w:rFonts w:ascii="Times New Roman" w:eastAsia="DFKai-SB" w:hAnsi="Times New Roman"/>
-        </w:rPr>
-      </w:pPr>
-      <w:r>
-        <w:rPr>
-          <w:rFonts w:ascii="Times New Roman" w:eastAsia="DFKai-SB" w:hAnsi="Times New Roman"/>
+          <w:rFonts w:ascii="Times New Roman" w:eastAsia="標楷體" w:hAnsi="Times New Roman"/>
+        </w:rPr>
+      </w:pPr>
+      <w:r>
+        <w:rPr>
+          <w:rFonts w:ascii="Times New Roman" w:eastAsia="標楷體" w:hAnsi="Times New Roman"/>
         </w:rPr>
         <w:t>提升停車偵測準確度</w:t>
       </w:r>
@@ -2076,12 +2076,12 @@
           <w:numId w:val="4"/>
         </w:numPr>
         <w:rPr>
-          <w:rFonts w:ascii="Times New Roman" w:eastAsia="DFKai-SB" w:hAnsi="Times New Roman"/>
-        </w:rPr>
-      </w:pPr>
-      <w:r>
-        <w:rPr>
-          <w:rFonts w:ascii="Times New Roman" w:eastAsia="DFKai-SB" w:hAnsi="Times New Roman"/>
+          <w:rFonts w:ascii="Times New Roman" w:eastAsia="標楷體" w:hAnsi="Times New Roman" w:hint="eastAsia"/>
+        </w:rPr>
+      </w:pPr>
+      <w:r>
+        <w:rPr>
+          <w:rFonts w:ascii="Times New Roman" w:eastAsia="標楷體" w:hAnsi="Times New Roman"/>
         </w:rPr>
         <w:t>整合更多智慧校園應用</w:t>
       </w:r>
@@ -2089,19 +2089,12 @@
     <w:p>
       <w:pPr>
         <w:rPr>
-          <w:rFonts w:ascii="Times New Roman" w:eastAsia="DFKai-SB" w:hAnsi="Times New Roman"/>
-        </w:rPr>
-      </w:pPr>
-    </w:p>
-    <w:p>
-      <w:pPr>
-        <w:rPr>
-          <w:rFonts w:ascii="Times New Roman" w:eastAsia="DFKai-SB" w:hAnsi="Times New Roman"/>
-        </w:rPr>
-      </w:pPr>
-      <w:r>
-        <w:rPr>
-          <w:rFonts w:ascii="Times New Roman" w:eastAsia="DFKai-SB" w:hAnsi="Times New Roman" w:hint="eastAsia"/>
+          <w:rFonts w:ascii="Times New Roman" w:eastAsia="標楷體" w:hAnsi="Times New Roman"/>
+        </w:rPr>
+      </w:pPr>
+      <w:r>
+        <w:rPr>
+          <w:rFonts w:ascii="Times New Roman" w:eastAsia="標楷體" w:hAnsi="Times New Roman" w:hint="eastAsia"/>
         </w:rPr>
         <w:t>八、參考資料</w:t>
       </w:r>
@@ -2109,18 +2102,18 @@
     <w:p>
       <w:pPr>
         <w:rPr>
-          <w:rFonts w:ascii="Times New Roman" w:eastAsia="DFKai-SB" w:hAnsi="Times New Roman"/>
-        </w:rPr>
-      </w:pPr>
-      <w:r>
-        <w:rPr>
-          <w:rFonts w:ascii="Times New Roman" w:eastAsia="DFKai-SB" w:hAnsi="Times New Roman" w:hint="eastAsia"/>
+          <w:rFonts w:ascii="Times New Roman" w:eastAsia="標楷體" w:hAnsi="Times New Roman"/>
+        </w:rPr>
+      </w:pPr>
+      <w:r>
+        <w:rPr>
+          <w:rFonts w:ascii="Times New Roman" w:eastAsia="標楷體" w:hAnsi="Times New Roman" w:hint="eastAsia"/>
         </w:rPr>
         <w:t>九、操作手冊</w:t>
       </w:r>
       <w:r>
         <w:rPr>
-          <w:rFonts w:ascii="Times New Roman" w:eastAsia="DFKai-SB" w:hAnsi="Times New Roman" w:hint="eastAsia"/>
+          <w:rFonts w:ascii="Times New Roman" w:eastAsia="標楷體" w:hAnsi="Times New Roman" w:hint="eastAsia"/>
         </w:rPr>
         <w:t>:</w:t>
       </w:r>
@@ -2128,18 +2121,18 @@
     <w:p>
       <w:pPr>
         <w:rPr>
-          <w:rFonts w:ascii="Times New Roman" w:eastAsia="DFKai-SB" w:hAnsi="Times New Roman"/>
-        </w:rPr>
-      </w:pPr>
-      <w:r>
-        <w:rPr>
-          <w:rFonts w:ascii="Times New Roman" w:eastAsia="DFKai-SB" w:hAnsi="Times New Roman" w:hint="eastAsia"/>
+          <w:rFonts w:ascii="Times New Roman" w:eastAsia="標楷體" w:hAnsi="Times New Roman" w:hint="eastAsia"/>
+        </w:rPr>
+      </w:pPr>
+      <w:r>
+        <w:rPr>
+          <w:rFonts w:ascii="Times New Roman" w:eastAsia="標楷體" w:hAnsi="Times New Roman" w:hint="eastAsia"/>
         </w:rPr>
         <w:t>心路歷程</w:t>
       </w:r>
       <w:r>
         <w:rPr>
-          <w:rFonts w:ascii="Times New Roman" w:eastAsia="DFKai-SB" w:hAnsi="Times New Roman" w:hint="eastAsia"/>
+          <w:rFonts w:ascii="Times New Roman" w:eastAsia="標楷體" w:hAnsi="Times New Roman" w:hint="eastAsia"/>
         </w:rPr>
         <w:t>:</w:t>
       </w:r>
@@ -3092,15 +3085,15 @@
     <w:lsdException w:name="Unresolved Mention" w:semiHidden="1" w:unhideWhenUsed="1"/>
     <w:lsdException w:name="Smart Link" w:semiHidden="1" w:unhideWhenUsed="1"/>
   </w:latentStyles>
-  <w:style w:type="paragraph" w:default="1" w:styleId="Normal">
+  <w:style w:type="paragraph" w:default="1" w:styleId="a">
     <w:name w:val="Normal"/>
     <w:qFormat/>
   </w:style>
-  <w:style w:type="paragraph" w:styleId="Heading1">
+  <w:style w:type="paragraph" w:styleId="1">
     <w:name w:val="heading 1"/>
-    <w:basedOn w:val="Normal"/>
-    <w:next w:val="Normal"/>
-    <w:link w:val="Heading1Char"/>
+    <w:basedOn w:val="a"/>
+    <w:next w:val="a"/>
+    <w:link w:val="10"/>
     <w:uiPriority w:val="9"/>
     <w:qFormat/>
     <w:rsid w:val="00D91C7C"/>
@@ -3117,11 +3110,11 @@
       <w:szCs w:val="40"/>
     </w:rPr>
   </w:style>
-  <w:style w:type="paragraph" w:styleId="Heading2">
+  <w:style w:type="paragraph" w:styleId="2">
     <w:name w:val="heading 2"/>
-    <w:basedOn w:val="Normal"/>
-    <w:next w:val="Normal"/>
-    <w:link w:val="Heading2Char"/>
+    <w:basedOn w:val="a"/>
+    <w:next w:val="a"/>
+    <w:link w:val="20"/>
     <w:uiPriority w:val="9"/>
     <w:semiHidden/>
     <w:unhideWhenUsed/>
@@ -3140,11 +3133,11 @@
       <w:szCs w:val="32"/>
     </w:rPr>
   </w:style>
-  <w:style w:type="paragraph" w:styleId="Heading3">
+  <w:style w:type="paragraph" w:styleId="3">
     <w:name w:val="heading 3"/>
-    <w:basedOn w:val="Normal"/>
-    <w:next w:val="Normal"/>
-    <w:link w:val="Heading3Char"/>
+    <w:basedOn w:val="a"/>
+    <w:next w:val="a"/>
+    <w:link w:val="30"/>
     <w:uiPriority w:val="9"/>
     <w:semiHidden/>
     <w:unhideWhenUsed/>
@@ -3163,11 +3156,11 @@
       <w:szCs w:val="28"/>
     </w:rPr>
   </w:style>
-  <w:style w:type="paragraph" w:styleId="Heading4">
+  <w:style w:type="paragraph" w:styleId="4">
     <w:name w:val="heading 4"/>
-    <w:basedOn w:val="Normal"/>
-    <w:next w:val="Normal"/>
-    <w:link w:val="Heading4Char"/>
+    <w:basedOn w:val="a"/>
+    <w:next w:val="a"/>
+    <w:link w:val="40"/>
     <w:uiPriority w:val="9"/>
     <w:semiHidden/>
     <w:unhideWhenUsed/>
@@ -3186,11 +3179,11 @@
       <w:color w:val="0F4761" w:themeColor="accent1" w:themeShade="BF"/>
     </w:rPr>
   </w:style>
-  <w:style w:type="paragraph" w:styleId="Heading5">
+  <w:style w:type="paragraph" w:styleId="5">
     <w:name w:val="heading 5"/>
-    <w:basedOn w:val="Normal"/>
-    <w:next w:val="Normal"/>
-    <w:link w:val="Heading5Char"/>
+    <w:basedOn w:val="a"/>
+    <w:next w:val="a"/>
+    <w:link w:val="50"/>
     <w:uiPriority w:val="9"/>
     <w:semiHidden/>
     <w:unhideWhenUsed/>
@@ -3207,11 +3200,11 @@
       <w:color w:val="0F4761" w:themeColor="accent1" w:themeShade="BF"/>
     </w:rPr>
   </w:style>
-  <w:style w:type="paragraph" w:styleId="Heading6">
+  <w:style w:type="paragraph" w:styleId="6">
     <w:name w:val="heading 6"/>
-    <w:basedOn w:val="Normal"/>
-    <w:next w:val="Normal"/>
-    <w:link w:val="Heading6Char"/>
+    <w:basedOn w:val="a"/>
+    <w:next w:val="a"/>
+    <w:link w:val="60"/>
     <w:uiPriority w:val="9"/>
     <w:semiHidden/>
     <w:unhideWhenUsed/>
@@ -3230,11 +3223,11 @@
       <w:color w:val="595959" w:themeColor="text1" w:themeTint="A6"/>
     </w:rPr>
   </w:style>
-  <w:style w:type="paragraph" w:styleId="Heading7">
+  <w:style w:type="paragraph" w:styleId="7">
     <w:name w:val="heading 7"/>
-    <w:basedOn w:val="Normal"/>
-    <w:next w:val="Normal"/>
-    <w:link w:val="Heading7Char"/>
+    <w:basedOn w:val="a"/>
+    <w:next w:val="a"/>
+    <w:link w:val="70"/>
     <w:uiPriority w:val="9"/>
     <w:semiHidden/>
     <w:unhideWhenUsed/>
@@ -3251,11 +3244,11 @@
       <w:color w:val="595959" w:themeColor="text1" w:themeTint="A6"/>
     </w:rPr>
   </w:style>
-  <w:style w:type="paragraph" w:styleId="Heading8">
+  <w:style w:type="paragraph" w:styleId="8">
     <w:name w:val="heading 8"/>
-    <w:basedOn w:val="Normal"/>
-    <w:next w:val="Normal"/>
-    <w:link w:val="Heading8Char"/>
+    <w:basedOn w:val="a"/>
+    <w:next w:val="a"/>
+    <w:link w:val="80"/>
     <w:uiPriority w:val="9"/>
     <w:semiHidden/>
     <w:unhideWhenUsed/>
@@ -3274,11 +3267,11 @@
       <w:color w:val="272727" w:themeColor="text1" w:themeTint="D8"/>
     </w:rPr>
   </w:style>
-  <w:style w:type="paragraph" w:styleId="Heading9">
+  <w:style w:type="paragraph" w:styleId="9">
     <w:name w:val="heading 9"/>
-    <w:basedOn w:val="Normal"/>
-    <w:next w:val="Normal"/>
-    <w:link w:val="Heading9Char"/>
+    <w:basedOn w:val="a"/>
+    <w:next w:val="a"/>
+    <w:link w:val="90"/>
     <w:uiPriority w:val="9"/>
     <w:semiHidden/>
     <w:unhideWhenUsed/>
@@ -3295,13 +3288,13 @@
       <w:color w:val="272727" w:themeColor="text1" w:themeTint="D8"/>
     </w:rPr>
   </w:style>
-  <w:style w:type="character" w:default="1" w:styleId="DefaultParagraphFont">
+  <w:style w:type="character" w:default="1" w:styleId="a0">
     <w:name w:val="Default Paragraph Font"/>
     <w:uiPriority w:val="1"/>
     <w:semiHidden/>
     <w:unhideWhenUsed/>
   </w:style>
-  <w:style w:type="table" w:default="1" w:styleId="TableNormal">
+  <w:style w:type="table" w:default="1" w:styleId="a1">
     <w:name w:val="Normal Table"/>
     <w:uiPriority w:val="99"/>
     <w:semiHidden/>
@@ -3316,16 +3309,16 @@
       </w:tblCellMar>
     </w:tblPr>
   </w:style>
-  <w:style w:type="numbering" w:default="1" w:styleId="NoList">
+  <w:style w:type="numbering" w:default="1" w:styleId="a2">
     <w:name w:val="No List"/>
     <w:uiPriority w:val="99"/>
     <w:semiHidden/>
     <w:unhideWhenUsed/>
   </w:style>
-  <w:style w:type="character" w:customStyle="1" w:styleId="Heading1Char">
-    <w:name w:val="Heading 1 Char"/>
-    <w:basedOn w:val="DefaultParagraphFont"/>
-    <w:link w:val="Heading1"/>
+  <w:style w:type="character" w:customStyle="1" w:styleId="10">
+    <w:name w:val="標題 1 字元"/>
+    <w:basedOn w:val="a0"/>
+    <w:link w:val="1"/>
     <w:uiPriority w:val="9"/>
     <w:rsid w:val="00D91C7C"/>
     <w:rPr>
@@ -3335,10 +3328,10 @@
       <w:szCs w:val="40"/>
     </w:rPr>
   </w:style>
-  <w:style w:type="character" w:customStyle="1" w:styleId="Heading2Char">
-    <w:name w:val="Heading 2 Char"/>
-    <w:basedOn w:val="DefaultParagraphFont"/>
-    <w:link w:val="Heading2"/>
+  <w:style w:type="character" w:customStyle="1" w:styleId="20">
+    <w:name w:val="標題 2 字元"/>
+    <w:basedOn w:val="a0"/>
+    <w:link w:val="2"/>
     <w:uiPriority w:val="9"/>
     <w:semiHidden/>
     <w:rsid w:val="00D91C7C"/>
@@ -3349,10 +3342,10 @@
       <w:szCs w:val="32"/>
     </w:rPr>
   </w:style>
-  <w:style w:type="character" w:customStyle="1" w:styleId="Heading3Char">
-    <w:name w:val="Heading 3 Char"/>
-    <w:basedOn w:val="DefaultParagraphFont"/>
-    <w:link w:val="Heading3"/>
+  <w:style w:type="character" w:customStyle="1" w:styleId="30">
+    <w:name w:val="標題 3 字元"/>
+    <w:basedOn w:val="a0"/>
+    <w:link w:val="3"/>
     <w:uiPriority w:val="9"/>
     <w:semiHidden/>
     <w:rsid w:val="00D91C7C"/>
@@ -3363,10 +3356,10 @@
       <w:szCs w:val="28"/>
     </w:rPr>
   </w:style>
-  <w:style w:type="character" w:customStyle="1" w:styleId="Heading4Char">
-    <w:name w:val="Heading 4 Char"/>
-    <w:basedOn w:val="DefaultParagraphFont"/>
-    <w:link w:val="Heading4"/>
+  <w:style w:type="character" w:customStyle="1" w:styleId="40">
+    <w:name w:val="標題 4 字元"/>
+    <w:basedOn w:val="a0"/>
+    <w:link w:val="4"/>
     <w:uiPriority w:val="9"/>
     <w:semiHidden/>
     <w:rsid w:val="00D91C7C"/>
@@ -3377,10 +3370,10 @@
       <w:color w:val="0F4761" w:themeColor="accent1" w:themeShade="BF"/>
     </w:rPr>
   </w:style>
-  <w:style w:type="character" w:customStyle="1" w:styleId="Heading5Char">
-    <w:name w:val="Heading 5 Char"/>
-    <w:basedOn w:val="DefaultParagraphFont"/>
-    <w:link w:val="Heading5"/>
+  <w:style w:type="character" w:customStyle="1" w:styleId="50">
+    <w:name w:val="標題 5 字元"/>
+    <w:basedOn w:val="a0"/>
+    <w:link w:val="5"/>
     <w:uiPriority w:val="9"/>
     <w:semiHidden/>
     <w:rsid w:val="00D91C7C"/>
@@ -3389,10 +3382,10 @@
       <w:color w:val="0F4761" w:themeColor="accent1" w:themeShade="BF"/>
     </w:rPr>
   </w:style>
-  <w:style w:type="character" w:customStyle="1" w:styleId="Heading6Char">
-    <w:name w:val="Heading 6 Char"/>
-    <w:basedOn w:val="DefaultParagraphFont"/>
-    <w:link w:val="Heading6"/>
+  <w:style w:type="character" w:customStyle="1" w:styleId="60">
+    <w:name w:val="標題 6 字元"/>
+    <w:basedOn w:val="a0"/>
+    <w:link w:val="6"/>
     <w:uiPriority w:val="9"/>
     <w:semiHidden/>
     <w:rsid w:val="00D91C7C"/>
@@ -3403,10 +3396,10 @@
       <w:color w:val="595959" w:themeColor="text1" w:themeTint="A6"/>
     </w:rPr>
   </w:style>
-  <w:style w:type="character" w:customStyle="1" w:styleId="Heading7Char">
-    <w:name w:val="Heading 7 Char"/>
-    <w:basedOn w:val="DefaultParagraphFont"/>
-    <w:link w:val="Heading7"/>
+  <w:style w:type="character" w:customStyle="1" w:styleId="70">
+    <w:name w:val="標題 7 字元"/>
+    <w:basedOn w:val="a0"/>
+    <w:link w:val="7"/>
     <w:uiPriority w:val="9"/>
     <w:semiHidden/>
     <w:rsid w:val="00D91C7C"/>
@@ -3415,10 +3408,10 @@
       <w:color w:val="595959" w:themeColor="text1" w:themeTint="A6"/>
     </w:rPr>
   </w:style>
-  <w:style w:type="character" w:customStyle="1" w:styleId="Heading8Char">
-    <w:name w:val="Heading 8 Char"/>
-    <w:basedOn w:val="DefaultParagraphFont"/>
-    <w:link w:val="Heading8"/>
+  <w:style w:type="character" w:customStyle="1" w:styleId="80">
+    <w:name w:val="標題 8 字元"/>
+    <w:basedOn w:val="a0"/>
+    <w:link w:val="8"/>
     <w:uiPriority w:val="9"/>
     <w:semiHidden/>
     <w:rsid w:val="00D91C7C"/>
@@ -3429,10 +3422,10 @@
       <w:color w:val="272727" w:themeColor="text1" w:themeTint="D8"/>
     </w:rPr>
   </w:style>
-  <w:style w:type="character" w:customStyle="1" w:styleId="Heading9Char">
-    <w:name w:val="Heading 9 Char"/>
-    <w:basedOn w:val="DefaultParagraphFont"/>
-    <w:link w:val="Heading9"/>
+  <w:style w:type="character" w:customStyle="1" w:styleId="90">
+    <w:name w:val="標題 9 字元"/>
+    <w:basedOn w:val="a0"/>
+    <w:link w:val="9"/>
     <w:uiPriority w:val="9"/>
     <w:semiHidden/>
     <w:rsid w:val="00D91C7C"/>
@@ -3441,11 +3434,11 @@
       <w:color w:val="272727" w:themeColor="text1" w:themeTint="D8"/>
     </w:rPr>
   </w:style>
-  <w:style w:type="paragraph" w:styleId="Title">
+  <w:style w:type="paragraph" w:styleId="a3">
     <w:name w:val="Title"/>
-    <w:basedOn w:val="Normal"/>
-    <w:next w:val="Normal"/>
-    <w:link w:val="TitleChar"/>
+    <w:basedOn w:val="a"/>
+    <w:next w:val="a"/>
+    <w:link w:val="a4"/>
     <w:uiPriority w:val="10"/>
     <w:qFormat/>
     <w:rsid w:val="00D91C7C"/>
@@ -3461,10 +3454,10 @@
       <w:szCs w:val="56"/>
     </w:rPr>
   </w:style>
-  <w:style w:type="character" w:customStyle="1" w:styleId="TitleChar">
-    <w:name w:val="Title Char"/>
-    <w:basedOn w:val="DefaultParagraphFont"/>
-    <w:link w:val="Title"/>
+  <w:style w:type="character" w:customStyle="1" w:styleId="a4">
+    <w:name w:val="標題 字元"/>
+    <w:basedOn w:val="a0"/>
+    <w:link w:val="a3"/>
     <w:uiPriority w:val="10"/>
     <w:rsid w:val="00D91C7C"/>
     <w:rPr>
@@ -3475,11 +3468,11 @@
       <w:szCs w:val="56"/>
     </w:rPr>
   </w:style>
-  <w:style w:type="paragraph" w:styleId="Subtitle">
+  <w:style w:type="paragraph" w:styleId="a5">
     <w:name w:val="Subtitle"/>
-    <w:basedOn w:val="Normal"/>
-    <w:next w:val="Normal"/>
-    <w:link w:val="SubtitleChar"/>
+    <w:basedOn w:val="a"/>
+    <w:next w:val="a"/>
+    <w:link w:val="a6"/>
     <w:uiPriority w:val="11"/>
     <w:qFormat/>
     <w:rsid w:val="00D91C7C"/>
@@ -3496,10 +3489,10 @@
       <w:szCs w:val="28"/>
     </w:rPr>
   </w:style>
-  <w:style w:type="character" w:customStyle="1" w:styleId="SubtitleChar">
-    <w:name w:val="Subtitle Char"/>
-    <w:basedOn w:val="DefaultParagraphFont"/>
-    <w:link w:val="Subtitle"/>
+  <w:style w:type="character" w:customStyle="1" w:styleId="a6">
+    <w:name w:val="副標題 字元"/>
+    <w:basedOn w:val="a0"/>
+    <w:link w:val="a5"/>
     <w:uiPriority w:val="11"/>
     <w:rsid w:val="00D91C7C"/>
     <w:rPr>
@@ -3510,11 +3503,11 @@
       <w:szCs w:val="28"/>
     </w:rPr>
   </w:style>
-  <w:style w:type="paragraph" w:styleId="Quote">
+  <w:style w:type="paragraph" w:styleId="a7">
     <w:name w:val="Quote"/>
-    <w:basedOn w:val="Normal"/>
-    <w:next w:val="Normal"/>
-    <w:link w:val="QuoteChar"/>
+    <w:basedOn w:val="a"/>
+    <w:next w:val="a"/>
+    <w:link w:val="a8"/>
     <w:uiPriority w:val="29"/>
     <w:qFormat/>
     <w:rsid w:val="00D91C7C"/>
@@ -3528,10 +3521,10 @@
       <w:color w:val="404040" w:themeColor="text1" w:themeTint="BF"/>
     </w:rPr>
   </w:style>
-  <w:style w:type="character" w:customStyle="1" w:styleId="QuoteChar">
-    <w:name w:val="Quote Char"/>
-    <w:basedOn w:val="DefaultParagraphFont"/>
-    <w:link w:val="Quote"/>
+  <w:style w:type="character" w:customStyle="1" w:styleId="a8">
+    <w:name w:val="引文 字元"/>
+    <w:basedOn w:val="a0"/>
+    <w:link w:val="a7"/>
     <w:uiPriority w:val="29"/>
     <w:rsid w:val="00D91C7C"/>
     <w:rPr>
@@ -3540,9 +3533,9 @@
       <w:color w:val="404040" w:themeColor="text1" w:themeTint="BF"/>
     </w:rPr>
   </w:style>
-  <w:style w:type="paragraph" w:styleId="ListParagraph">
+  <w:style w:type="paragraph" w:styleId="a9">
     <w:name w:val="List Paragraph"/>
-    <w:basedOn w:val="Normal"/>
+    <w:basedOn w:val="a"/>
     <w:uiPriority w:val="34"/>
     <w:qFormat/>
     <w:rsid w:val="00D91C7C"/>
@@ -3551,9 +3544,9 @@
       <w:contextualSpacing/>
     </w:pPr>
   </w:style>
-  <w:style w:type="character" w:styleId="IntenseEmphasis">
+  <w:style w:type="character" w:styleId="aa">
     <w:name w:val="Intense Emphasis"/>
-    <w:basedOn w:val="DefaultParagraphFont"/>
+    <w:basedOn w:val="a0"/>
     <w:uiPriority w:val="21"/>
     <w:qFormat/>
     <w:rsid w:val="00D91C7C"/>
@@ -3563,11 +3556,11 @@
       <w:color w:val="0F4761" w:themeColor="accent1" w:themeShade="BF"/>
     </w:rPr>
   </w:style>
-  <w:style w:type="paragraph" w:styleId="IntenseQuote">
+  <w:style w:type="paragraph" w:styleId="ab">
     <w:name w:val="Intense Quote"/>
-    <w:basedOn w:val="Normal"/>
-    <w:next w:val="Normal"/>
-    <w:link w:val="IntenseQuoteChar"/>
+    <w:basedOn w:val="a"/>
+    <w:next w:val="a"/>
+    <w:link w:val="ac"/>
     <w:uiPriority w:val="30"/>
     <w:qFormat/>
     <w:rsid w:val="00D91C7C"/>
@@ -3586,10 +3579,10 @@
       <w:color w:val="0F4761" w:themeColor="accent1" w:themeShade="BF"/>
     </w:rPr>
   </w:style>
-  <w:style w:type="character" w:customStyle="1" w:styleId="IntenseQuoteChar">
-    <w:name w:val="Intense Quote Char"/>
-    <w:basedOn w:val="DefaultParagraphFont"/>
-    <w:link w:val="IntenseQuote"/>
+  <w:style w:type="character" w:customStyle="1" w:styleId="ac">
+    <w:name w:val="鮮明引文 字元"/>
+    <w:basedOn w:val="a0"/>
+    <w:link w:val="ab"/>
     <w:uiPriority w:val="30"/>
     <w:rsid w:val="00D91C7C"/>
     <w:rPr>
@@ -3598,9 +3591,9 @@
       <w:color w:val="0F4761" w:themeColor="accent1" w:themeShade="BF"/>
     </w:rPr>
   </w:style>
-  <w:style w:type="character" w:styleId="IntenseReference">
+  <w:style w:type="character" w:styleId="ad">
     <w:name w:val="Intense Reference"/>
-    <w:basedOn w:val="DefaultParagraphFont"/>
+    <w:basedOn w:val="a0"/>
     <w:uiPriority w:val="32"/>
     <w:qFormat/>
     <w:rsid w:val="00D91C7C"/>

--- a/Smart NFU School/專題-虎科大智慧校園.docx
+++ b/Smart NFU School/專題-虎科大智慧校園.docx
@@ -776,7 +776,7 @@
         <w:rPr>
           <w:rFonts w:ascii="Times New Roman" w:eastAsia="DFKai-SB" w:hAnsi="Times New Roman" w:hint="eastAsia"/>
         </w:rPr>
-        <w:t>6</w:t>
+        <w:t>8</w:t>
       </w:r>
       <w:r>
         <w:rPr>
@@ -788,68 +788,6 @@
         <w:rPr>
           <w:rFonts w:ascii="Times New Roman" w:eastAsia="DFKai-SB" w:hAnsi="Times New Roman" w:hint="eastAsia"/>
         </w:rPr>
-        <w:t>太陽能板</w:t>
-      </w:r>
-    </w:p>
-    <w:p>
-      <w:pPr>
-        <w:rPr>
-          <w:rFonts w:ascii="Times New Roman" w:eastAsia="DFKai-SB" w:hAnsi="Times New Roman"/>
-        </w:rPr>
-      </w:pPr>
-      <w:r>
-        <w:rPr>
-          <w:rFonts w:ascii="Times New Roman" w:eastAsia="DFKai-SB" w:hAnsi="Times New Roman" w:hint="eastAsia"/>
-        </w:rPr>
-        <w:t>0</w:t>
-      </w:r>
-      <w:r>
-        <w:rPr>
-          <w:rFonts w:ascii="Times New Roman" w:eastAsia="DFKai-SB" w:hAnsi="Times New Roman" w:hint="eastAsia"/>
-        </w:rPr>
-        <w:t>7</w:t>
-      </w:r>
-      <w:r>
-        <w:rPr>
-          <w:rFonts w:ascii="Times New Roman" w:eastAsia="DFKai-SB" w:hAnsi="Times New Roman" w:hint="eastAsia"/>
-        </w:rPr>
-        <w:t xml:space="preserve">. </w:t>
-      </w:r>
-      <w:r>
-        <w:rPr>
-          <w:rFonts w:ascii="Times New Roman" w:eastAsia="DFKai-SB" w:hAnsi="Times New Roman" w:hint="eastAsia"/>
-        </w:rPr>
-        <w:t>螢幕</w:t>
-      </w:r>
-    </w:p>
-    <w:p>
-      <w:pPr>
-        <w:rPr>
-          <w:rFonts w:ascii="Times New Roman" w:eastAsia="DFKai-SB" w:hAnsi="Times New Roman"/>
-        </w:rPr>
-      </w:pPr>
-      <w:r>
-        <w:rPr>
-          <w:rFonts w:ascii="Times New Roman" w:eastAsia="DFKai-SB" w:hAnsi="Times New Roman" w:hint="eastAsia"/>
-        </w:rPr>
-        <w:t>0</w:t>
-      </w:r>
-      <w:r>
-        <w:rPr>
-          <w:rFonts w:ascii="Times New Roman" w:eastAsia="DFKai-SB" w:hAnsi="Times New Roman" w:hint="eastAsia"/>
-        </w:rPr>
-        <w:t>8</w:t>
-      </w:r>
-      <w:r>
-        <w:rPr>
-          <w:rFonts w:ascii="Times New Roman" w:eastAsia="DFKai-SB" w:hAnsi="Times New Roman" w:hint="eastAsia"/>
-        </w:rPr>
-        <w:t xml:space="preserve">. </w:t>
-      </w:r>
-      <w:r>
-        <w:rPr>
-          <w:rFonts w:ascii="Times New Roman" w:eastAsia="DFKai-SB" w:hAnsi="Times New Roman" w:hint="eastAsia"/>
-        </w:rPr>
         <w:t>GPS</w:t>
       </w:r>
     </w:p>
@@ -1307,58 +1245,58 @@
         <w:rPr>
           <w:rFonts w:ascii="Times New Roman" w:eastAsia="DFKai-SB" w:hAnsi="Times New Roman" w:hint="eastAsia"/>
         </w:rPr>
+        <w:t>二、</w:t>
+      </w:r>
+      <w:r>
+        <w:rPr>
+          <w:rFonts w:ascii="Times New Roman" w:eastAsia="DFKai-SB" w:hAnsi="Times New Roman" w:hint="eastAsia"/>
+        </w:rPr>
+        <w:t>關鍵字</w:t>
+      </w:r>
+    </w:p>
+    <w:p>
+      <w:pPr>
+        <w:rPr>
+          <w:rFonts w:ascii="Times New Roman" w:eastAsia="DFKai-SB" w:hAnsi="Times New Roman"/>
+        </w:rPr>
+      </w:pPr>
+      <w:r>
+        <w:rPr>
+          <w:rFonts w:ascii="Times New Roman" w:eastAsia="DFKai-SB" w:hAnsi="Times New Roman"/>
+        </w:rPr>
+        <w:t>虎科大、智慧校園、物聯網、</w:t>
+      </w:r>
+      <w:r>
+        <w:rPr>
+          <w:rFonts w:ascii="Times New Roman" w:eastAsia="DFKai-SB" w:hAnsi="Times New Roman" w:hint="eastAsia"/>
+        </w:rPr>
+        <w:t>智慧教室牌</w:t>
+      </w:r>
+      <w:r>
+        <w:rPr>
+          <w:rFonts w:ascii="Times New Roman" w:eastAsia="DFKai-SB" w:hAnsi="Times New Roman"/>
+        </w:rPr>
+        <w:t>、智慧停車場</w:t>
+      </w:r>
+    </w:p>
+    <w:p>
+      <w:pPr>
+        <w:rPr>
+          <w:rFonts w:ascii="Times New Roman" w:eastAsia="DFKai-SB" w:hAnsi="Times New Roman"/>
+        </w:rPr>
+      </w:pPr>
+    </w:p>
+    <w:p>
+      <w:pPr>
+        <w:rPr>
+          <w:rFonts w:ascii="Times New Roman" w:eastAsia="DFKai-SB" w:hAnsi="Times New Roman"/>
+        </w:rPr>
+      </w:pPr>
+      <w:r>
+        <w:rPr>
+          <w:rFonts w:ascii="Times New Roman" w:eastAsia="DFKai-SB" w:hAnsi="Times New Roman" w:hint="eastAsia"/>
+        </w:rPr>
         <w:lastRenderedPageBreak/>
-        <w:t>二、</w:t>
-      </w:r>
-      <w:r>
-        <w:rPr>
-          <w:rFonts w:ascii="Times New Roman" w:eastAsia="DFKai-SB" w:hAnsi="Times New Roman" w:hint="eastAsia"/>
-        </w:rPr>
-        <w:t>關鍵字</w:t>
-      </w:r>
-    </w:p>
-    <w:p>
-      <w:pPr>
-        <w:rPr>
-          <w:rFonts w:ascii="Times New Roman" w:eastAsia="DFKai-SB" w:hAnsi="Times New Roman"/>
-        </w:rPr>
-      </w:pPr>
-      <w:r>
-        <w:rPr>
-          <w:rFonts w:ascii="Times New Roman" w:eastAsia="DFKai-SB" w:hAnsi="Times New Roman"/>
-        </w:rPr>
-        <w:t>虎科大、智慧校園、物聯網、</w:t>
-      </w:r>
-      <w:r>
-        <w:rPr>
-          <w:rFonts w:ascii="Times New Roman" w:eastAsia="DFKai-SB" w:hAnsi="Times New Roman" w:hint="eastAsia"/>
-        </w:rPr>
-        <w:t>智慧教室牌</w:t>
-      </w:r>
-      <w:r>
-        <w:rPr>
-          <w:rFonts w:ascii="Times New Roman" w:eastAsia="DFKai-SB" w:hAnsi="Times New Roman"/>
-        </w:rPr>
-        <w:t>、智慧停車場</w:t>
-      </w:r>
-    </w:p>
-    <w:p>
-      <w:pPr>
-        <w:rPr>
-          <w:rFonts w:ascii="Times New Roman" w:eastAsia="DFKai-SB" w:hAnsi="Times New Roman"/>
-        </w:rPr>
-      </w:pPr>
-    </w:p>
-    <w:p>
-      <w:pPr>
-        <w:rPr>
-          <w:rFonts w:ascii="Times New Roman" w:eastAsia="DFKai-SB" w:hAnsi="Times New Roman"/>
-        </w:rPr>
-      </w:pPr>
-      <w:r>
-        <w:rPr>
-          <w:rFonts w:ascii="Times New Roman" w:eastAsia="DFKai-SB" w:hAnsi="Times New Roman" w:hint="eastAsia"/>
-        </w:rPr>
         <w:t>三、簡介</w:t>
       </w:r>
       <w:r>
@@ -1796,7 +1734,6 @@
         <w:rPr>
           <w:rFonts w:ascii="Times New Roman" w:eastAsia="DFKai-SB" w:hAnsi="Times New Roman"/>
         </w:rPr>
-        <w:lastRenderedPageBreak/>
         <w:t>建立紅外線感測停車系統</w:t>
       </w:r>
     </w:p>
@@ -1860,6 +1797,7 @@
         <w:rPr>
           <w:rFonts w:ascii="Times New Roman" w:eastAsia="DFKai-SB" w:hAnsi="Times New Roman"/>
         </w:rPr>
+        <w:lastRenderedPageBreak/>
         <w:t>整合與測試系統</w:t>
       </w:r>
     </w:p>
